--- a/Materialsysteme_Vergleich.docx
+++ b/Materialsysteme_Vergleich.docx
@@ -28,13 +28,13 @@
         <w:rPr>
           <w:rFonts w:ascii="Arial" w:hAnsi="Arial" w:cs="Arial"/>
         </w:rPr>
-        <w:t xml:space="preserve">Stand: 09.08.2026. Claude-Code-generiert auf Basis von sieben Literatur-Tiefenrecherchen (~150 verifizierte Referenzen); inhaltlich noch nicht gegengeprüft. Jeder Materialordner (Material_1 … Material_5) enthält ein vollständiges, individuell angepasstes Antragsset: Feodor-Lynen-Exposé </w:t>
+        <w:t>Stand: 09.08.2026. Claude-Code-generiert auf Basis von sieben Literatur-Tiefenrecherchen (~150 verifizierte Referenzen). Alle 19 in diesem Dokument zitierten Arbeiten wurden am 09.08.2026 per Crossref-DOI-Abgleich verifiziert (Titel, Journal, Band, Seiten, Jahr, Erstautoren); die inhaltlichen Aussagen selbst sind weiterhin nicht gegengeprüft. Jeder Materialordner (Material_1 … Material_5) enthält ein vollstä</w:t>
       </w:r>
       <w:r>
         <w:rPr>
           <w:rFonts w:ascii="Arial" w:hAnsi="Arial" w:cs="Arial"/>
         </w:rPr>
-        <w:t>(Pilotprojekt bei Chueh/Stanford), ERC Starting Grant (COVMAP) und DFG Emmy Noether (COMET-Ox), jeweils mit dem betreffenden System als Lynen-Pilotmaterial.</w:t>
+        <w:t>ndiges, individuell angepasstes Antragsset: Feodor-Lynen-Exposé (Pilotprojekt bei Chueh/Stanford), ERC Starting Grant (COVMAP) und DFG Emmy Noether (COMET-Ox), jeweils mit dem betreffenden System als Lynen-Pilotmaterial.</w:t>
       </w:r>
     </w:p>
     <w:p>
@@ -804,7 +804,7 @@
                 <w:sz w:val="18"/>
                 <w:szCs w:val="18"/>
               </w:rPr>
-              <w:t>Kovalenz vs. x im OER-Kontext quantifiziert (JPCC 2022); Manganit-XAS-Basis (Abbate 1992)</w:t>
+              <w:t>Kovalenz vs. x im OER-Kontext quantifiziert (Lole et al., JPCC 127, 177 (2023)); Manganit-XAS-Basis (Abbate 1992)</w:t>
             </w:r>
           </w:p>
         </w:tc>
@@ -876,7 +876,15 @@
                 <w:sz w:val="18"/>
                 <w:szCs w:val="18"/>
               </w:rPr>
-              <w:t>Eigene Kernexpertise (Promotion, Chem.-Rev.-Erstautor); Asanuma-Datensatz als publizierte Benchmark; mechanismus-stabil (isolierend über ganze Reihe, kein Brownmillerit)</w:t>
+              <w:t>Eigene Kernexpertise (Promotion, Chem.-Rev.-Erstautor); Asanuma-Datensatz als publizierte Benchmark; mechanismus-stabil (isolierend ü</w:t>
+            </w:r>
+            <w:r>
+              <w:rPr>
+                <w:rFonts w:ascii="Arial" w:eastAsia="Times New Roman" w:hAnsi="Arial" w:cs="Arial"/>
+                <w:sz w:val="18"/>
+                <w:szCs w:val="18"/>
+              </w:rPr>
+              <w:t>ber ganze Reihe, kein Brownmillerit)</w:t>
             </w:r>
           </w:p>
         </w:tc>
@@ -1218,7 +1226,15 @@
                 <w:sz w:val="18"/>
                 <w:szCs w:val="18"/>
               </w:rPr>
-              <w:t xml:space="preserve"> rudimentär); Zwischenkompositionen: keine einzige Memristor-Studie</w:t>
+              <w:t xml:space="preserve"> rudimentä</w:t>
+            </w:r>
+            <w:r>
+              <w:rPr>
+                <w:rFonts w:ascii="Arial" w:eastAsia="Times New Roman" w:hAnsi="Arial" w:cs="Arial"/>
+                <w:sz w:val="18"/>
+                <w:szCs w:val="18"/>
+              </w:rPr>
+              <w:t>r); Zwischenkompositionen: keine einzige Memristor-Studie</w:t>
             </w:r>
           </w:p>
         </w:tc>
@@ -1930,7 +1946,15 @@
                 <w:sz w:val="18"/>
                 <w:szCs w:val="18"/>
               </w:rPr>
-              <w:t xml:space="preserve"> im Material (Interstitials); zwei unabhängige Deskriptorachsen (δ, x); höchster Neuheitsgrad: erster intrinsischer Interstitial-Memristor wäre allein publikationsstark</w:t>
+              <w:t xml:space="preserve"> im Material (Interstitials); zwei unabhängige Deskriptorachsen (δ, x); hö</w:t>
+            </w:r>
+            <w:r>
+              <w:rPr>
+                <w:rFonts w:ascii="Arial" w:eastAsia="Times New Roman" w:hAnsi="Arial" w:cs="Arial"/>
+                <w:sz w:val="18"/>
+                <w:szCs w:val="18"/>
+              </w:rPr>
+              <w:t>chster Neuheitsgrad: erster intrinsischer Interstitial-Memristor wäre allein publikationsstark</w:t>
             </w:r>
           </w:p>
         </w:tc>
@@ -2062,7 +2086,7 @@
           <w:sz w:val="21"/>
           <w:szCs w:val="21"/>
         </w:rPr>
-        <w:t xml:space="preserve"> Es ist das einzige System, in dem intrinsisches Schalten, Graphen-Spektroskopie-Zugang, quantifizierte Deskriptoren und Mechanismus-Stabilität bereits publiziert koexistieren – </w:t>
+        <w:t xml:space="preserve"> </w:t>
       </w:r>
       <w:r>
         <w:rPr>
@@ -2070,7 +2094,7 @@
           <w:sz w:val="21"/>
           <w:szCs w:val="21"/>
         </w:rPr>
-        <w:t>die Studie kann sofort mit der Korrelationsfrage beginnen statt mit Machbarkeitsnachweisen.</w:t>
+        <w:t>Es ist das einzige System, in dem intrinsisches Schalten, Graphen-Spektroskopie-Zugang, quantifizierte Deskriptoren und Mechanismus-Stabilität bereits publiziert koexistieren – die Studie kann sofort mit der Korrelationsfrage beginnen statt mit Machbarkeitsnachweisen.</w:t>
       </w:r>
     </w:p>
     <w:p>
@@ -2128,7 +2152,17 @@
           <w:sz w:val="21"/>
           <w:szCs w:val="21"/>
         </w:rPr>
-        <w:t>Größte Lücke: LSFO (Ordner 3)</w:t>
+        <w:t>Größte Lü</w:t>
+      </w:r>
+      <w:r>
+        <w:rPr>
+          <w:rFonts w:ascii="Arial" w:eastAsia="Times New Roman" w:hAnsi="Arial" w:cs="Arial"/>
+          <w:b/>
+          <w:bCs/>
+          <w:sz w:val="21"/>
+          <w:szCs w:val="21"/>
+        </w:rPr>
+        <w:t>cke: LSFO (Ordner 3)</w:t>
       </w:r>
       <w:r>
         <w:rPr>
@@ -2169,15 +2203,7 @@
           <w:sz w:val="21"/>
           <w:szCs w:val="21"/>
         </w:rPr>
-        <w:t xml:space="preserve"> </w:t>
-      </w:r>
-      <w:r>
-        <w:rPr>
-          <w:rFonts w:ascii="Arial" w:eastAsia="Times New Roman" w:hAnsi="Arial" w:cs="Arial"/>
-          <w:sz w:val="21"/>
-          <w:szCs w:val="21"/>
-        </w:rPr>
-        <w:t xml:space="preserve">maximiert persönliches De-Risking, trägt aber den bekannten Reaktivelektroden-Confounder in sich; </w:t>
+        <w:t xml:space="preserve"> maximiert persönliches De-Risking, trägt aber den bekannten Reaktivelektroden-Confounder in sich; </w:t>
       </w:r>
       <w:r>
         <w:rPr>
@@ -2335,9 +2361,9 @@
 <file path=word/numbering.xml><?xml version="1.0" encoding="utf-8"?>
 <w:numbering xmlns:wpc="http://schemas.microsoft.com/office/word/2010/wordprocessingCanvas" xmlns:cx="http://schemas.microsoft.com/office/drawing/2014/chartex" xmlns:cx1="http://schemas.microsoft.com/office/drawing/2015/9/8/chartex" xmlns:cx2="http://schemas.microsoft.com/office/drawing/2015/10/21/chartex" xmlns:cx3="http://schemas.microsoft.com/office/drawing/2016/5/9/chartex" xmlns:cx4="http://schemas.microsoft.com/office/drawing/2016/5/10/chartex" xmlns:cx5="http://schemas.microsoft.com/office/drawing/2016/5/11/chartex" xmlns:cx6="http://schemas.microsoft.com/office/drawing/2016/5/12/chartex" xmlns:cx7="http://schemas.microsoft.com/office/drawing/2016/5/13/chartex" xmlns:cx8="http://schemas.microsoft.com/office/drawing/2016/5/14/chartex" xmlns:mc="http://schemas.openxmlformats.org/markup-compatibility/2006" xmlns:aink="http://schemas.microsoft.com/office/drawing/2016/ink" xmlns:am3d="http://schemas.microsoft.com/office/drawing/2017/model3d" xmlns:o="urn:schemas-microsoft-com:office:office" xmlns:oel="http://schemas.microsoft.com/office/2019/extlst" xmlns:r="http://schemas.openxmlformats.org/officeDocument/2006/relationships" xmlns:m="http://schemas.openxmlformats.org/officeDocument/2006/math" xmlns:v="urn:schemas-microsoft-com:vml" xmlns:wp14="http://schemas.microsoft.com/office/word/2010/wordprocessingDrawing" xmlns:wp="http://schemas.openxmlformats.org/drawingml/2006/wordprocessingDrawing" xmlns:w10="urn:schemas-microsoft-com:office:word" xmlns:w="http://schemas.openxmlformats.org/wordprocessingml/2006/main" xmlns:w14="http://schemas.microsoft.com/office/word/2010/wordml" xmlns:w15="http://schemas.microsoft.com/office/word/2012/wordml" xmlns:w16cei="http://schemas.microsoft.com/office/word/2026/wordml/cei" xmlns:w16cex="http://schemas.microsoft.com/office/word/2018/wordml/cex" xmlns:w16cid="http://schemas.microsoft.com/office/word/2016/wordml/cid" xmlns:w16="http://schemas.microsoft.com/office/word/2018/wordml" xmlns:w16du="http://schemas.microsoft.com/office/word/2023/wordml/word16du" xmlns:w16sdtdh="http://schemas.microsoft.com/office/word/2020/wordml/sdtdatahash" xmlns:w16sdtfl="http://schemas.microsoft.com/office/word/2024/wordml/sdtformatlock" xmlns:w16se="http://schemas.microsoft.com/office/word/2015/wordml/symex" xmlns:wpg="http://schemas.microsoft.com/office/word/2010/wordprocessingGroup" xmlns:wpi="http://schemas.microsoft.com/office/word/2010/wordprocessingInk" xmlns:wne="http://schemas.microsoft.com/office/word/2006/wordml" xmlns:wps="http://schemas.microsoft.com/office/word/2010/wordprocessingShape" mc:Ignorable="w14 w15 w16se w16cid w16 w16cex w16sdtdh w16sdtfl w16du wp14">
   <w:abstractNum w:abstractNumId="0" w15:restartNumberingAfterBreak="0">
-    <w:nsid w:val="62040CE9"/>
+    <w:nsid w:val="16F32293"/>
     <w:multiLevelType w:val="multilevel"/>
-    <w:tmpl w:val="D0943264"/>
+    <w:tmpl w:val="375E8B1C"/>
     <w:lvl w:ilvl="0">
       <w:start w:val="1"/>
       <w:numFmt w:val="bullet"/>
@@ -2484,9 +2510,9 @@
     </w:lvl>
   </w:abstractNum>
   <w:abstractNum w:abstractNumId="1" w15:restartNumberingAfterBreak="0">
-    <w:nsid w:val="70E422DF"/>
+    <w:nsid w:val="59234EC2"/>
     <w:multiLevelType w:val="multilevel"/>
-    <w:tmpl w:val="EB8AD654"/>
+    <w:tmpl w:val="5FEE9A2C"/>
     <w:lvl w:ilvl="0">
       <w:start w:val="1"/>
       <w:numFmt w:val="bullet"/>
@@ -2632,10 +2658,10 @@
       </w:rPr>
     </w:lvl>
   </w:abstractNum>
-  <w:num w:numId="1" w16cid:durableId="1001390495">
+  <w:num w:numId="1" w16cid:durableId="462846569">
     <w:abstractNumId w:val="0"/>
   </w:num>
-  <w:num w:numId="2" w16cid:durableId="2094543756">
+  <w:num w:numId="2" w16cid:durableId="163133232">
     <w:abstractNumId w:val="1"/>
   </w:num>
 </w:numbering>

--- a/Materialsysteme_Vergleich.docx
+++ b/Materialsysteme_Vergleich.docx
@@ -28,13 +28,7 @@
         <w:rPr>
           <w:rFonts w:ascii="Arial" w:hAnsi="Arial" w:cs="Arial"/>
         </w:rPr>
-        <w:t>Stand: 09.08.2026. Claude-Code-generiert auf Basis von sieben Literatur-Tiefenrecherchen (~150 verifizierte Referenzen). Alle 19 in diesem Dokument zitierten Arbeiten wurden am 09.08.2026 per Crossref-DOI-Abgleich verifiziert (Titel, Journal, Band, Seiten, Jahr, Erstautoren); die inhaltlichen Aussagen selbst sind weiterhin nicht gegengeprüft. Jeder Materialordner (Material_1 … Material_5) enthält ein vollstä</w:t>
-      </w:r>
-      <w:r>
-        <w:rPr>
-          <w:rFonts w:ascii="Arial" w:hAnsi="Arial" w:cs="Arial"/>
-        </w:rPr>
-        <w:t>ndiges, individuell angepasstes Antragsset: Feodor-Lynen-Exposé (Pilotprojekt bei Chueh/Stanford), ERC Starting Grant (COVMAP) und DFG Emmy Noether (COMET-Ox), jeweils mit dem betreffenden System als Lynen-Pilotmaterial.</w:t>
+        <w:t>Stand: 09.08.2026. Claude-Code-generiert auf Basis von sieben Literatur-Tiefenrecherchen (~150 verifizierte Referenzen). Am 09.08.2026 wurden alle 101 einzigartigen Literaturverweise des gesamten Antragsportfolios erneut systematisch gegen die Verlagsangaben verifiziert (Titel, Autorenlisten, Journal, Band, Seiten, Jahr, DOI) und die systematische Literatursuche je Materialsystem wiederholt; dabei gefundene Fehler (fünf falsche Erstautoren, ein nicht existierender Autor, ein falscher Titel, zwei vermischte bzw. unvollständige Zitate) wurden in allen Dokumenten korrigiert. Details und Neuerscheinungen 2023–2026: Literaturpruefung_2026-08-09.docx. Jeder Materialordner (Material_1 … Material_5) enthält ein vollständiges, individuell angepasstes Antragsset: Feodor-Lynen-Exposé (Pilotprojekt bei Chueh/Stanford), ERC Starting Grant (COVMAP) und DFG Emmy Noether (COMET-Ox), jeweils mit dem betreffenden System als Lynen-Pilotmaterial.</w:t>
       </w:r>
     </w:p>
     <w:p>
@@ -611,15 +605,7 @@
                 <w:sz w:val="18"/>
                 <w:szCs w:val="18"/>
               </w:rPr>
-              <w:t>-Hub als LSFO; verdünnte Fe-Konzentrationen = subtilere Kovalenzänderungen; Fe:STO ist Jü</w:t>
-            </w:r>
-            <w:r>
-              <w:rPr>
-                <w:rFonts w:ascii="Arial" w:eastAsia="Times New Roman" w:hAnsi="Arial" w:cs="Arial"/>
-                <w:sz w:val="18"/>
-                <w:szCs w:val="18"/>
-              </w:rPr>
-              <w:t>lich-Kernterrain (Abgrenzungsfrage bei Emmy Noether)</w:t>
+              <w:t>-Hub als LSFO; verdünnte Fe-Konzentrationen = subtilere Kovalenzänderungen; Fe:STO ist Jülich-Kernterrain (Abgrenzungsfrage bei Emmy Noether)</w:t>
             </w:r>
           </w:p>
         </w:tc>
@@ -804,7 +790,7 @@
                 <w:sz w:val="18"/>
                 <w:szCs w:val="18"/>
               </w:rPr>
-              <w:t>Kovalenz vs. x im OER-Kontext quantifiziert (Lole et al., JPCC 127, 177 (2023)); Manganit-XAS-Basis (Abbate 1992)</w:t>
+              <w:t>Kovalenz im OER-Kontext für x = 0,1/0,33 quantifiziert (Lole et al., JPCC 127, 177 (2023)); Manganit-XAS-Basis (Abbate 1992)</w:t>
             </w:r>
           </w:p>
         </w:tc>
@@ -876,15 +862,7 @@
                 <w:sz w:val="18"/>
                 <w:szCs w:val="18"/>
               </w:rPr>
-              <w:t>Eigene Kernexpertise (Promotion, Chem.-Rev.-Erstautor); Asanuma-Datensatz als publizierte Benchmark; mechanismus-stabil (isolierend ü</w:t>
-            </w:r>
-            <w:r>
-              <w:rPr>
-                <w:rFonts w:ascii="Arial" w:eastAsia="Times New Roman" w:hAnsi="Arial" w:cs="Arial"/>
-                <w:sz w:val="18"/>
-                <w:szCs w:val="18"/>
-              </w:rPr>
-              <w:t>ber ganze Reihe, kein Brownmillerit)</w:t>
+              <w:t>Eigene Kernexpertise (Promotion, Chem.-Rev.-Erstautor); Asanuma-Datensatz als publizierte Benchmark; mechanismus-stabil (isolierend über ganze Reihe, kein Brownmillerit)</w:t>
             </w:r>
           </w:p>
         </w:tc>
@@ -1139,7 +1117,7 @@
                 <w:sz w:val="18"/>
                 <w:szCs w:val="18"/>
               </w:rPr>
-              <w:t>-Hub (~4 eV → &lt;1 eV, Ritzmann 2013); klassische Kovalenz-XAS (Abbate 1992)</w:t>
+              <w:t>-Hub (~4 eV → &lt;1 eV, Ritzmann 2013 für x ≤ 0,5); klassische Kovalenz-XAS (Abbate 1992)</w:t>
             </w:r>
           </w:p>
         </w:tc>
@@ -1226,15 +1204,7 @@
                 <w:sz w:val="18"/>
                 <w:szCs w:val="18"/>
               </w:rPr>
-              <w:t xml:space="preserve"> rudimentä</w:t>
-            </w:r>
-            <w:r>
-              <w:rPr>
-                <w:rFonts w:ascii="Arial" w:eastAsia="Times New Roman" w:hAnsi="Arial" w:cs="Arial"/>
-                <w:sz w:val="18"/>
-                <w:szCs w:val="18"/>
-              </w:rPr>
-              <w:t>r); Zwischenkompositionen: keine einzige Memristor-Studie</w:t>
+              <w:t xml:space="preserve"> rudimentär); Zwischenkompositionen: keine einzige Memristor-Studie</w:t>
             </w:r>
           </w:p>
         </w:tc>
@@ -1492,13 +1462,6 @@
                 <w:szCs w:val="18"/>
               </w:rPr>
               <w:t xml:space="preserve">: die Kovalenz-vs.-Dotierung-Spektroskopie wurde auf LSMO </w:t>
-            </w:r>
-            <w:r>
-              <w:rPr>
-                <w:rFonts w:ascii="Arial" w:eastAsia="Times New Roman" w:hAnsi="Arial" w:cs="Arial"/>
-                <w:sz w:val="18"/>
-                <w:szCs w:val="18"/>
-              </w:rPr>
               <w:lastRenderedPageBreak/>
               <w:t>kalibriert (Abbate 1992)</w:t>
             </w:r>
@@ -1538,13 +1501,6 @@
               </w:rPr>
               <w:lastRenderedPageBreak/>
               <w:t xml:space="preserve">Als aktive Schicht belegt (Moreno 2010, Liu 2024, in-situ-TEM Yao 2017); nur eine 3-Punkt-x-Serie </w:t>
-            </w:r>
-            <w:r>
-              <w:rPr>
-                <w:rFonts w:ascii="Arial" w:eastAsia="Times New Roman" w:hAnsi="Arial" w:cs="Arial"/>
-                <w:sz w:val="18"/>
-                <w:szCs w:val="18"/>
-              </w:rPr>
               <w:lastRenderedPageBreak/>
               <w:t>(Choi 2013, gesputtert, reaktive Al-Elektroden)</w:t>
             </w:r>
@@ -1584,13 +1540,6 @@
               </w:rPr>
               <w:lastRenderedPageBreak/>
               <w:t xml:space="preserve">Stärkste Spektroskopie-Verankerung; Test der schärfsten Frage: kollabiert das Schaltfenster am </w:t>
-            </w:r>
-            <w:r>
-              <w:rPr>
-                <w:rFonts w:ascii="Arial" w:eastAsia="Times New Roman" w:hAnsi="Arial" w:cs="Arial"/>
-                <w:sz w:val="18"/>
-                <w:szCs w:val="18"/>
-              </w:rPr>
               <w:lastRenderedPageBreak/>
               <w:t>dotierungsgetriebenen Metall-Übergang?</w:t>
             </w:r>
@@ -1630,13 +1579,6 @@
               </w:rPr>
               <w:lastRenderedPageBreak/>
               <w:t xml:space="preserve">Metallisch ab x ≈ 0,17 → begrenzter HRS/ON-OFF; Metall-Isolator-Übergang quer durch die Serie als zweite </w:t>
-            </w:r>
-            <w:r>
-              <w:rPr>
-                <w:rFonts w:ascii="Arial" w:eastAsia="Times New Roman" w:hAnsi="Arial" w:cs="Arial"/>
-                <w:sz w:val="18"/>
-                <w:szCs w:val="18"/>
-              </w:rPr>
               <w:lastRenderedPageBreak/>
               <w:t>Variable; dünne Schalt-Literatur</w:t>
             </w:r>
@@ -1892,7 +1834,7 @@
                 <w:sz w:val="18"/>
                 <w:szCs w:val="18"/>
               </w:rPr>
-              <w:t>Formierfrei/analog demonstriert (Khuu 2022); δ-Serie wählt Mechanismus (Koroleva 2024); operando-VCM belegt (2025) – aber alle Devices mit reaktiver TiN-Interlayer</w:t>
+              <w:t>Formierfrei/analog demonstriert (Khuu 2022); δ-Serie wählt Mechanismus (Koroleva 2024); operando-VCM belegt (2025) – aber alle analogen Dünnfilm-Devices mit reaktiver TiN-Interlayer</w:t>
             </w:r>
           </w:p>
         </w:tc>
@@ -1946,15 +1888,7 @@
                 <w:sz w:val="18"/>
                 <w:szCs w:val="18"/>
               </w:rPr>
-              <w:t xml:space="preserve"> im Material (Interstitials); zwei unabhängige Deskriptorachsen (δ, x); hö</w:t>
-            </w:r>
-            <w:r>
-              <w:rPr>
-                <w:rFonts w:ascii="Arial" w:eastAsia="Times New Roman" w:hAnsi="Arial" w:cs="Arial"/>
-                <w:sz w:val="18"/>
-                <w:szCs w:val="18"/>
-              </w:rPr>
-              <w:t>chster Neuheitsgrad: erster intrinsischer Interstitial-Memristor wäre allein publikationsstark</w:t>
+              <w:t xml:space="preserve"> im Material (Interstitials); zwei unabhängige Deskriptorachsen (δ, x); höchster Neuheitsgrad: erster intrinsischer Interstitial-Memristor wäre allein publikationsstark</w:t>
             </w:r>
           </w:p>
         </w:tc>
@@ -2000,7 +1934,7 @@
                 <w:sz w:val="18"/>
                 <w:szCs w:val="18"/>
               </w:rPr>
-              <w:t>: intrinsisches Schalten ohne TiN nie gezeigt (expliziter Negativbefund); Streifen-/Ladungsordnung und Metallisierung in der Sr-Reihe; Entscheidungstor nötig (Monat 12)</w:t>
+              <w:t>: intrinsisches Schalten ohne TiN in planaren Dünnfilm-Devices nie gezeigt (TiN-frei bisher nur All-Oxid-Bilayer, J. Mater. Chem. A 2022, bzw. Einkristall-Kontakte); Streifen-/Ladungsordnung und Metallisierung in der Sr-Reihe; Entscheidungstor nötig (Monat 12)</w:t>
             </w:r>
           </w:p>
         </w:tc>
@@ -2086,15 +2020,7 @@
           <w:sz w:val="21"/>
           <w:szCs w:val="21"/>
         </w:rPr>
-        <w:t xml:space="preserve"> </w:t>
-      </w:r>
-      <w:r>
-        <w:rPr>
-          <w:rFonts w:ascii="Arial" w:eastAsia="Times New Roman" w:hAnsi="Arial" w:cs="Arial"/>
-          <w:sz w:val="21"/>
-          <w:szCs w:val="21"/>
-        </w:rPr>
-        <w:t>Es ist das einzige System, in dem intrinsisches Schalten, Graphen-Spektroskopie-Zugang, quantifizierte Deskriptoren und Mechanismus-Stabilität bereits publiziert koexistieren – die Studie kann sofort mit der Korrelationsfrage beginnen statt mit Machbarkeitsnachweisen.</w:t>
+        <w:t xml:space="preserve"> Es ist das einzige System, in dem intrinsisches Schalten, Graphen-Spektroskopie-Zugang, quantifizierte Deskriptoren und Mechanismus-Stabilität bereits publiziert koexistieren – die Studie kann sofort mit der Korrelationsfrage beginnen statt mit Machbarkeitsnachweisen.</w:t>
       </w:r>
     </w:p>
     <w:p>
@@ -2152,17 +2078,7 @@
           <w:sz w:val="21"/>
           <w:szCs w:val="21"/>
         </w:rPr>
-        <w:t>Größte Lü</w:t>
-      </w:r>
-      <w:r>
-        <w:rPr>
-          <w:rFonts w:ascii="Arial" w:eastAsia="Times New Roman" w:hAnsi="Arial" w:cs="Arial"/>
-          <w:b/>
-          <w:bCs/>
-          <w:sz w:val="21"/>
-          <w:szCs w:val="21"/>
-        </w:rPr>
-        <w:t>cke: LSFO (Ordner 3)</w:t>
+        <w:t>Größte Lücke: LSFO (Ordner 3)</w:t>
       </w:r>
       <w:r>
         <w:rPr>
@@ -2254,15 +2170,7 @@
           <w:sz w:val="21"/>
           <w:szCs w:val="21"/>
         </w:rPr>
-        <w:t xml:space="preserve"> Die großen Anträ</w:t>
-      </w:r>
-      <w:r>
-        <w:rPr>
-          <w:rFonts w:ascii="Arial" w:eastAsia="Times New Roman" w:hAnsi="Arial" w:cs="Arial"/>
-          <w:sz w:val="21"/>
-          <w:szCs w:val="21"/>
-        </w:rPr>
-        <w:t>ge (ERC/Emmy Noether) behalten in allen Varianten das Drei-Familien-Programm (LSFO/LSMO/LSCO) als Kern; der Ordner bestimmt jeweils nur, welches System als Lynen-Pilot und Vorarbeit dient. Eine denkbare Kompromissstrategie: STF als Lynen-Pilot (sicher), LSFO als Reihe 1 des Gruppenprogramms (größte Lücke), LNO als exploratives Arbeitspaket der zweiten Förderphase.</w:t>
+        <w:t xml:space="preserve"> Die großen Anträge (ERC/Emmy Noether) behalten in allen Varianten das Drei-Familien-Programm (LSFO/LSMO/LSCO) als Kern; der Ordner bestimmt jeweils nur, welches System als Lynen-Pilot und Vorarbeit dient. Eine denkbare Kompromissstrategie: STF als Lynen-Pilot (sicher), LSFO als Reihe 1 des Gruppenprogramms (größte Lücke), LNO als exploratives Arbeitspaket der zweiten Förderphase.</w:t>
       </w:r>
     </w:p>
     <w:p>
@@ -2322,7 +2230,7 @@
           <w:sz w:val="21"/>
           <w:szCs w:val="21"/>
         </w:rPr>
-        <w:t>Manuskript-Platzhalter [P1]/[E4] mit realen Ergebnissen füllen; alle Referenzen per DOI gegenprüfen (websearch-verifiziert, Einzelangaben ohne Gewähr)</w:t>
+        <w:t>Manuskript-Platzhalter [P1]/[E4] mit realen Ergebnissen füllen; Referenzen vollständig verifiziert am 09.08.2026 (Verlagsabgleich, s. Literaturpruefung_2026-08-09.docx)</w:t>
       </w:r>
     </w:p>
     <w:p>

--- a/Materialsysteme_Vergleich.docx
+++ b/Materialsysteme_Vergleich.docx
@@ -21,7 +21,7 @@
           <w:sz w:val="18"/>
           <w:szCs w:val="18"/>
         </w:rPr>
-        <w:t xml:space="preserve">Stand: 09.08.2026, Fokus-Revision. Claude-Code-generiert. Bewertung neu ausgerichtet auf zwei Beleg-Achsen (siehe unten); dafür wurden die Elektrodenstapel und Stöchiometrie-Abhängigkeiten der 14 zentralen Device-Studien einzeln gegen die Verlagsangaben verifiziert. Referenzstatus: Alle 101 Literaturverweise des Portfolios wurden am 09.08.2026 vollständig verifiziert und korrigiert, die systematische Literatursuche je System wiederholt und die empfohlenen Neuaufnahmen in die Antragsdokumente eingearbeitet (Details: Literaturpruefung_2026-08-09.docx). Jeder Materialordner (Material_1 … Material_5) enthält ein vollständiges Antragsset: Feodor-Lynen-Exposé, ERC Starting Grant (COVMAP) und DFG Emmy Noether (COMET-Ox).</w:t>
+        <w:t xml:space="preserve">Stand: 09.08.2026, Fokus-Revision 2. Claude-Code-generiert. Bewertung entlang der Deskriptorkette in drei Beleg-Glieder zerlegt (1a, 1b, 2 – siehe unten); Elektrodenstapel und Stöchiometrie-Abhängigkeiten der 14 zentralen Device-Studien einzeln verifiziert. Referenzstatus: Alle 101 Literaturverweise des Portfolios am 09.08.2026 vollständig verifiziert und korrigiert, Literatursuche je System wiederholt, empfohlene Neuaufnahmen eingearbeitet (Details: Literaturpruefung_2026-08-09.docx). Jeder Materialordner (Material_1 … Material_5) enthält ein vollständiges Antragsset: Feodor-Lynen-Exposé, ERC Starting Grant (COVMAP) und DFG Emmy Noether (COMET-Ox).</w:t>
       </w:r>
     </w:p>
     <w:p>
@@ -30,7 +30,7 @@
         <w:spacing w:after="120" w:before="240"/>
       </w:pPr>
       <w:r>
-        <w:t xml:space="preserve">Bewertungsfokus: zwei Beleg-Achsen</w:t>
+        <w:t xml:space="preserve">Bewertungsfokus: die Deskriptorkette in drei Beleg-Gliedern</w:t>
       </w:r>
     </w:p>
     <w:p>
@@ -38,7 +38,7 @@
         <w:spacing w:after="100"/>
       </w:pPr>
       <w:r>
-        <w:t xml:space="preserve">Achse 1 – Kovalenz und Leerstellen-Energetik vs. Stöchiometrie: Wie gut ist für das System belegt, dass sich die Metall–Sauerstoff-Kovalenz und die Sauerstoffleerstellen-Bildungsenergie (EV) mit der Stöchiometrie (Dotierung x bzw. Sauerstoffgehalt δ) kontrolliert und quantifizierbar ändern? Maßstab: experimentelle XAS-Serien, geschlossene Defektchemie-Beziehungen, quantitative EV(x)-Rechnungen.</w:t>
+        <w:t xml:space="preserve">Die Projektlogik ist eine Kette: Stöchiometrie → Kovalenz → Sauerstoffleerstellen-Bildungsenergie (EV) → Schaltverhalten. Die Beleglage wird pro System für drei Glieder getrennt bewertet:</w:t>
       </w:r>
     </w:p>
     <w:p>
@@ -46,7 +46,23 @@
         <w:spacing w:after="100"/>
       </w:pPr>
       <w:r>
-        <w:t xml:space="preserve">Achse 2 – Resistives Schalten an der Edelmetall-Grenzfläche vs. Stöchiometrie: Wie gut ist belegt, dass das Material an einer inerten Edelmetall-Grenzfläche (Pt, Au, Graphen) resistiv schaltet – und dass dieses Schalten von der Stöchiometrie (und damit der Kovalenz) abhängt? Maßstab: Device-Studien mit eindeutig inerter aktiver Grenzfläche, idealerweise als Kompositions- oder δ-Serie. Hintergrund: Nur an inerten Grenzflächen bleibt die Sauerstoffbilanz im Oxid, sodass die Kovalenz – und nicht die Elektrodenchemie – die gemessene Variable ist.</w:t>
+        <w:t xml:space="preserve">Achse 1a – Kovalenzänderung mit der Stöchiometrie: Wie gut ist experimentell (XAS-Serien, O-K-Preedge) belegt, dass sich die Metall–Sauerstoff-Kovalenz mit der Dotierung x bzw. dem Sauerstoffgehalt δ systematisch und quantifizierbar ändert?</w:t>
+      </w:r>
+    </w:p>
+    <w:p>
+      <w:pPr>
+        <w:spacing w:after="100"/>
+      </w:pPr>
+      <w:r>
+        <w:t xml:space="preserve">Achse 1b – EV-Änderung mit der Kovalenz: Wie gut ist belegt, dass die Leerstellen-Bildungsenergie des Systems der Kovalenz folgt – idealerweise als quantitative EV(x)-Beziehung (Defektchemie, DFT) mit explizitem Kovalenz-Bezug? (Die generische Perowskit-Deskriptorliteratur – Lee 2011, Deml 2014, Jacobs 2019, Wexler 2021 – liefert das Fundament für alle Systeme; bewertet wird hier die systemspezifische Verankerung.)</w:t>
+      </w:r>
+    </w:p>
+    <w:p>
+      <w:pPr>
+        <w:spacing w:after="100"/>
+      </w:pPr>
+      <w:r>
+        <w:t xml:space="preserve">Achse 2 – Resistives Schalten an der Edelmetall-Grenzfläche vs. Stöchiometrie: Wie gut ist belegt, dass das Material an einer inerten Edelmetall-Grenzfläche (Pt, Au, Graphen) resistiv schaltet, und dass dieses Schalten von der Stöchiometrie (und damit der Kovalenz) abhängt? Nur an inerten Grenzflächen bleibt die Sauerstoffbilanz im Oxid, sodass die Kovalenz – und nicht die Elektrodenchemie – die gemessene Variable ist.</w:t>
       </w:r>
     </w:p>
     <w:p>
@@ -71,21 +87,22 @@
         </w:tblBorders>
       </w:tblPr>
       <w:tblGrid>
-        <w:gridCol w:w="1250"/>
-        <w:gridCol w:w="2800"/>
-        <w:gridCol w:w="2800"/>
-        <w:gridCol w:w="2222"/>
+        <w:gridCol w:w="1050"/>
+        <w:gridCol w:w="2050"/>
+        <w:gridCol w:w="2050"/>
+        <w:gridCol w:w="2300"/>
+        <w:gridCol w:w="1622"/>
       </w:tblGrid>
       <w:tr>
         <w:tc>
           <w:tcPr>
-            <w:tcW w:type="dxa" w:w="1250"/>
+            <w:tcW w:type="dxa" w:w="1050"/>
             <w:shd w:fill="E8EDF3" w:val="clear"/>
             <w:tcMar>
               <w:top w:type="dxa" w:w="60"/>
-              <w:left w:type="dxa" w:w="100"/>
-              <w:bottom w:type="dxa" w:w="60"/>
-              <w:right w:type="dxa" w:w="100"/>
+              <w:left w:type="dxa" w:w="90"/>
+              <w:bottom w:type="dxa" w:w="60"/>
+              <w:right w:type="dxa" w:w="90"/>
             </w:tcMar>
           </w:tcPr>
           <w:p>
@@ -93,8 +110,8 @@
               <w:rPr>
                 <w:b/>
                 <w:bCs/>
-                <w:sz w:val="17"/>
-                <w:szCs w:val="17"/>
+                <w:sz w:val="16"/>
+                <w:szCs w:val="16"/>
               </w:rPr>
               <w:t xml:space="preserve">System</w:t>
             </w:r>
@@ -102,13 +119,13 @@
         </w:tc>
         <w:tc>
           <w:tcPr>
-            <w:tcW w:type="dxa" w:w="2800"/>
+            <w:tcW w:type="dxa" w:w="2050"/>
             <w:shd w:fill="E8EDF3" w:val="clear"/>
             <w:tcMar>
               <w:top w:type="dxa" w:w="60"/>
-              <w:left w:type="dxa" w:w="100"/>
-              <w:bottom w:type="dxa" w:w="60"/>
-              <w:right w:type="dxa" w:w="100"/>
+              <w:left w:type="dxa" w:w="90"/>
+              <w:bottom w:type="dxa" w:w="60"/>
+              <w:right w:type="dxa" w:w="90"/>
             </w:tcMar>
           </w:tcPr>
           <w:p>
@@ -116,22 +133,22 @@
               <w:rPr>
                 <w:b/>
                 <w:bCs/>
-                <w:sz w:val="17"/>
-                <w:szCs w:val="17"/>
-              </w:rPr>
-              <w:t xml:space="preserve">Achse 1: Kovalenz &amp; EV vs. Stöchiometrie – Beleglage</w:t>
-            </w:r>
-          </w:p>
-        </w:tc>
-        <w:tc>
-          <w:tcPr>
-            <w:tcW w:type="dxa" w:w="2800"/>
+                <w:sz w:val="16"/>
+                <w:szCs w:val="16"/>
+              </w:rPr>
+              <w:t xml:space="preserve">Achse 1a: Kovalenz vs. Stöchiometrie</w:t>
+            </w:r>
+          </w:p>
+        </w:tc>
+        <w:tc>
+          <w:tcPr>
+            <w:tcW w:type="dxa" w:w="2050"/>
             <w:shd w:fill="E8EDF3" w:val="clear"/>
             <w:tcMar>
               <w:top w:type="dxa" w:w="60"/>
-              <w:left w:type="dxa" w:w="100"/>
-              <w:bottom w:type="dxa" w:w="60"/>
-              <w:right w:type="dxa" w:w="100"/>
+              <w:left w:type="dxa" w:w="90"/>
+              <w:bottom w:type="dxa" w:w="60"/>
+              <w:right w:type="dxa" w:w="90"/>
             </w:tcMar>
           </w:tcPr>
           <w:p>
@@ -139,22 +156,22 @@
               <w:rPr>
                 <w:b/>
                 <w:bCs/>
-                <w:sz w:val="17"/>
-                <w:szCs w:val="17"/>
-              </w:rPr>
-              <w:t xml:space="preserve">Achse 2: Schalten an Edelmetall-Grenzfläche vs. Stöchiometrie – Beleglage</w:t>
-            </w:r>
-          </w:p>
-        </w:tc>
-        <w:tc>
-          <w:tcPr>
-            <w:tcW w:type="dxa" w:w="2222"/>
+                <w:sz w:val="16"/>
+                <w:szCs w:val="16"/>
+              </w:rPr>
+              <w:t xml:space="preserve">Achse 1b: EV vs. Kovalenz</w:t>
+            </w:r>
+          </w:p>
+        </w:tc>
+        <w:tc>
+          <w:tcPr>
+            <w:tcW w:type="dxa" w:w="2300"/>
             <w:shd w:fill="E8EDF3" w:val="clear"/>
             <w:tcMar>
               <w:top w:type="dxa" w:w="60"/>
-              <w:left w:type="dxa" w:w="100"/>
-              <w:bottom w:type="dxa" w:w="60"/>
-              <w:right w:type="dxa" w:w="100"/>
+              <w:left w:type="dxa" w:w="90"/>
+              <w:bottom w:type="dxa" w:w="60"/>
+              <w:right w:type="dxa" w:w="90"/>
             </w:tcMar>
           </w:tcPr>
           <w:p>
@@ -162,8 +179,31 @@
               <w:rPr>
                 <w:b/>
                 <w:bCs/>
-                <w:sz w:val="17"/>
-                <w:szCs w:val="17"/>
+                <w:sz w:val="16"/>
+                <w:szCs w:val="16"/>
+              </w:rPr>
+              <w:t xml:space="preserve">Achse 2: Schalten an Edelmetall-Grenzfläche vs. Stöchiometrie</w:t>
+            </w:r>
+          </w:p>
+        </w:tc>
+        <w:tc>
+          <w:tcPr>
+            <w:tcW w:type="dxa" w:w="1622"/>
+            <w:shd w:fill="E8EDF3" w:val="clear"/>
+            <w:tcMar>
+              <w:top w:type="dxa" w:w="60"/>
+              <w:left w:type="dxa" w:w="90"/>
+              <w:bottom w:type="dxa" w:w="60"/>
+              <w:right w:type="dxa" w:w="90"/>
+            </w:tcMar>
+          </w:tcPr>
+          <w:p>
+            <w:r>
+              <w:rPr>
+                <w:b/>
+                <w:bCs/>
+                <w:sz w:val="16"/>
+                <w:szCs w:val="16"/>
               </w:rPr>
               <w:t xml:space="preserve">Fazit</w:t>
             </w:r>
@@ -173,21 +213,21 @@
       <w:tr>
         <w:tc>
           <w:tcPr>
-            <w:tcW w:type="dxa" w:w="1250"/>
-            <w:tcMar>
-              <w:top w:type="dxa" w:w="60"/>
-              <w:left w:type="dxa" w:w="100"/>
-              <w:bottom w:type="dxa" w:w="60"/>
-              <w:right w:type="dxa" w:w="100"/>
-            </w:tcMar>
-          </w:tcPr>
-          <w:p>
-            <w:r>
-              <w:rPr>
-                <w:b w:val="false"/>
-                <w:bCs w:val="false"/>
-                <w:sz w:val="17"/>
-                <w:szCs w:val="17"/>
+            <w:tcW w:type="dxa" w:w="1050"/>
+            <w:tcMar>
+              <w:top w:type="dxa" w:w="60"/>
+              <w:left w:type="dxa" w:w="90"/>
+              <w:bottom w:type="dxa" w:w="60"/>
+              <w:right w:type="dxa" w:w="90"/>
+            </w:tcMar>
+          </w:tcPr>
+          <w:p>
+            <w:r>
+              <w:rPr>
+                <w:b w:val="false"/>
+                <w:bCs w:val="false"/>
+                <w:sz w:val="16"/>
+                <w:szCs w:val="16"/>
               </w:rPr>
               <w:t xml:space="preserve">1 – SrTi1-xFexO3-δ (STF)</w:t>
             </w:r>
@@ -195,67 +235,89 @@
         </w:tc>
         <w:tc>
           <w:tcPr>
-            <w:tcW w:type="dxa" w:w="2800"/>
-            <w:tcMar>
-              <w:top w:type="dxa" w:w="60"/>
-              <w:left w:type="dxa" w:w="100"/>
-              <w:bottom w:type="dxa" w:w="60"/>
-              <w:right w:type="dxa" w:w="100"/>
-            </w:tcMar>
-          </w:tcPr>
-          <w:p>
-            <w:r>
-              <w:rPr>
-                <w:b w:val="false"/>
-                <w:bCs w:val="false"/>
-                <w:sz w:val="17"/>
-                <w:szCs w:val="17"/>
-              </w:rPr>
-              <w:t xml:space="preserve">Sehr gut belegt – bester quantitativer Anker: kontinuierliche kubische Mischreihe SrTiO3–SrFeO3-δ; Defektchemie in geschlossener Form, Eg(x) = 3,2 − 1,9x + 0,5x² eV und ΔHred(x) = 5,8 − 3,4x + 1,7x² eV (Rothschild 2006); Fe–O-Hybridisierung über die Reihe per XAS (Vračar 2007); O-K-Preedge-Quantifizierung etabliert (Suntivich 2014, Frati 2020). Grenzen: ΔHred aus dem Defektmodell (Leitfähigkeits-/Nichtstöchiometriedaten), nicht direkt kalorimetrisch; verdünntes Fe → kleine absolute Kovalenzänderungen.</w:t>
-            </w:r>
-          </w:p>
-        </w:tc>
-        <w:tc>
-          <w:tcPr>
-            <w:tcW w:type="dxa" w:w="2800"/>
-            <w:tcMar>
-              <w:top w:type="dxa" w:w="60"/>
-              <w:left w:type="dxa" w:w="100"/>
-              <w:bottom w:type="dxa" w:w="60"/>
-              <w:right w:type="dxa" w:w="100"/>
-            </w:tcMar>
-          </w:tcPr>
-          <w:p>
-            <w:r>
-              <w:rPr>
-                <w:b w:val="false"/>
-                <w:bCs w:val="false"/>
-                <w:sz w:val="17"/>
-                <w:szCs w:val="17"/>
-              </w:rPr>
-              <w:t xml:space="preserve">Am besten belegt von allen fünf Systemen: Schalten an der Pt-Grenzfläche mechanistisch etabliert (Muenstermann 2010; Sarantopoulos 2024 – beide Pt/Fe:STO/Nb:STO; Rolle der Pt-Platzierung kontrolliert, Sediva 2019). Entscheidend: Stöchiometrie-gesteuertes Schalten an Pt ist direkt demonstriert – allerdings für die Kationen-Stöchiometrie Sr/Ti (Mikheev 2015, Pt/SrTiO3-Serie), noch nicht für den Fe-Gehalt. Die Fe-Kompositionsserie an inerten Elektroden fehlt (Kernlücke, bestätigt Aug 2026).</w:t>
-            </w:r>
-          </w:p>
-        </w:tc>
-        <w:tc>
-          <w:tcPr>
-            <w:tcW w:type="dxa" w:w="2222"/>
-            <w:tcMar>
-              <w:top w:type="dxa" w:w="60"/>
-              <w:left w:type="dxa" w:w="100"/>
-              <w:bottom w:type="dxa" w:w="60"/>
-              <w:right w:type="dxa" w:w="100"/>
-            </w:tcMar>
-          </w:tcPr>
-          <w:p>
-            <w:r>
-              <w:rPr>
-                <w:b w:val="false"/>
-                <w:bCs w:val="false"/>
-                <w:sz w:val="17"/>
-                <w:szCs w:val="17"/>
-              </w:rPr>
-              <w:t xml:space="preserve">Empfehlung bestätigt und geschärft: einziges System, in dem beide Achsen bereits stark belegt sind; die verbleibende Lücke (Fe-Serie an Pt) ist exakt der Antragsinhalt. Risikoärmster Start.</w:t>
+            <w:tcW w:type="dxa" w:w="2050"/>
+            <w:tcMar>
+              <w:top w:type="dxa" w:w="60"/>
+              <w:left w:type="dxa" w:w="90"/>
+              <w:bottom w:type="dxa" w:w="60"/>
+              <w:right w:type="dxa" w:w="90"/>
+            </w:tcMar>
+          </w:tcPr>
+          <w:p>
+            <w:r>
+              <w:rPr>
+                <w:b w:val="false"/>
+                <w:bCs w:val="false"/>
+                <w:sz w:val="16"/>
+                <w:szCs w:val="16"/>
+              </w:rPr>
+              <w:t xml:space="preserve">Gut belegt: Fe–O-Hybridisierung und Fe-Valenz über die Reihe per XAS dokumentiert (Vračar 2007); die elektronische Struktur ändert sich nachweislich kontinuierlich mit x (Eg(x) = 3,2 − 1,9x + 0,5x² eV, Rothschild 2006); O-K-Preedge-Quantifizierung etabliert (Suntivich 2014, Frati 2020). Einschränkung: verdünntes Fe → kleine absolute Kovalenzänderungen, Präzisionsspektroskopie nötig.</w:t>
+            </w:r>
+          </w:p>
+        </w:tc>
+        <w:tc>
+          <w:tcPr>
+            <w:tcW w:type="dxa" w:w="2050"/>
+            <w:tcMar>
+              <w:top w:type="dxa" w:w="60"/>
+              <w:left w:type="dxa" w:w="90"/>
+              <w:bottom w:type="dxa" w:w="60"/>
+              <w:right w:type="dxa" w:w="90"/>
+            </w:tcMar>
+          </w:tcPr>
+          <w:p>
+            <w:r>
+              <w:rPr>
+                <w:b w:val="false"/>
+                <w:bCs w:val="false"/>
+                <w:sz w:val="16"/>
+                <w:szCs w:val="16"/>
+              </w:rPr>
+              <w:t xml:space="preserve">Am besten verankert, aber indirekt: ΔHred(x) = 5,8 − 3,4x + 1,7x² eV aus experimentnahen Defektdaten (Leitfähigkeit/Nichtstöchiometrie; Rothschild 2006) – die einzige quasi-experimentelle EV-Skala aller fünf Systeme. Der Link läuft jedoch über die gemeinsame Variable x, nicht über direkt gemessene Kovalenz; generische Perowskit-Deskriptormodelle stützen ihn (Lee 2011, Deml 2014, Wexler 2021). Genau diese fehlende direkte Korrelation ist der Antragsinhalt.</w:t>
+            </w:r>
+          </w:p>
+        </w:tc>
+        <w:tc>
+          <w:tcPr>
+            <w:tcW w:type="dxa" w:w="2300"/>
+            <w:tcMar>
+              <w:top w:type="dxa" w:w="60"/>
+              <w:left w:type="dxa" w:w="90"/>
+              <w:bottom w:type="dxa" w:w="60"/>
+              <w:right w:type="dxa" w:w="90"/>
+            </w:tcMar>
+          </w:tcPr>
+          <w:p>
+            <w:r>
+              <w:rPr>
+                <w:b w:val="false"/>
+                <w:bCs w:val="false"/>
+                <w:sz w:val="16"/>
+                <w:szCs w:val="16"/>
+              </w:rPr>
+              <w:t xml:space="preserve">Am besten belegt von allen fünf Systemen: Schalten an der Pt-Grenzfläche mechanistisch etabliert (Muenstermann 2010; Sarantopoulos 2024 – beide Pt/Fe:STO/Nb:STO; Rolle der Pt-Platzierung kontrolliert, Sediva 2019). Stöchiometrie-gesteuertes Schalten an Pt direkt demonstriert – allerdings für die Kationen-Stöchiometrie Sr/Ti (Mikheev 2015), noch nicht für den Fe-Gehalt. Fe-Serie an inerten Elektroden fehlt (Kernlücke, bestätigt Aug 2026).</w:t>
+            </w:r>
+          </w:p>
+        </w:tc>
+        <w:tc>
+          <w:tcPr>
+            <w:tcW w:type="dxa" w:w="1622"/>
+            <w:tcMar>
+              <w:top w:type="dxa" w:w="60"/>
+              <w:left w:type="dxa" w:w="90"/>
+              <w:bottom w:type="dxa" w:w="60"/>
+              <w:right w:type="dxa" w:w="90"/>
+            </w:tcMar>
+          </w:tcPr>
+          <w:p>
+            <w:r>
+              <w:rPr>
+                <w:b w:val="false"/>
+                <w:bCs w:val="false"/>
+                <w:sz w:val="16"/>
+                <w:szCs w:val="16"/>
+              </w:rPr>
+              <w:t xml:space="preserve">Empfehlung bestätigt: stark auf 1b und 2 (die beiden entscheidenden Glieder), solide auf 1a; verbleibende Lücken sind exakt der Antragsinhalt. Risikoärmster Start.</w:t>
             </w:r>
           </w:p>
         </w:tc>
@@ -263,21 +325,21 @@
       <w:tr>
         <w:tc>
           <w:tcPr>
-            <w:tcW w:type="dxa" w:w="1250"/>
-            <w:tcMar>
-              <w:top w:type="dxa" w:w="60"/>
-              <w:left w:type="dxa" w:w="100"/>
-              <w:bottom w:type="dxa" w:w="60"/>
-              <w:right w:type="dxa" w:w="100"/>
-            </w:tcMar>
-          </w:tcPr>
-          <w:p>
-            <w:r>
-              <w:rPr>
-                <w:b w:val="false"/>
-                <w:bCs w:val="false"/>
-                <w:sz w:val="17"/>
-                <w:szCs w:val="17"/>
+            <w:tcW w:type="dxa" w:w="1050"/>
+            <w:tcMar>
+              <w:top w:type="dxa" w:w="60"/>
+              <w:left w:type="dxa" w:w="90"/>
+              <w:bottom w:type="dxa" w:w="60"/>
+              <w:right w:type="dxa" w:w="90"/>
+            </w:tcMar>
+          </w:tcPr>
+          <w:p>
+            <w:r>
+              <w:rPr>
+                <w:b w:val="false"/>
+                <w:bCs w:val="false"/>
+                <w:sz w:val="16"/>
+                <w:szCs w:val="16"/>
               </w:rPr>
               <w:t xml:space="preserve">2 – Pr1-xCaxMnO3 (PCMO)</w:t>
             </w:r>
@@ -285,67 +347,89 @@
         </w:tc>
         <w:tc>
           <w:tcPr>
-            <w:tcW w:type="dxa" w:w="2800"/>
-            <w:tcMar>
-              <w:top w:type="dxa" w:w="60"/>
-              <w:left w:type="dxa" w:w="100"/>
-              <w:bottom w:type="dxa" w:w="60"/>
-              <w:right w:type="dxa" w:w="100"/>
-            </w:tcMar>
-          </w:tcPr>
-          <w:p>
-            <w:r>
-              <w:rPr>
-                <w:b w:val="false"/>
-                <w:bCs w:val="false"/>
-                <w:sz w:val="17"/>
-                <w:szCs w:val="17"/>
-              </w:rPr>
-              <w:t xml:space="preserve">Nur punktuell belegt: XAS-Kovalenzquantifizierung existiert für genau zwei Kompositionen (x = 0,1 und 0,33; Lole 2023, OER-Kontext); keine geschlossene EV(x)-Beziehung für PCMO publiziert; als Kalibrierbasis dient die Manganit-XAS an La1-xSrxMnO3 (Abbate 1992). Die Kovalenzachse wäre im Projekt weitgehend selbst zu vermessen.</w:t>
-            </w:r>
-          </w:p>
-        </w:tc>
-        <w:tc>
-          <w:tcPr>
-            <w:tcW w:type="dxa" w:w="2800"/>
-            <w:tcMar>
-              <w:top w:type="dxa" w:w="60"/>
-              <w:left w:type="dxa" w:w="100"/>
-              <w:bottom w:type="dxa" w:w="60"/>
-              <w:right w:type="dxa" w:w="100"/>
-            </w:tcMar>
-          </w:tcPr>
-          <w:p>
-            <w:r>
-              <w:rPr>
-                <w:b w:val="false"/>
-                <w:bCs w:val="false"/>
-                <w:sz w:val="17"/>
-                <w:szCs w:val="17"/>
-              </w:rPr>
-              <w:t xml:space="preserve">Widersprüchlich belegt: Die einzige komplette x-Serie (Asanuma 2009) läuft über die reaktive Ti-Grenzfläche; an Au verschwindet die Hysterese (Nakamura 2013, Elektrodenserie Al/Ni/Ag/Au auf Pt/PCMO). Aber: Pt/PCMO/Pt-Zellen schalten nachweislich – mit δ-abhängigem Verhalten und STEM-EELS-Beleg der O-Migration ohne reaktive Elektrode (Kramer 2017). Edelmetall-Schalten ist also möglich, aber schwächer, und als Ca-x-Serie unbelegt.</w:t>
-            </w:r>
-          </w:p>
-        </w:tc>
-        <w:tc>
-          <w:tcPr>
-            <w:tcW w:type="dxa" w:w="2222"/>
-            <w:tcMar>
-              <w:top w:type="dxa" w:w="60"/>
-              <w:left w:type="dxa" w:w="100"/>
-              <w:bottom w:type="dxa" w:w="60"/>
-              <w:right w:type="dxa" w:w="100"/>
-            </w:tcMar>
-          </w:tcPr>
-          <w:p>
-            <w:r>
-              <w:rPr>
-                <w:b w:val="false"/>
-                <w:bCs w:val="false"/>
-                <w:sz w:val="17"/>
-                <w:szCs w:val="17"/>
-              </w:rPr>
-              <w:t xml:space="preserve">Persönliches De-Risking (eigene Kernexpertise), aber beide Achsen lückenhaft. Kramer 2017 macht die Edelmetall-Route realistischer als in der bisherigen Bewertung – Aufnahme ins PCMO-Antragsset empfohlen.</w:t>
+            <w:tcW w:type="dxa" w:w="2050"/>
+            <w:tcMar>
+              <w:top w:type="dxa" w:w="60"/>
+              <w:left w:type="dxa" w:w="90"/>
+              <w:bottom w:type="dxa" w:w="60"/>
+              <w:right w:type="dxa" w:w="90"/>
+            </w:tcMar>
+          </w:tcPr>
+          <w:p>
+            <w:r>
+              <w:rPr>
+                <w:b w:val="false"/>
+                <w:bCs w:val="false"/>
+                <w:sz w:val="16"/>
+                <w:szCs w:val="16"/>
+              </w:rPr>
+              <w:t xml:space="preserve">Nur punktuell belegt: XAS-Kovalenzquantifizierung für genau zwei Kompositionen (x = 0,1 und 0,33; Lole 2023, OER-Kontext); dazwischen und darüber unbelegt; Kalibrierbasis ist die Manganit-XAS an La1-xSrxMnO3 (Abbate 1992). Die 1a-Achse wäre im Projekt weitgehend selbst zu vermessen.</w:t>
+            </w:r>
+          </w:p>
+        </w:tc>
+        <w:tc>
+          <w:tcPr>
+            <w:tcW w:type="dxa" w:w="2050"/>
+            <w:tcMar>
+              <w:top w:type="dxa" w:w="60"/>
+              <w:left w:type="dxa" w:w="90"/>
+              <w:bottom w:type="dxa" w:w="60"/>
+              <w:right w:type="dxa" w:w="90"/>
+            </w:tcMar>
+          </w:tcPr>
+          <w:p>
+            <w:r>
+              <w:rPr>
+                <w:b w:val="false"/>
+                <w:bCs w:val="false"/>
+                <w:sz w:val="16"/>
+                <w:szCs w:val="16"/>
+              </w:rPr>
+              <w:t xml:space="preserve">Für PCMO unbelegt: keine publizierte EV(x)- oder EV(Kovalenz)-Beziehung; nur die generischen Perowskit-Deskriptormodelle (Lee 2011, Deml 2014, Wexler 2021) sind übertragbar. Der Asanuma-Optimumsbefund (x ≈ 0,4) wartet seit 15 Jahren auf genau diese Deskriptorerklärung.</w:t>
+            </w:r>
+          </w:p>
+        </w:tc>
+        <w:tc>
+          <w:tcPr>
+            <w:tcW w:type="dxa" w:w="2300"/>
+            <w:tcMar>
+              <w:top w:type="dxa" w:w="60"/>
+              <w:left w:type="dxa" w:w="90"/>
+              <w:bottom w:type="dxa" w:w="60"/>
+              <w:right w:type="dxa" w:w="90"/>
+            </w:tcMar>
+          </w:tcPr>
+          <w:p>
+            <w:r>
+              <w:rPr>
+                <w:b w:val="false"/>
+                <w:bCs w:val="false"/>
+                <w:sz w:val="16"/>
+                <w:szCs w:val="16"/>
+              </w:rPr>
+              <w:t xml:space="preserve">Widersprüchlich belegt: Die einzige komplette x-Serie (Asanuma 2009) läuft über die reaktive Ti-Grenzfläche; an Au verschwindet die Hysterese (Nakamura 2013, Elektrodenserie Al/Ni/Ag/Au auf Pt/PCMO). Aber: Pt/PCMO/Pt-Zellen schalten nachweislich – δ-abhängig, mit STEM-EELS-Beleg der O-Migration ohne reaktive Elektrode (Kramer 2017). Edelmetall-Schalten möglich, aber schwächer, und als Ca-x-Serie unbelegt.</w:t>
+            </w:r>
+          </w:p>
+        </w:tc>
+        <w:tc>
+          <w:tcPr>
+            <w:tcW w:type="dxa" w:w="1622"/>
+            <w:tcMar>
+              <w:top w:type="dxa" w:w="60"/>
+              <w:left w:type="dxa" w:w="90"/>
+              <w:bottom w:type="dxa" w:w="60"/>
+              <w:right w:type="dxa" w:w="90"/>
+            </w:tcMar>
+          </w:tcPr>
+          <w:p>
+            <w:r>
+              <w:rPr>
+                <w:b w:val="false"/>
+                <w:bCs w:val="false"/>
+                <w:sz w:val="16"/>
+                <w:szCs w:val="16"/>
+              </w:rPr>
+              <w:t xml:space="preserve">Persönliches De-Risking (eigene Kernexpertise), aber alle drei Beleg-Glieder lückenhaft; Kramer 2017 macht die Edelmetall-Route realistischer – Aufnahme ins PCMO-Set empfohlen.</w:t>
             </w:r>
           </w:p>
         </w:tc>
@@ -353,21 +437,21 @@
       <w:tr>
         <w:tc>
           <w:tcPr>
-            <w:tcW w:type="dxa" w:w="1250"/>
-            <w:tcMar>
-              <w:top w:type="dxa" w:w="60"/>
-              <w:left w:type="dxa" w:w="100"/>
-              <w:bottom w:type="dxa" w:w="60"/>
-              <w:right w:type="dxa" w:w="100"/>
-            </w:tcMar>
-          </w:tcPr>
-          <w:p>
-            <w:r>
-              <w:rPr>
-                <w:b w:val="false"/>
-                <w:bCs w:val="false"/>
-                <w:sz w:val="17"/>
-                <w:szCs w:val="17"/>
+            <w:tcW w:type="dxa" w:w="1050"/>
+            <w:tcMar>
+              <w:top w:type="dxa" w:w="60"/>
+              <w:left w:type="dxa" w:w="90"/>
+              <w:bottom w:type="dxa" w:w="60"/>
+              <w:right w:type="dxa" w:w="90"/>
+            </w:tcMar>
+          </w:tcPr>
+          <w:p>
+            <w:r>
+              <w:rPr>
+                <w:b w:val="false"/>
+                <w:bCs w:val="false"/>
+                <w:sz w:val="16"/>
+                <w:szCs w:val="16"/>
               </w:rPr>
               <w:t xml:space="preserve">3 – La1-xSrxFeO3-δ (LSFO)</w:t>
             </w:r>
@@ -375,67 +459,89 @@
         </w:tc>
         <w:tc>
           <w:tcPr>
-            <w:tcW w:type="dxa" w:w="2800"/>
-            <w:tcMar>
-              <w:top w:type="dxa" w:w="60"/>
-              <w:left w:type="dxa" w:w="100"/>
-              <w:bottom w:type="dxa" w:w="60"/>
-              <w:right w:type="dxa" w:w="100"/>
-            </w:tcMar>
-          </w:tcPr>
-          <w:p>
-            <w:r>
-              <w:rPr>
-                <w:b w:val="false"/>
-                <w:bCs w:val="false"/>
-                <w:sz w:val="17"/>
-                <w:szCs w:val="17"/>
-              </w:rPr>
-              <w:t xml:space="preserve">Sehr gut belegt: kanonische Kontrolliert-Valenz-XAS über die gesamte Reihe (Abbate 1992: O-2p-Lochcharakter wächst systematisch mit x); EV(x) quantitativ ≈4 eV (x = 0) → &lt;1 eV (x = 0,5) (Ritzmann 2013, DFT+U), Endglieder zusätzlich per Diffusions-QMC (Santana 2017). Größter dokumentierter EV-Hub aller fünf Systeme. Einschränkung: EV rechnerisch, nicht experimentell bestimmt.</w:t>
-            </w:r>
-          </w:p>
-        </w:tc>
-        <w:tc>
-          <w:tcPr>
-            <w:tcW w:type="dxa" w:w="2800"/>
-            <w:tcMar>
-              <w:top w:type="dxa" w:w="60"/>
-              <w:left w:type="dxa" w:w="100"/>
-              <w:bottom w:type="dxa" w:w="60"/>
-              <w:right w:type="dxa" w:w="100"/>
-            </w:tcMar>
-          </w:tcPr>
-          <w:p>
-            <w:r>
-              <w:rPr>
-                <w:b w:val="false"/>
-                <w:bCs w:val="false"/>
-                <w:sz w:val="17"/>
-                <w:szCs w:val="17"/>
-              </w:rPr>
-              <w:t xml:space="preserve">Nur Endglieder: SrFeO2.5/SrFeOx schaltet unter inerten Stapeln (Au-Top/SrRuO3-Boden: Nallagatla 2019, Tian 2019, Rao 2021) – Mechanismus ist dort aber der topotaktische Volumen-Phasenübergang, nicht primär die Edelmetall-Grenzflächenbarriere; LaFeO3 nur rudimentär (Aljurays 2023). Für 0 &lt; x &lt; 1 existiert keine einzige Memristor-Studie (bestätigt Aug 2026): x-abhängiges Schalten an Edelmetall ist komplett unbelegt.</w:t>
-            </w:r>
-          </w:p>
-        </w:tc>
-        <w:tc>
-          <w:tcPr>
-            <w:tcW w:type="dxa" w:w="2222"/>
-            <w:tcMar>
-              <w:top w:type="dxa" w:w="60"/>
-              <w:left w:type="dxa" w:w="100"/>
-              <w:bottom w:type="dxa" w:w="60"/>
-              <w:right w:type="dxa" w:w="100"/>
-            </w:tcMar>
-          </w:tcPr>
-          <w:p>
-            <w:r>
-              <w:rPr>
-                <w:b w:val="false"/>
-                <w:bCs w:val="false"/>
-                <w:sz w:val="17"/>
-                <w:szCs w:val="17"/>
-              </w:rPr>
-              <w:t xml:space="preserve">Stärkste Achse 1, größte Lücke auf Achse 2 – maximaler Erkenntnisgewinn bei mittlerem Risiko; Mechanismuswechsel (Topotaktik) am Sr-Ende bleibt als kartierbare Grenze ehrlich benannt.</w:t>
+            <w:tcW w:type="dxa" w:w="2050"/>
+            <w:tcMar>
+              <w:top w:type="dxa" w:w="60"/>
+              <w:left w:type="dxa" w:w="90"/>
+              <w:bottom w:type="dxa" w:w="60"/>
+              <w:right w:type="dxa" w:w="90"/>
+            </w:tcMar>
+          </w:tcPr>
+          <w:p>
+            <w:r>
+              <w:rPr>
+                <w:b w:val="false"/>
+                <w:bCs w:val="false"/>
+                <w:sz w:val="16"/>
+                <w:szCs w:val="16"/>
+              </w:rPr>
+              <w:t xml:space="preserve">Exzellent – kanonisch: Kontrolliert-Valenz-XAS über die gesamte Reihe zeigt systematisch mit x wachsenden O-2p-Lochcharakter (Abbate 1992); O-K-Preedge-Quantifizierung etabliert (Suntivich 2014). Experimentell die sauberste Stöchiometrie→Kovalenz-Serie neben LSMO.</w:t>
+            </w:r>
+          </w:p>
+        </w:tc>
+        <w:tc>
+          <w:tcPr>
+            <w:tcW w:type="dxa" w:w="2050"/>
+            <w:tcMar>
+              <w:top w:type="dxa" w:w="60"/>
+              <w:left w:type="dxa" w:w="90"/>
+              <w:bottom w:type="dxa" w:w="60"/>
+              <w:right w:type="dxa" w:w="90"/>
+            </w:tcMar>
+          </w:tcPr>
+          <w:p>
+            <w:r>
+              <w:rPr>
+                <w:b w:val="false"/>
+                <w:bCs w:val="false"/>
+                <w:sz w:val="16"/>
+                <w:szCs w:val="16"/>
+              </w:rPr>
+              <w:t xml:space="preserve">Gut belegt, rechnerisch: EV fällt ≈4 eV → &lt;1 eV für x = 0–0,5 und wird explizit über Lochkompensation/kovalente Fe–O-Zustände erklärt (Ritzmann 2013, DFT+U); Endglieder per Diffusions-QMC (Santana 2017); Ferrite prominent in der Deskriptorliteratur (Lee 2011, Mastrikov/Merkle 2012/13). Größter dokumentierter EV-Hub – aber kein experimenteller EV-Messwert.</w:t>
+            </w:r>
+          </w:p>
+        </w:tc>
+        <w:tc>
+          <w:tcPr>
+            <w:tcW w:type="dxa" w:w="2300"/>
+            <w:tcMar>
+              <w:top w:type="dxa" w:w="60"/>
+              <w:left w:type="dxa" w:w="90"/>
+              <w:bottom w:type="dxa" w:w="60"/>
+              <w:right w:type="dxa" w:w="90"/>
+            </w:tcMar>
+          </w:tcPr>
+          <w:p>
+            <w:r>
+              <w:rPr>
+                <w:b w:val="false"/>
+                <w:bCs w:val="false"/>
+                <w:sz w:val="16"/>
+                <w:szCs w:val="16"/>
+              </w:rPr>
+              <w:t xml:space="preserve">Nur Endglieder: SrFeO2.5/SrFeOx schaltet unter inerten Stapeln (Au-Top/SrRuO3-Boden: Nallagatla 2019, Tian 2019, Rao 2021) – Mechanismus ist der topotaktische Volumen-Phasenübergang, nicht primär die Edelmetall-Grenzflächenbarriere; LaFeO3 rudimentär (Aljurays 2023). Für 0 &lt; x &lt; 1 keine einzige Memristor-Studie (bestätigt Aug 2026).</w:t>
+            </w:r>
+          </w:p>
+        </w:tc>
+        <w:tc>
+          <w:tcPr>
+            <w:tcW w:type="dxa" w:w="1622"/>
+            <w:tcMar>
+              <w:top w:type="dxa" w:w="60"/>
+              <w:left w:type="dxa" w:w="90"/>
+              <w:bottom w:type="dxa" w:w="60"/>
+              <w:right w:type="dxa" w:w="90"/>
+            </w:tcMar>
+          </w:tcPr>
+          <w:p>
+            <w:r>
+              <w:rPr>
+                <w:b w:val="false"/>
+                <w:bCs w:val="false"/>
+                <w:sz w:val="16"/>
+                <w:szCs w:val="16"/>
+              </w:rPr>
+              <w:t xml:space="preserve">Ausgewogen stärkstes Deskriptor-Fundament (1a exzellent + 1b quantitativ) bei maximal offener Achse 2 – größter Erkenntnisgewinn, mittleres Risiko (Topotaktik am Sr-Ende als kartierbare Grenze).</w:t>
             </w:r>
           </w:p>
         </w:tc>
@@ -443,21 +549,21 @@
       <w:tr>
         <w:tc>
           <w:tcPr>
-            <w:tcW w:type="dxa" w:w="1250"/>
-            <w:tcMar>
-              <w:top w:type="dxa" w:w="60"/>
-              <w:left w:type="dxa" w:w="100"/>
-              <w:bottom w:type="dxa" w:w="60"/>
-              <w:right w:type="dxa" w:w="100"/>
-            </w:tcMar>
-          </w:tcPr>
-          <w:p>
-            <w:r>
-              <w:rPr>
-                <w:b w:val="false"/>
-                <w:bCs w:val="false"/>
-                <w:sz w:val="17"/>
-                <w:szCs w:val="17"/>
+            <w:tcW w:type="dxa" w:w="1050"/>
+            <w:tcMar>
+              <w:top w:type="dxa" w:w="60"/>
+              <w:left w:type="dxa" w:w="90"/>
+              <w:bottom w:type="dxa" w:w="60"/>
+              <w:right w:type="dxa" w:w="90"/>
+            </w:tcMar>
+          </w:tcPr>
+          <w:p>
+            <w:r>
+              <w:rPr>
+                <w:b w:val="false"/>
+                <w:bCs w:val="false"/>
+                <w:sz w:val="16"/>
+                <w:szCs w:val="16"/>
               </w:rPr>
               <w:t xml:space="preserve">4 – La1-xSrxMnO3-δ (LSMO)</w:t>
             </w:r>
@@ -465,67 +571,89 @@
         </w:tc>
         <w:tc>
           <w:tcPr>
-            <w:tcW w:type="dxa" w:w="2800"/>
-            <w:tcMar>
-              <w:top w:type="dxa" w:w="60"/>
-              <w:left w:type="dxa" w:w="100"/>
-              <w:bottom w:type="dxa" w:w="60"/>
-              <w:right w:type="dxa" w:w="100"/>
-            </w:tcMar>
-          </w:tcPr>
-          <w:p>
-            <w:r>
-              <w:rPr>
-                <w:b w:val="false"/>
-                <w:bCs w:val="false"/>
-                <w:sz w:val="17"/>
-                <w:szCs w:val="17"/>
-              </w:rPr>
-              <w:t xml:space="preserve">Kovalenzteil exzellent: die Kontrolliert-Valenz-Spektroskopie wurde historisch auf La1-xSrxMnO3 kalibriert (Abbate 1992). EV(x) dagegen nur generisch aus DFT-Datenbanken (Curnan 2014, Emery 2017), keine geschlossene Form; Metallisierung ab x ≈ 0,17 ändert die elektronische Struktur qualitativ – zweite Variable auf der Deskriptorachse.</w:t>
-            </w:r>
-          </w:p>
-        </w:tc>
-        <w:tc>
-          <w:tcPr>
-            <w:tcW w:type="dxa" w:w="2800"/>
-            <w:tcMar>
-              <w:top w:type="dxa" w:w="60"/>
-              <w:left w:type="dxa" w:w="100"/>
-              <w:bottom w:type="dxa" w:w="60"/>
-              <w:right w:type="dxa" w:w="100"/>
-            </w:tcMar>
-          </w:tcPr>
-          <w:p>
-            <w:r>
-              <w:rPr>
-                <w:b w:val="false"/>
-                <w:bCs w:val="false"/>
-                <w:sz w:val="17"/>
-                <w:szCs w:val="17"/>
-              </w:rPr>
-              <w:t xml:space="preserve">Schwächste Beleglage: kein Edelmetall-Grenzflächen-Schalten dokumentiert. Die einzige x-Serie (Choi 2013, x = 0,1/0,3/0,5) läuft über reaktives Al-Top (Pt nur Rückelektrode); Moreno 2010 ist spitzenbasiert (explizit kein Zwei-Elektroden-Device); neuere Einzelstudien nutzen aktives Ag (Liu 2024). Schalten an Edelmetall wäre für LSMO von Grund auf neu zu etablieren.</w:t>
-            </w:r>
-          </w:p>
-        </w:tc>
-        <w:tc>
-          <w:tcPr>
-            <w:tcW w:type="dxa" w:w="2222"/>
-            <w:tcMar>
-              <w:top w:type="dxa" w:w="60"/>
-              <w:left w:type="dxa" w:w="100"/>
-              <w:bottom w:type="dxa" w:w="60"/>
-              <w:right w:type="dxa" w:w="100"/>
-            </w:tcMar>
-          </w:tcPr>
-          <w:p>
-            <w:r>
-              <w:rPr>
-                <w:b w:val="false"/>
-                <w:bCs w:val="false"/>
-                <w:sz w:val="17"/>
-                <w:szCs w:val="17"/>
-              </w:rPr>
-              <w:t xml:space="preserve">Bester Spektroskopie-Anker auf der Kovalenzseite, aber Achse 2 bei null und EV(x)-Beleg dünn – höchster Etablierungsaufwand, physikalisch anspruchsvoll (Metall-Übergang).</w:t>
+            <w:tcW w:type="dxa" w:w="2050"/>
+            <w:tcMar>
+              <w:top w:type="dxa" w:w="60"/>
+              <w:left w:type="dxa" w:w="90"/>
+              <w:bottom w:type="dxa" w:w="60"/>
+              <w:right w:type="dxa" w:w="90"/>
+            </w:tcMar>
+          </w:tcPr>
+          <w:p>
+            <w:r>
+              <w:rPr>
+                <w:b w:val="false"/>
+                <w:bCs w:val="false"/>
+                <w:sz w:val="16"/>
+                <w:szCs w:val="16"/>
+              </w:rPr>
+              <w:t xml:space="preserve">Exzellent – der Kalibrierstandard: Die Kontrolliert-Valenz-Spektroskopie der Perowskite wurde historisch auf La1-xSrxMnO3 etabliert (Abbate 1992); systematisches Wachstum des O-2p-Lochcharakters mit x ist das Lehrbuchresultat dieser Reihe.</w:t>
+            </w:r>
+          </w:p>
+        </w:tc>
+        <w:tc>
+          <w:tcPr>
+            <w:tcW w:type="dxa" w:w="2050"/>
+            <w:tcMar>
+              <w:top w:type="dxa" w:w="60"/>
+              <w:left w:type="dxa" w:w="90"/>
+              <w:bottom w:type="dxa" w:w="60"/>
+              <w:right w:type="dxa" w:w="90"/>
+            </w:tcMar>
+          </w:tcPr>
+          <w:p>
+            <w:r>
+              <w:rPr>
+                <w:b w:val="false"/>
+                <w:bCs w:val="false"/>
+                <w:sz w:val="16"/>
+                <w:szCs w:val="16"/>
+              </w:rPr>
+              <w:t xml:space="preserve">Dünn: EV(x) nur generisch aus DFT-Datenbanken (Curnan 2014, Emery 2017), keine geschlossene Form, kein expliziter Kovalenz→EV-Link für LSMO publiziert; Metallisierung ab x ≈ 0,17 legt eine zweite Variable über die Kette.</w:t>
+            </w:r>
+          </w:p>
+        </w:tc>
+        <w:tc>
+          <w:tcPr>
+            <w:tcW w:type="dxa" w:w="2300"/>
+            <w:tcMar>
+              <w:top w:type="dxa" w:w="60"/>
+              <w:left w:type="dxa" w:w="90"/>
+              <w:bottom w:type="dxa" w:w="60"/>
+              <w:right w:type="dxa" w:w="90"/>
+            </w:tcMar>
+          </w:tcPr>
+          <w:p>
+            <w:r>
+              <w:rPr>
+                <w:b w:val="false"/>
+                <w:bCs w:val="false"/>
+                <w:sz w:val="16"/>
+                <w:szCs w:val="16"/>
+              </w:rPr>
+              <w:t xml:space="preserve">Schwächste Beleglage: kein Edelmetall-Grenzflächen-Schalten dokumentiert. Die einzige x-Serie (Choi 2013, x = 0,1/0,3/0,5) läuft über reaktives Al-Top (Pt nur Rückelektrode); Moreno 2010 ist spitzenbasiert (explizit kein Zwei-Elektroden-Device); neuere Einzelstudien nutzen aktives Ag (Liu 2024). Edelmetall-Schalten wäre von Grund auf neu zu etablieren.</w:t>
+            </w:r>
+          </w:p>
+        </w:tc>
+        <w:tc>
+          <w:tcPr>
+            <w:tcW w:type="dxa" w:w="1622"/>
+            <w:tcMar>
+              <w:top w:type="dxa" w:w="60"/>
+              <w:left w:type="dxa" w:w="90"/>
+              <w:bottom w:type="dxa" w:w="60"/>
+              <w:right w:type="dxa" w:w="90"/>
+            </w:tcMar>
+          </w:tcPr>
+          <w:p>
+            <w:r>
+              <w:rPr>
+                <w:b w:val="false"/>
+                <w:bCs w:val="false"/>
+                <w:sz w:val="16"/>
+                <w:szCs w:val="16"/>
+              </w:rPr>
+              <w:t xml:space="preserve">Stärkste 1a-Achse, aber 1b dünn und Achse 2 bei null – die Beleg-Kette bricht genau an den projektkritischen Gliedern; höchster Etablierungsaufwand.</w:t>
             </w:r>
           </w:p>
         </w:tc>
@@ -533,21 +661,21 @@
       <w:tr>
         <w:tc>
           <w:tcPr>
-            <w:tcW w:type="dxa" w:w="1250"/>
-            <w:tcMar>
-              <w:top w:type="dxa" w:w="60"/>
-              <w:left w:type="dxa" w:w="100"/>
-              <w:bottom w:type="dxa" w:w="60"/>
-              <w:right w:type="dxa" w:w="100"/>
-            </w:tcMar>
-          </w:tcPr>
-          <w:p>
-            <w:r>
-              <w:rPr>
-                <w:b w:val="false"/>
-                <w:bCs w:val="false"/>
-                <w:sz w:val="17"/>
-                <w:szCs w:val="17"/>
+            <w:tcW w:type="dxa" w:w="1050"/>
+            <w:tcMar>
+              <w:top w:type="dxa" w:w="60"/>
+              <w:left w:type="dxa" w:w="90"/>
+              <w:bottom w:type="dxa" w:w="60"/>
+              <w:right w:type="dxa" w:w="90"/>
+            </w:tcMar>
+          </w:tcPr>
+          <w:p>
+            <w:r>
+              <w:rPr>
+                <w:b w:val="false"/>
+                <w:bCs w:val="false"/>
+                <w:sz w:val="16"/>
+                <w:szCs w:val="16"/>
               </w:rPr>
               <w:t xml:space="preserve">5 – La2NiO4+δ / La2-xSrxNiO4 (LNO)</w:t>
             </w:r>
@@ -555,67 +683,89 @@
         </w:tc>
         <w:tc>
           <w:tcPr>
-            <w:tcW w:type="dxa" w:w="2800"/>
-            <w:tcMar>
-              <w:top w:type="dxa" w:w="60"/>
-              <w:left w:type="dxa" w:w="100"/>
-              <w:bottom w:type="dxa" w:w="60"/>
-              <w:right w:type="dxa" w:w="100"/>
-            </w:tcMar>
-          </w:tcPr>
-          <w:p>
-            <w:r>
-              <w:rPr>
-                <w:b w:val="false"/>
-                <w:bCs w:val="false"/>
-                <w:sz w:val="17"/>
-                <w:szCs w:val="17"/>
-              </w:rPr>
-              <w:t xml:space="preserve">Gut belegt, aber andere Defektspezies: kanonische Ligandenloch-XAS der Sr-Reihe (Kuiper 1991); δ (Interstitial-Sauerstoff) spektroskopisch quantifizierbar (EELS: Koroleva 2024). Die EV-Analogie – Bildungsenergie des Interstitials als Funktion von δ und x – ist nicht in geschlossener Form publiziert; dafür zwei unabhängige Stöchiometrieachsen (δ, x) als strukturelle Chance.</w:t>
-            </w:r>
-          </w:p>
-        </w:tc>
-        <w:tc>
-          <w:tcPr>
-            <w:tcW w:type="dxa" w:w="2800"/>
-            <w:tcMar>
-              <w:top w:type="dxa" w:w="60"/>
-              <w:left w:type="dxa" w:w="100"/>
-              <w:bottom w:type="dxa" w:w="60"/>
-              <w:right w:type="dxa" w:w="100"/>
-            </w:tcMar>
-          </w:tcPr>
-          <w:p>
-            <w:r>
-              <w:rPr>
-                <w:b w:val="false"/>
-                <w:bCs w:val="false"/>
-                <w:sz w:val="17"/>
-                <w:szCs w:val="17"/>
-              </w:rPr>
-              <w:t xml:space="preserve">δ-Abhängigkeit des Schaltens ist als Serie belegt (Koroleva 2024: δ wählt filamentär vs. Interface-Typ) – aber an der reaktiven TiN-Grenzfläche (Pt nur passive Rückelektrode); TiN-frei nur als interner Oxid/Oxid-Kontakt (Maas 2022: LaNiO3/La2NiO4, Pt-Kontakte passiv). Schalten an einer aktiven Edelmetall-Grenzfläche: nicht gezeigt – exakt die offene Kernfrage des LNO-Sets (Entscheidungstor Monat 12).</w:t>
-            </w:r>
-          </w:p>
-        </w:tc>
-        <w:tc>
-          <w:tcPr>
-            <w:tcW w:type="dxa" w:w="2222"/>
-            <w:tcMar>
-              <w:top w:type="dxa" w:w="60"/>
-              <w:left w:type="dxa" w:w="100"/>
-              <w:bottom w:type="dxa" w:w="60"/>
-              <w:right w:type="dxa" w:w="100"/>
-            </w:tcMar>
-          </w:tcPr>
-          <w:p>
-            <w:r>
-              <w:rPr>
-                <w:b w:val="false"/>
-                <w:bCs w:val="false"/>
-                <w:sz w:val="17"/>
-                <w:szCs w:val="17"/>
-              </w:rPr>
-              <w:t xml:space="preserve">High-Risk/High-Gain: Stöchiometrieachsen vorhanden und teils schaltwirksam belegt (δ), Edelmetall-Frage per Konstruktion offen; nur mit robustem Entscheidungstor wählen.</w:t>
+            <w:tcW w:type="dxa" w:w="2050"/>
+            <w:tcMar>
+              <w:top w:type="dxa" w:w="60"/>
+              <w:left w:type="dxa" w:w="90"/>
+              <w:bottom w:type="dxa" w:w="60"/>
+              <w:right w:type="dxa" w:w="90"/>
+            </w:tcMar>
+          </w:tcPr>
+          <w:p>
+            <w:r>
+              <w:rPr>
+                <w:b w:val="false"/>
+                <w:bCs w:val="false"/>
+                <w:sz w:val="16"/>
+                <w:szCs w:val="16"/>
+              </w:rPr>
+              <w:t xml:space="preserve">Exzellent für die Sr-Achse: kanonische Ligandenloch-XAS (Kuiper 1991: dotierte Löcher mit dominantem O-2p-Charakter, polarisationsaufgelöst); δ-Achse spektroskopisch quantifizierbar (EELS: Koroleva 2024), aber keine systematische Kovalenz-vs-δ-Serie publiziert.</w:t>
+            </w:r>
+          </w:p>
+        </w:tc>
+        <w:tc>
+          <w:tcPr>
+            <w:tcW w:type="dxa" w:w="2050"/>
+            <w:tcMar>
+              <w:top w:type="dxa" w:w="60"/>
+              <w:left w:type="dxa" w:w="90"/>
+              <w:bottom w:type="dxa" w:w="60"/>
+              <w:right w:type="dxa" w:w="90"/>
+            </w:tcMar>
+          </w:tcPr>
+          <w:p>
+            <w:r>
+              <w:rPr>
+                <w:b w:val="false"/>
+                <w:bCs w:val="false"/>
+                <w:sz w:val="16"/>
+                <w:szCs w:val="16"/>
+              </w:rPr>
+              <w:t xml:space="preserve">Offen – andere Defektspezies: Der Sauerstoffdefekt ist das Interstitial, nicht die Leerstelle; eine publizierte Beziehung zwischen Kovalenz/Ligandenloch-Dichte und Interstitial-Bildungsenergie (als Funktion von δ, x) existiert nicht, und die Leerstellen-Deskriptormodelle sind nicht direkt übertragbar. Zwei unabhängige Stöchiometrieachsen (δ, x) als strukturelle Chance – aber 1b wäre komplett neu zu etablieren.</w:t>
+            </w:r>
+          </w:p>
+        </w:tc>
+        <w:tc>
+          <w:tcPr>
+            <w:tcW w:type="dxa" w:w="2300"/>
+            <w:tcMar>
+              <w:top w:type="dxa" w:w="60"/>
+              <w:left w:type="dxa" w:w="90"/>
+              <w:bottom w:type="dxa" w:w="60"/>
+              <w:right w:type="dxa" w:w="90"/>
+            </w:tcMar>
+          </w:tcPr>
+          <w:p>
+            <w:r>
+              <w:rPr>
+                <w:b w:val="false"/>
+                <w:bCs w:val="false"/>
+                <w:sz w:val="16"/>
+                <w:szCs w:val="16"/>
+              </w:rPr>
+              <w:t xml:space="preserve">δ-Abhängigkeit des Schaltens als Serie belegt (Koroleva 2024: δ wählt filamentär vs. Interface-Typ) – aber an der reaktiven TiN-Grenzfläche (Pt nur passive Rückelektrode); TiN-frei nur als interner Oxid/Oxid-Kontakt (Maas 2022). Schalten an aktiver Edelmetall-Grenzfläche: nicht gezeigt – die offene Kernfrage des LNO-Sets (Entscheidungstor Monat 12).</w:t>
+            </w:r>
+          </w:p>
+        </w:tc>
+        <w:tc>
+          <w:tcPr>
+            <w:tcW w:type="dxa" w:w="1622"/>
+            <w:tcMar>
+              <w:top w:type="dxa" w:w="60"/>
+              <w:left w:type="dxa" w:w="90"/>
+              <w:bottom w:type="dxa" w:w="60"/>
+              <w:right w:type="dxa" w:w="90"/>
+            </w:tcMar>
+          </w:tcPr>
+          <w:p>
+            <w:r>
+              <w:rPr>
+                <w:b w:val="false"/>
+                <w:bCs w:val="false"/>
+                <w:sz w:val="16"/>
+                <w:szCs w:val="16"/>
+              </w:rPr>
+              <w:t xml:space="preserve">High-Risk/High-Gain: 1a stark, 2 teilweise (δ-Serie, falsche Grenzfläche), 1b völlig offen – wissenschaftlich reizvoll, aber zwei Kettenglieder gleichzeitig unbelegt.</w:t>
             </w:r>
           </w:p>
         </w:tc>
@@ -635,7 +785,7 @@
         <w:spacing w:after="100"/>
       </w:pPr>
       <w:r>
-        <w:t xml:space="preserve">Rangfolge Achse 1 (Kovalenz/EV vs. Stöchiometrie): STF ≈ LSFO (beide quantitativ, STF geschlossen-analytisch, LSFO mit größtem EV-Hub) &gt; LSMO (Kovalenz kanonisch, EV nur generisch) ≈ LNO (XAS kanonisch, Interstitial-Energetik offen) &gt; PCMO (zwei Messpunkte).</w:t>
+        <w:t xml:space="preserve">Rangfolge Achse 1a (Kovalenz vs. Stöchiometrie, experimentell): LSMO ≈ LSFO ≈ LNO (kanonische XAS-Serien: Abbate 1992, Kuiper 1991) &gt; STF (XAS-Serie vorhanden, Effekte klein) &gt; PCMO (zwei Messpunkte).</w:t>
       </w:r>
     </w:p>
     <w:p>
@@ -643,7 +793,7 @@
         <w:spacing w:after="100"/>
       </w:pPr>
       <w:r>
-        <w:t xml:space="preserve">Rangfolge Achse 2 (Edelmetall-Schalten vs. Stöchiometrie): STF (Pt-Grenzfläche etabliert + Stöchiometrieserie an Pt demonstriert, Mikheev 2015 – wenn auch für Sr/Ti statt Fe) &gt; LSFO (Endglieder unter Au/SrRuO3, keine Serie) &gt; PCMO (Pt/Pt-Schalten mit δ-Abhängigkeit gezeigt, Kramer 2017; x-Serie nur mit reaktivem Ti) &gt; LNO (δ-Serie belegt, aber an TiN) &gt; LSMO (nichts an Edelmetall).</w:t>
+        <w:t xml:space="preserve">Rangfolge Achse 1b (EV vs. Kovalenz, systemspezifisch): STF (einzige quasi-experimentelle EV-Skala, geschlossene Form) &gt; LSFO (quantitative DFT-Kette mit explizitem Kovalenz-Bezug, größter EV-Hub) &gt; LSMO ≈ PCMO (nur generische Modelle) &gt; LNO (Defektspezies Interstitial, Link unpubliziert).</w:t>
       </w:r>
     </w:p>
     <w:p>
@@ -651,7 +801,7 @@
         <w:spacing w:after="100"/>
       </w:pPr>
       <w:r>
-        <w:t xml:space="preserve">Empfehlung (durch die Fokus-Revision geschärft): STF bleibt die sicherste Wahl für das Lynen-Pilotprojekt – es ist das einzige System, das auf beiden Achsen bereits starke publizierte Belege hat; Mikheev 2015 liefert zudem die direkte methodische Blaupause „Stöchiometrie → Schottky-Barriere an Pt“. LSFO bleibt die stärkste Wahl für das Gruppenprogramm (Achse 1 maximal, Achse 2 maximal offen = größter Erkenntnisgewinn). Neu gegenüber der bisherigen Bewertung: PCMO steht auf Achse 2 besser da als angenommen (Kramer 2017, Pt/PCMO/Pt mit δ-Abhängigkeit) – das relativiert den Reaktivelektroden-Confounder; LSMO steht auf Achse 2 schwächer da als bisher dargestellt (Choi-Serie läuft über reaktives Al; Moreno ist spitzenbasiert). LNO unverändert High-Risk/High-Gain mit Entscheidungstor.</w:t>
+        <w:t xml:space="preserve">Rangfolge Achse 2 (Edelmetall-Schalten vs. Stöchiometrie): STF (Pt-Grenzfläche etabliert + Stöchiometrieserie an Pt, Mikheev 2015 – für Sr/Ti statt Fe) &gt; LSFO (Endglieder unter Au/SrRuO3, keine Serie) &gt; PCMO (Pt/Pt-Schalten δ-abhängig gezeigt, Kramer 2017; x-Serie nur mit Ti) &gt; LNO (δ-Serie, aber TiN-Grenzfläche) &gt; LSMO (nichts an Edelmetall).</w:t>
       </w:r>
     </w:p>
     <w:p>
@@ -659,7 +809,15 @@
         <w:spacing w:after="100"/>
       </w:pPr>
       <w:r>
-        <w:t xml:space="preserve">Kombinierbarkeit: Die großen Anträge (ERC/Emmy Noether) behalten das Drei-Familien-Programm (LSFO/LSMO/LSCO) als Kern; der gewählte Ordner bestimmt das Lynen-Pilotmaterial. Kompromissstrategie unverändert: STF als Lynen-Pilot (beide Achsen belegt), LSFO als Reihe 1 des Gruppenprogramms (größte Lücke), LNO als exploratives Arbeitspaket der zweiten Förderphase.</w:t>
+        <w:t xml:space="preserve">Lesart der Kette: Kein System ist auf allen drei Gliedern stark. STF ist das einzige System, das auf den beiden projektkritischen Gliedern (1b und 2) führt – bei solider, wenn auch subtiler 1a-Achse; die Antrags-Lücken (direkte Kovalenz↔EV-Korrelation, Fe-Serie an Pt) schließen exakt die verbleibenden Kettenglieder. LSFO hat das ausgewogenste Deskriptor-Fundament (1a exzellent, 1b quantitativ) und die am klarsten offene Achse 2 – ideal für das Gruppenprogramm, wo die Serie erst gebaut wird. LSMO illustriert die Schere: beste 1a-Achse des Feldes, aber 1b dünn und Achse 2 bei null. PCMO ist auf allen Gliedern lückenhaft, gewinnt aber durch Kramer 2017 eine realistische Edelmetall-Route. LNO hat als einziges System zwei gleichzeitig unbelegte Glieder (1b und Edelmetall-Teil von 2) – der High-Gain-Fall mit Entscheidungstor.</w:t>
+      </w:r>
+    </w:p>
+    <w:p>
+      <w:pPr>
+        <w:spacing w:after="100"/>
+      </w:pPr>
+      <w:r>
+        <w:t xml:space="preserve">Empfehlung (unverändert, jetzt schärfer begründet): STF als Lynen-Pilot (führt auf 1b + 2; Mikheev 2015 als methodische Blaupause „Stöchiometrie → Schottky-Barriere an Pt“), LSFO als Reihe 1 des Gruppenprogramms (Deskriptor-Fundament komplett, Achse 2 als definierte Lücke), LNO als exploratives Arbeitspaket der zweiten Förderphase. Die großen Anträge (ERC/Emmy Noether) behalten das Drei-Familien-Programm (LSFO/LSMO/LSCO) als Kern.</w:t>
       </w:r>
     </w:p>
     <w:p>
@@ -676,7 +834,7 @@
         <w:spacing w:after="100"/>
       </w:pPr>
       <w:r>
-        <w:t xml:space="preserve">• Kramer et al., APL 110, 243502 (2017) (Pt/PCMO/Pt, δ-abhängig) und Nakamura et al., Nanoscale Res. Lett. 8, 76 (2013) (Elektrodenserie) in das PCMO-Antragsset aufnehmen – beide stützen bzw. präzisieren dessen Elektroden-Argumentation. • Zwei Verifikations-Flags aus der Elektrodenprüfung: Asanuma-Rückelektrode (SrRuO3) aus dem Plattformkontext erschlossen; Choi-Al-Top aus Begleitpublikationen bestätigt – beide vor Einreichung am Volltext gegenprüfen. • EV ist nur für STF aus experimentnahen Defektmodellen verfügbar, sonst DFT – für die Anträge sauber als rechnerisch kennzeichnen. • Verteidigungsdatum, Patentdetails, Kooperationszusagen (Chueh, Synchrotron-, DFT-Partner), Wahl der Gastinstitution (RWTH vs. FZJ). • Manuskript-Platzhalter [P1]/[E4] mit realen Ergebnissen füllen. • ERC-/Emmy-Noether-Fassungen sind als Zukunftsszenario aus dem laufenden Lynen-Aufenthalt geschrieben – vor realer Nutzung anpassen.</w:t>
+        <w:t xml:space="preserve">• Kramer et al., APL 110, 243502 (2017) (Pt/PCMO/Pt, δ-abhängig) und Nakamura et al., Nanoscale Res. Lett. 8, 76 (2013) (Elektrodenserie) in das PCMO-Antragsset aufnehmen. • Verifikations-Flags: Asanuma-Rückelektrode (SrRuO3) aus Plattformkontext erschlossen; Choi-Al-Top aus Begleitpublikationen bestätigt – vor Einreichung am Volltext gegenprüfen. • EV ist nur für STF experimentnah (Defektmodell), sonst DFT – in den Anträgen sauber als rechnerisch kennzeichnen; für LNO wäre die Interstitial-Energetik (1b) als eigenes Arbeitspaket auszuweisen. • Verteidigungsdatum, Patentdetails, Kooperationszusagen (Chueh, Synchrotron-, DFT-Partner), Wahl der Gastinstitution (RWTH vs. FZJ). • Manuskript-Platzhalter [P1]/[E4] mit realen Ergebnissen füllen. • ERC-/Emmy-Noether-Fassungen sind als Zukunftsszenario aus dem laufenden Lynen-Aufenthalt geschrieben – vor realer Nutzung anpassen.</w:t>
       </w:r>
     </w:p>
     <w:sectPr>

--- a/Materialsysteme_Vergleich.docx
+++ b/Materialsysteme_Vergleich.docx
@@ -21,7 +21,7 @@
           <w:sz w:val="18"/>
           <w:szCs w:val="18"/>
         </w:rPr>
-        <w:t xml:space="preserve">Stand: 09.08.2026, Fokus-Revision 2. Claude-Code-generiert. Bewertung entlang der Deskriptorkette in drei Beleg-Glieder zerlegt (1a, 1b, 2 – siehe unten); Elektrodenstapel und Stöchiometrie-Abhängigkeiten der 14 zentralen Device-Studien einzeln verifiziert. Referenzstatus: Alle 101 Literaturverweise des Portfolios am 09.08.2026 vollständig verifiziert und korrigiert, Literatursuche je System wiederholt, empfohlene Neuaufnahmen eingearbeitet (Details: Literaturpruefung_2026-08-09.docx). Jeder Materialordner (Material_1 … Material_5) enthält ein vollständiges Antragsset: Feodor-Lynen-Exposé, ERC Starting Grant (COVMAP) und DFG Emmy Noether (COMET-Ox).</w:t>
+        <w:t xml:space="preserve">Stand: 09.08.2026, Fokus-Revision 2. Claude-Code-generiert. Bewertung entlang der Deskriptorkette in drei Beleg-Glieder zerlegt (1a, 1b, 2 – siehe unten); Elektrodenstapel und Stöchiometrie-Abhängigkeiten der 14 zentralen Device-Studien einzeln verifiziert. Referenzstatus: Alle 101 Literaturverweise des Portfolios am 09.08.2026 vollständig verifiziert und korrigiert, Literatursuche je System wiederholt, empfohlene Neuaufnahmen eingearbeitet (Details: Literaturpruefung_2026-08-09.docx). Die Drei-Glieder-Bewertung ist in die Antragsdokumente übernommen: Ketten-Absätze in allen EN-/ERC-Fassungen, geschärfte Systemargumente in den fünf Lynen-Exposés; Kramer 2017 und Nakamura 2013 neu im PCMO-Set, Mikheev 2015 neu im STF-Exposé. Jeder Materialordner (Material_1 … Material_5) enthält ein vollständiges Antragsset: Feodor-Lynen-Exposé, ERC Starting Grant (COVMAP) und DFG Emmy Noether (COMET-Ox).</w:t>
       </w:r>
     </w:p>
     <w:p>
@@ -834,7 +834,7 @@
         <w:spacing w:after="100"/>
       </w:pPr>
       <w:r>
-        <w:t xml:space="preserve">• Kramer et al., APL 110, 243502 (2017) (Pt/PCMO/Pt, δ-abhängig) und Nakamura et al., Nanoscale Res. Lett. 8, 76 (2013) (Elektrodenserie) in das PCMO-Antragsset aufnehmen. • Verifikations-Flags: Asanuma-Rückelektrode (SrRuO3) aus Plattformkontext erschlossen; Choi-Al-Top aus Begleitpublikationen bestätigt – vor Einreichung am Volltext gegenprüfen. • EV ist nur für STF experimentnah (Defektmodell), sonst DFT – in den Anträgen sauber als rechnerisch kennzeichnen; für LNO wäre die Interstitial-Energetik (1b) als eigenes Arbeitspaket auszuweisen. • Verteidigungsdatum, Patentdetails, Kooperationszusagen (Chueh, Synchrotron-, DFT-Partner), Wahl der Gastinstitution (RWTH vs. FZJ). • Manuskript-Platzhalter [P1]/[E4] mit realen Ergebnissen füllen. • ERC-/Emmy-Noether-Fassungen sind als Zukunftsszenario aus dem laufenden Lynen-Aufenthalt geschrieben – vor realer Nutzung anpassen.</w:t>
+        <w:t xml:space="preserve">• Verifikations-Flags: Asanuma-Rückelektrode (SrRuO3) aus Plattformkontext erschlossen; Choi-Al-Top aus Begleitpublikationen bestätigt – vor Einreichung am Volltext gegenprüfen. • EV ist nur für STF experimentnah (Defektmodell), sonst DFT – in den Anträgen sauber als rechnerisch kennzeichnen; für LNO wäre die Interstitial-Energetik (1b) als eigenes Arbeitspaket auszuweisen. • Verteidigungsdatum, Patentdetails, Kooperationszusagen (Chueh, Synchrotron-, DFT-Partner), Wahl der Gastinstitution (RWTH vs. FZJ). • Manuskript-Platzhalter [P1]/[E4] mit realen Ergebnissen füllen. • ERC-/Emmy-Noether-Fassungen sind als Zukunftsszenario aus dem laufenden Lynen-Aufenthalt geschrieben – vor realer Nutzung anpassen.</w:t>
       </w:r>
     </w:p>
     <w:sectPr>

--- a/Materialsysteme_Vergleich.docx
+++ b/Materialsysteme_Vergleich.docx
@@ -62,7 +62,7 @@
         <w:spacing w:after="100"/>
       </w:pPr>
       <w:r>
-        <w:t xml:space="preserve">Achse 2 – Resistives Schalten an der Edelmetall-Grenzfläche vs. Stöchiometrie: Wie gut ist belegt, dass das Material an einer inerten Edelmetall-Grenzfläche (Pt, Au, Graphen) resistiv schaltet, und dass dieses Schalten von der Stöchiometrie (und damit der Kovalenz) abhängt? Nur an inerten Grenzflächen bleibt die Sauerstoffbilanz im Oxid, sodass die Kovalenz – und nicht die Elektrodenchemie – die gemessene Variable ist.</w:t>
+        <w:t xml:space="preserve">Achse 2 – Resistives Schalten an der Edelmetall-Grenzfläche: Ist für das Material nachgewiesen, dass es an einer inerten Edelmetall-Grenzfläche (Pt, Au, Graphen) resistiv schaltet? Kriterium: Der Nachweis für einzelne Stöchiometrien genügt. Existiert er, kann das Projekt auf dieser Basis beides untersuchen – den Zusammenhang mit der Kovalenz und die Optimierung des Schaltens über die Stöchiometrie; die fehlende Kompositionsserie ist dann Projektraum, kein Machbarkeitsrisiko. Nur wo der Nachweis ganz fehlt, steht vor der Deskriptorstudie ein Machbarkeitsschritt. (Hintergrund: Nur an inerten Grenzflächen bleibt die Sauerstoffbilanz im Oxid, sodass die Kovalenz – und nicht die Elektrodenchemie – die gemessene Variable ist.)</w:t>
       </w:r>
     </w:p>
     <w:p>
@@ -295,7 +295,7 @@
                 <w:sz w:val="16"/>
                 <w:szCs w:val="16"/>
               </w:rPr>
-              <w:t xml:space="preserve">Am besten belegt von allen fünf Systemen: Schalten an der Pt-Grenzfläche mechanistisch etabliert (Muenstermann 2010; Sarantopoulos 2024 – beide Pt/Fe:STO/Nb:STO; Rolle der Pt-Platzierung kontrolliert, Sediva 2019). Stöchiometrie-gesteuertes Schalten an Pt direkt demonstriert – allerdings für die Kationen-Stöchiometrie Sr/Ti (Mikheev 2015), noch nicht für den Fe-Gehalt. Fe-Serie an inerten Elektroden fehlt (Kernlücke, bestätigt Aug 2026).</w:t>
+              <w:t xml:space="preserve">Erfüllt – am stärksten: Schalten an der Pt-Grenzfläche mehrfach nachgewiesen und mechanistisch etabliert (Muenstermann 2010; Sarantopoulos 2024; Pt-Platzierung kontrolliert, Sediva 2019); mit Mikheev 2015 existiert sogar eine Stöchiometrieserie an Pt (Sr/Ti-Kationenstöchiometrie). Die fehlende Fe-Serie ist reiner Projektraum: Kovalenz-Korrelation plus Stöchiometrie-Optimierung auf nachgewiesener Basis.</w:t>
             </w:r>
           </w:p>
         </w:tc>
@@ -317,7 +317,7 @@
                 <w:sz w:val="16"/>
                 <w:szCs w:val="16"/>
               </w:rPr>
-              <w:t xml:space="preserve">Empfehlung bestätigt: stark auf 1b und 2 (die beiden entscheidenden Glieder), solide auf 1a; verbleibende Lücken sind exakt der Antragsinhalt. Risikoärmster Start.</w:t>
+              <w:t xml:space="preserve">Empfehlung bestätigt: alle drei Glieder mindestens solide, 1b und 2 führend; das Projekt startet auf nachgewiesener Edelmetall-Basis direkt mit Korrelation und Stöchiometrie-Optimierung. Risikoärmster Start.</w:t>
             </w:r>
           </w:p>
         </w:tc>
@@ -407,7 +407,7 @@
                 <w:sz w:val="16"/>
                 <w:szCs w:val="16"/>
               </w:rPr>
-              <w:t xml:space="preserve">Widersprüchlich belegt: Die einzige komplette x-Serie (Asanuma 2009) läuft über die reaktive Ti-Grenzfläche; an Au verschwindet die Hysterese (Nakamura 2013, Elektrodenserie Al/Ni/Ag/Au auf Pt/PCMO). Aber: Pt/PCMO/Pt-Zellen schalten nachweislich – δ-abhängig, mit STEM-EELS-Beleg der O-Migration ohne reaktive Elektrode (Kramer 2017). Edelmetall-Schalten möglich, aber schwächer, und als Ca-x-Serie unbelegt.</w:t>
+              <w:t xml:space="preserve">Erfüllt: Schalten an der Edelmetall-Grenzfläche ist für eine Einzelstöchiometrie nachgewiesen – Pt/PCMO/Pt (x = 0,33) schaltet δ-abhängig, mit STEM-EELS-Beleg interner O-Migration (Kramer 2017). Einschränkungen: an offenen Au-Kontakten keine Hysterese (Nakamura 2013), Effekte schwächer als mit reaktivem Ti (Asanuma 2009). Die Ca-Serie an Pt ist offen – und damit der Optimierungsraum des Projekts.</w:t>
             </w:r>
           </w:p>
         </w:tc>
@@ -429,7 +429,7 @@
                 <w:sz w:val="16"/>
                 <w:szCs w:val="16"/>
               </w:rPr>
-              <w:t xml:space="preserve">Persönliches De-Risking (eigene Kernexpertise), aber alle drei Beleg-Glieder lückenhaft; Kramer 2017 macht die Edelmetall-Route realistischer – Aufnahme ins PCMO-Set empfohlen.</w:t>
+              <w:t xml:space="preserve">Deutlich aufgewertet: Achse 2 erfüllt (Kramer 2017) plus eigene Kernexpertise; die Schwächen liegen klar lokalisierbar auf 1a/1b (Deskriptorachsen im Projekt selbst zu vermessen). Solide De-Risking-Option mit Korrelations- und Optimierungsperspektive.</w:t>
             </w:r>
           </w:p>
         </w:tc>
@@ -519,7 +519,7 @@
                 <w:sz w:val="16"/>
                 <w:szCs w:val="16"/>
               </w:rPr>
-              <w:t xml:space="preserve">Nur Endglieder: SrFeO2.5/SrFeOx schaltet unter inerten Stapeln (Au-Top/SrRuO3-Boden: Nallagatla 2019, Tian 2019, Rao 2021) – Mechanismus ist der topotaktische Volumen-Phasenübergang, nicht primär die Edelmetall-Grenzflächenbarriere; LaFeO3 rudimentär (Aljurays 2023). Für 0 &lt; x &lt; 1 keine einzige Memristor-Studie (bestätigt Aug 2026).</w:t>
+              <w:t xml:space="preserve">Erfüllt an den Endgliedern: SrFeO2.5/SrFeOx schaltet unter inerten Au/SrRuO3-Stapeln (Nallagatla 2019, Tian 2019, Rao 2021; topotaktischer Volumenmechanismus), LaFeO3 rudimentär (Aljurays 2023). Für 0 &lt; x &lt; 1 keine Studie – unter dem Nachweis-Kriterium kein Machbarkeitsrisiko, sondern der größte unerschlossene Optimierungsraum des Feldes.</w:t>
             </w:r>
           </w:p>
         </w:tc>
@@ -541,7 +541,7 @@
                 <w:sz w:val="16"/>
                 <w:szCs w:val="16"/>
               </w:rPr>
-              <w:t xml:space="preserve">Ausgewogen stärkstes Deskriptor-Fundament (1a exzellent + 1b quantitativ) bei maximal offener Achse 2 – größter Erkenntnisgewinn, mittleres Risiko (Topotaktik am Sr-Ende als kartierbare Grenze).</w:t>
+              <w:t xml:space="preserve">Deskriptor-Fundament komplett (1a exzellent, 1b quantitativ) und Achse 2 an den Endgliedern erfüllt – die unbelegte Zwischenserie ist Optimierungsraum, nicht Machbarkeitsrisiko. Stärkste Wahl fürs Gruppenprogramm; Topotaktik am Sr-Ende als kartierbare Grenze.</w:t>
             </w:r>
           </w:p>
         </w:tc>
@@ -631,7 +631,7 @@
                 <w:sz w:val="16"/>
                 <w:szCs w:val="16"/>
               </w:rPr>
-              <w:t xml:space="preserve">Schwächste Beleglage: kein Edelmetall-Grenzflächen-Schalten dokumentiert. Die einzige x-Serie (Choi 2013, x = 0,1/0,3/0,5) läuft über reaktives Al-Top (Pt nur Rückelektrode); Moreno 2010 ist spitzenbasiert (explizit kein Zwei-Elektroden-Device); neuere Einzelstudien nutzen aktives Ag (Liu 2024). Edelmetall-Schalten wäre von Grund auf neu zu etablieren.</w:t>
+              <w:t xml:space="preserve">Nicht erfüllt: kein LSMO-Schalten an einer Edelmetall-Grenzfläche für irgendeine Stöchiometrie berichtet – die einzige x-Serie (Choi 2013) läuft über reaktives Al-Top, Moreno 2010 ist spitzenbasiert, Liu 2024 nutzt aktives Ag. Vor Korrelation oder Optimierung stünde hier erst der Grundnachweis.</w:t>
             </w:r>
           </w:p>
         </w:tc>
@@ -653,7 +653,7 @@
                 <w:sz w:val="16"/>
                 <w:szCs w:val="16"/>
               </w:rPr>
-              <w:t xml:space="preserve">Stärkste 1a-Achse, aber 1b dünn und Achse 2 bei null – die Beleg-Kette bricht genau an den projektkritischen Gliedern; höchster Etablierungsaufwand.</w:t>
+              <w:t xml:space="preserve">Stärkste 1a-Achse, aber 1b dünn und Achse 2 nicht erfüllt – einziges Perowskit-System des Portfolios, das den Edelmetall-Grundnachweis erst erbringen müsste; höchster Etablierungsaufwand.</w:t>
             </w:r>
           </w:p>
         </w:tc>
@@ -743,7 +743,7 @@
                 <w:sz w:val="16"/>
                 <w:szCs w:val="16"/>
               </w:rPr>
-              <w:t xml:space="preserve">δ-Abhängigkeit des Schaltens als Serie belegt (Koroleva 2024: δ wählt filamentär vs. Interface-Typ) – aber an der reaktiven TiN-Grenzfläche (Pt nur passive Rückelektrode); TiN-frei nur als interner Oxid/Oxid-Kontakt (Maas 2022). Schalten an aktiver Edelmetall-Grenzfläche: nicht gezeigt – die offene Kernfrage des LNO-Sets (Entscheidungstor Monat 12).</w:t>
+              <w:t xml:space="preserve">Nicht erfüllt (für Edelmetall): δ-Serie existiert (Koroleva 2024: δ wählt filamentär vs. Interface-Typ), aber an der reaktiven TiN-Grenzfläche; TiN-frei nur als interner Oxid/Oxid-Kontakt (Maas 2022). Für keine (δ, x)-Stöchiometrie an Edelmetall nachgewiesen – bleibt die offene Kernfrage mit Entscheidungstor (Monat 12).</w:t>
             </w:r>
           </w:p>
         </w:tc>
@@ -765,7 +765,7 @@
                 <w:sz w:val="16"/>
                 <w:szCs w:val="16"/>
               </w:rPr>
-              <w:t xml:space="preserve">High-Risk/High-Gain: 1a stark, 2 teilweise (δ-Serie, falsche Grenzfläche), 1b völlig offen – wissenschaftlich reizvoll, aber zwei Kettenglieder gleichzeitig unbelegt.</w:t>
+              <w:t xml:space="preserve">High-Risk/High-Gain: 1a stark, aber 1b und der Edelmetall-Nachweis (Achse 2) gleichzeitig offen – wissenschaftlich reizvoll, nur mit robustem Entscheidungstor wählen.</w:t>
             </w:r>
           </w:p>
         </w:tc>
@@ -801,7 +801,7 @@
         <w:spacing w:after="100"/>
       </w:pPr>
       <w:r>
-        <w:t xml:space="preserve">Rangfolge Achse 2 (Edelmetall-Schalten vs. Stöchiometrie): STF (Pt-Grenzfläche etabliert + Stöchiometrieserie an Pt, Mikheev 2015 – für Sr/Ti statt Fe) &gt; LSFO (Endglieder unter Au/SrRuO3, keine Serie) &gt; PCMO (Pt/Pt-Schalten δ-abhängig gezeigt, Kramer 2017; x-Serie nur mit Ti) &gt; LNO (δ-Serie, aber TiN-Grenzfläche) &gt; LSMO (nichts an Edelmetall).</w:t>
+        <w:t xml:space="preserve">Achse 2 unter dem Nachweis-Kriterium (Einzelstöchiometrie genügt): Erfüllt bei STF (Pt-Basis mehrfach nachgewiesen, dazu Sr/Ti-Serie an Pt), PCMO (Pt/Pt, δ-abhängig, Kramer 2017) und LSFO (Endglieder unter Au/SrRuO3); nicht erfüllt bei LNO (nur TiN) und LSMO (kein Nachweis für irgendeine Stöchiometrie). Für die drei erfüllten Systeme wird die fehlende Kompositionsserie vom Risiko zum Projektinhalt: Korrelation mit der Kovalenz plus Optimierung des Schaltens über die Stöchiometrie.</w:t>
       </w:r>
     </w:p>
     <w:p>
@@ -809,7 +809,7 @@
         <w:spacing w:after="100"/>
       </w:pPr>
       <w:r>
-        <w:t xml:space="preserve">Lesart der Kette: Kein System ist auf allen drei Gliedern stark. STF ist das einzige System, das auf den beiden projektkritischen Gliedern (1b und 2) führt – bei solider, wenn auch subtiler 1a-Achse; die Antrags-Lücken (direkte Kovalenz↔EV-Korrelation, Fe-Serie an Pt) schließen exakt die verbleibenden Kettenglieder. LSFO hat das ausgewogenste Deskriptor-Fundament (1a exzellent, 1b quantitativ) und die am klarsten offene Achse 2 – ideal für das Gruppenprogramm, wo die Serie erst gebaut wird. LSMO illustriert die Schere: beste 1a-Achse des Feldes, aber 1b dünn und Achse 2 bei null. PCMO ist auf allen Gliedern lückenhaft, gewinnt aber durch Kramer 2017 eine realistische Edelmetall-Route. LNO hat als einziges System zwei gleichzeitig unbelegte Glieder (1b und Edelmetall-Teil von 2) – der High-Gain-Fall mit Entscheidungstor.</w:t>
+        <w:t xml:space="preserve">Lesart der Kette: Drei Systeme (STF, PCMO, LSFO) haben den Edelmetall-Nachweis und damit eine belastbare Startbasis – ihre Projekte können unmittelbar Korrelation und Stöchiometrie-Optimierung verfolgen. STF führt zusätzlich auf 1b und hat als einziges auch eine Stöchiometrieserie an Pt (Sr/Ti); seine Lücken (direkte Kovalenz↔EV-Korrelation, Fe-Serie) sind exakt der Antragsinhalt. LSFO kombiniert das komplette Deskriptor-Fundament (1a exzellent, 1b quantitativ) mit erfüllter Achse 2 an den Endgliedern – die Zwischenserie ist der größte Optimierungsraum des Feldes. PCMO bleibt auf 1a/1b am dünnsten, hat aber Nachweis und Eigenexpertise. LSMO (kein Edelmetall-Nachweis, 1b dünn) und LNO (1b und Edelmetall-Nachweis offen) tragen dagegen einen Machbarkeitsschritt vor der Deskriptorstudie.</w:t>
       </w:r>
     </w:p>
     <w:p>

--- a/Materialsysteme_Vergleich.docx
+++ b/Materialsysteme_Vergleich.docx
@@ -21,7 +21,7 @@
           <w:sz w:val="18"/>
           <w:szCs w:val="18"/>
         </w:rPr>
-        <w:t xml:space="preserve">Stand: 09.08.2026, Fokus-Revision 2. Claude-Code-generiert. Bewertung entlang der Deskriptorkette in drei Beleg-Glieder zerlegt (1a, 1b, 2 – siehe unten); Elektrodenstapel und Stöchiometrie-Abhängigkeiten der 14 zentralen Device-Studien einzeln verifiziert. Referenzstatus: Alle 101 Literaturverweise des Portfolios am 09.08.2026 vollständig verifiziert und korrigiert, Literatursuche je System wiederholt, empfohlene Neuaufnahmen eingearbeitet (Details: Literaturpruefung_2026-08-09.docx). Die Drei-Glieder-Bewertung ist in die Antragsdokumente übernommen: Ketten-Absätze in allen EN-/ERC-Fassungen, geschärfte Systemargumente in den fünf Lynen-Exposés; Kramer 2017 und Nakamura 2013 neu im PCMO-Set, Mikheev 2015 neu im STF-Exposé. Jeder Materialordner (Material_1 … Material_5) enthält ein vollständiges Antragsset: Feodor-Lynen-Exposé, ERC Starting Grant (COVMAP) und DFG Emmy Noether (COMET-Ox).</w:t>
+        <w:t xml:space="preserve">Stand: 09.08.2026, Fokus-Revision 3 (Portfolio-Reduktion). Claude-Code-generiert. Material_4 (LSMO) und Material_5 (LNO) wurden aus dem Portfolio entfernt, da für sie kein Schaltnachweis an einer Edelmetall-Grenzfläche existiert (Achse-2-Kriterium); in den EN-/ERC-Programmen ersetzt Pr1-xCaxMnO3 die bisherige LSMO-Referenzserie. Bewertung entlang der Deskriptorkette in drei Beleg-Glieder zerlegt (1a, 1b, 2 – siehe unten); Elektrodenstapel und Stöchiometrie-Abhängigkeiten der 14 zentralen Device-Studien einzeln verifiziert. Referenzstatus: Alle 101 Literaturverweise des Portfolios am 09.08.2026 vollständig verifiziert und korrigiert, Literatursuche je System wiederholt, empfohlene Neuaufnahmen eingearbeitet (Details: Literaturpruefung_2026-08-09.docx). Die Drei-Glieder-Bewertung ist in die Antragsdokumente übernommen: Ketten-Absätze in allen EN-/ERC-Fassungen, geschärfte Systemargumente in den fünf Lynen-Exposés; Kramer 2017 und Nakamura 2013 neu im PCMO-Set, Mikheev 2015 neu im STF-Exposé. Jeder Materialordner (Material_1 … Material_5) enthält ein vollständiges Antragsset: Feodor-Lynen-Exposé, ERC Starting Grant (COVMAP) und DFG Emmy Noether (COMET-Ox).</w:t>
       </w:r>
     </w:p>
     <w:p>
@@ -546,230 +546,6 @@
           </w:p>
         </w:tc>
       </w:tr>
-      <w:tr>
-        <w:tc>
-          <w:tcPr>
-            <w:tcW w:type="dxa" w:w="1050"/>
-            <w:tcMar>
-              <w:top w:type="dxa" w:w="60"/>
-              <w:left w:type="dxa" w:w="90"/>
-              <w:bottom w:type="dxa" w:w="60"/>
-              <w:right w:type="dxa" w:w="90"/>
-            </w:tcMar>
-          </w:tcPr>
-          <w:p>
-            <w:r>
-              <w:rPr>
-                <w:b w:val="false"/>
-                <w:bCs w:val="false"/>
-                <w:sz w:val="16"/>
-                <w:szCs w:val="16"/>
-              </w:rPr>
-              <w:t xml:space="preserve">4 – La1-xSrxMnO3-δ (LSMO)</w:t>
-            </w:r>
-          </w:p>
-        </w:tc>
-        <w:tc>
-          <w:tcPr>
-            <w:tcW w:type="dxa" w:w="2050"/>
-            <w:tcMar>
-              <w:top w:type="dxa" w:w="60"/>
-              <w:left w:type="dxa" w:w="90"/>
-              <w:bottom w:type="dxa" w:w="60"/>
-              <w:right w:type="dxa" w:w="90"/>
-            </w:tcMar>
-          </w:tcPr>
-          <w:p>
-            <w:r>
-              <w:rPr>
-                <w:b w:val="false"/>
-                <w:bCs w:val="false"/>
-                <w:sz w:val="16"/>
-                <w:szCs w:val="16"/>
-              </w:rPr>
-              <w:t xml:space="preserve">Exzellent – der Kalibrierstandard: Die Kontrolliert-Valenz-Spektroskopie der Perowskite wurde historisch auf La1-xSrxMnO3 etabliert (Abbate 1992); systematisches Wachstum des O-2p-Lochcharakters mit x ist das Lehrbuchresultat dieser Reihe.</w:t>
-            </w:r>
-          </w:p>
-        </w:tc>
-        <w:tc>
-          <w:tcPr>
-            <w:tcW w:type="dxa" w:w="2050"/>
-            <w:tcMar>
-              <w:top w:type="dxa" w:w="60"/>
-              <w:left w:type="dxa" w:w="90"/>
-              <w:bottom w:type="dxa" w:w="60"/>
-              <w:right w:type="dxa" w:w="90"/>
-            </w:tcMar>
-          </w:tcPr>
-          <w:p>
-            <w:r>
-              <w:rPr>
-                <w:b w:val="false"/>
-                <w:bCs w:val="false"/>
-                <w:sz w:val="16"/>
-                <w:szCs w:val="16"/>
-              </w:rPr>
-              <w:t xml:space="preserve">Dünn: EV(x) nur generisch aus DFT-Datenbanken (Curnan 2014, Emery 2017), keine geschlossene Form, kein expliziter Kovalenz→EV-Link für LSMO publiziert; Metallisierung ab x ≈ 0,17 legt eine zweite Variable über die Kette.</w:t>
-            </w:r>
-          </w:p>
-        </w:tc>
-        <w:tc>
-          <w:tcPr>
-            <w:tcW w:type="dxa" w:w="2300"/>
-            <w:tcMar>
-              <w:top w:type="dxa" w:w="60"/>
-              <w:left w:type="dxa" w:w="90"/>
-              <w:bottom w:type="dxa" w:w="60"/>
-              <w:right w:type="dxa" w:w="90"/>
-            </w:tcMar>
-          </w:tcPr>
-          <w:p>
-            <w:r>
-              <w:rPr>
-                <w:b w:val="false"/>
-                <w:bCs w:val="false"/>
-                <w:sz w:val="16"/>
-                <w:szCs w:val="16"/>
-              </w:rPr>
-              <w:t xml:space="preserve">Nicht erfüllt: kein LSMO-Schalten an einer Edelmetall-Grenzfläche für irgendeine Stöchiometrie berichtet – die einzige x-Serie (Choi 2013) läuft über reaktives Al-Top, Moreno 2010 ist spitzenbasiert, Liu 2024 nutzt aktives Ag. Vor Korrelation oder Optimierung stünde hier erst der Grundnachweis.</w:t>
-            </w:r>
-          </w:p>
-        </w:tc>
-        <w:tc>
-          <w:tcPr>
-            <w:tcW w:type="dxa" w:w="1622"/>
-            <w:tcMar>
-              <w:top w:type="dxa" w:w="60"/>
-              <w:left w:type="dxa" w:w="90"/>
-              <w:bottom w:type="dxa" w:w="60"/>
-              <w:right w:type="dxa" w:w="90"/>
-            </w:tcMar>
-          </w:tcPr>
-          <w:p>
-            <w:r>
-              <w:rPr>
-                <w:b w:val="false"/>
-                <w:bCs w:val="false"/>
-                <w:sz w:val="16"/>
-                <w:szCs w:val="16"/>
-              </w:rPr>
-              <w:t xml:space="preserve">Stärkste 1a-Achse, aber 1b dünn und Achse 2 nicht erfüllt – einziges Perowskit-System des Portfolios, das den Edelmetall-Grundnachweis erst erbringen müsste; höchster Etablierungsaufwand.</w:t>
-            </w:r>
-          </w:p>
-        </w:tc>
-      </w:tr>
-      <w:tr>
-        <w:tc>
-          <w:tcPr>
-            <w:tcW w:type="dxa" w:w="1050"/>
-            <w:tcMar>
-              <w:top w:type="dxa" w:w="60"/>
-              <w:left w:type="dxa" w:w="90"/>
-              <w:bottom w:type="dxa" w:w="60"/>
-              <w:right w:type="dxa" w:w="90"/>
-            </w:tcMar>
-          </w:tcPr>
-          <w:p>
-            <w:r>
-              <w:rPr>
-                <w:b w:val="false"/>
-                <w:bCs w:val="false"/>
-                <w:sz w:val="16"/>
-                <w:szCs w:val="16"/>
-              </w:rPr>
-              <w:t xml:space="preserve">5 – La2NiO4+δ / La2-xSrxNiO4 (LNO)</w:t>
-            </w:r>
-          </w:p>
-        </w:tc>
-        <w:tc>
-          <w:tcPr>
-            <w:tcW w:type="dxa" w:w="2050"/>
-            <w:tcMar>
-              <w:top w:type="dxa" w:w="60"/>
-              <w:left w:type="dxa" w:w="90"/>
-              <w:bottom w:type="dxa" w:w="60"/>
-              <w:right w:type="dxa" w:w="90"/>
-            </w:tcMar>
-          </w:tcPr>
-          <w:p>
-            <w:r>
-              <w:rPr>
-                <w:b w:val="false"/>
-                <w:bCs w:val="false"/>
-                <w:sz w:val="16"/>
-                <w:szCs w:val="16"/>
-              </w:rPr>
-              <w:t xml:space="preserve">Exzellent für die Sr-Achse: kanonische Ligandenloch-XAS (Kuiper 1991: dotierte Löcher mit dominantem O-2p-Charakter, polarisationsaufgelöst); δ-Achse spektroskopisch quantifizierbar (EELS: Koroleva 2024), aber keine systematische Kovalenz-vs-δ-Serie publiziert.</w:t>
-            </w:r>
-          </w:p>
-        </w:tc>
-        <w:tc>
-          <w:tcPr>
-            <w:tcW w:type="dxa" w:w="2050"/>
-            <w:tcMar>
-              <w:top w:type="dxa" w:w="60"/>
-              <w:left w:type="dxa" w:w="90"/>
-              <w:bottom w:type="dxa" w:w="60"/>
-              <w:right w:type="dxa" w:w="90"/>
-            </w:tcMar>
-          </w:tcPr>
-          <w:p>
-            <w:r>
-              <w:rPr>
-                <w:b w:val="false"/>
-                <w:bCs w:val="false"/>
-                <w:sz w:val="16"/>
-                <w:szCs w:val="16"/>
-              </w:rPr>
-              <w:t xml:space="preserve">Offen – andere Defektspezies: Der Sauerstoffdefekt ist das Interstitial, nicht die Leerstelle; eine publizierte Beziehung zwischen Kovalenz/Ligandenloch-Dichte und Interstitial-Bildungsenergie (als Funktion von δ, x) existiert nicht, und die Leerstellen-Deskriptormodelle sind nicht direkt übertragbar. Zwei unabhängige Stöchiometrieachsen (δ, x) als strukturelle Chance – aber 1b wäre komplett neu zu etablieren.</w:t>
-            </w:r>
-          </w:p>
-        </w:tc>
-        <w:tc>
-          <w:tcPr>
-            <w:tcW w:type="dxa" w:w="2300"/>
-            <w:tcMar>
-              <w:top w:type="dxa" w:w="60"/>
-              <w:left w:type="dxa" w:w="90"/>
-              <w:bottom w:type="dxa" w:w="60"/>
-              <w:right w:type="dxa" w:w="90"/>
-            </w:tcMar>
-          </w:tcPr>
-          <w:p>
-            <w:r>
-              <w:rPr>
-                <w:b w:val="false"/>
-                <w:bCs w:val="false"/>
-                <w:sz w:val="16"/>
-                <w:szCs w:val="16"/>
-              </w:rPr>
-              <w:t xml:space="preserve">Nicht erfüllt (für Edelmetall): δ-Serie existiert (Koroleva 2024: δ wählt filamentär vs. Interface-Typ), aber an der reaktiven TiN-Grenzfläche; TiN-frei nur als interner Oxid/Oxid-Kontakt (Maas 2022). Für keine (δ, x)-Stöchiometrie an Edelmetall nachgewiesen – bleibt die offene Kernfrage mit Entscheidungstor (Monat 12).</w:t>
-            </w:r>
-          </w:p>
-        </w:tc>
-        <w:tc>
-          <w:tcPr>
-            <w:tcW w:type="dxa" w:w="1622"/>
-            <w:tcMar>
-              <w:top w:type="dxa" w:w="60"/>
-              <w:left w:type="dxa" w:w="90"/>
-              <w:bottom w:type="dxa" w:w="60"/>
-              <w:right w:type="dxa" w:w="90"/>
-            </w:tcMar>
-          </w:tcPr>
-          <w:p>
-            <w:r>
-              <w:rPr>
-                <w:b w:val="false"/>
-                <w:bCs w:val="false"/>
-                <w:sz w:val="16"/>
-                <w:szCs w:val="16"/>
-              </w:rPr>
-              <w:t xml:space="preserve">High-Risk/High-Gain: 1a stark, aber 1b und der Edelmetall-Nachweis (Achse 2) gleichzeitig offen – wissenschaftlich reizvoll, nur mit robustem Entscheidungstor wählen.</w:t>
-            </w:r>
-          </w:p>
-        </w:tc>
-      </w:tr>
     </w:tbl>
     <w:p>
       <w:pPr>
@@ -785,39 +561,64 @@
         <w:spacing w:after="100"/>
       </w:pPr>
       <w:r>
-        <w:t xml:space="preserve">Rangfolge Achse 1a (Kovalenz vs. Stöchiometrie, experimentell): LSMO ≈ LSFO ≈ LNO (kanonische XAS-Serien: Abbate 1992, Kuiper 1991) &gt; STF (XAS-Serie vorhanden, Effekte klein) &gt; PCMO (zwei Messpunkte).</w:t>
-      </w:r>
-    </w:p>
-    <w:p>
-      <w:pPr>
-        <w:spacing w:after="100"/>
-      </w:pPr>
-      <w:r>
-        <w:t xml:space="preserve">Rangfolge Achse 1b (EV vs. Kovalenz, systemspezifisch): STF (einzige quasi-experimentelle EV-Skala, geschlossene Form) &gt; LSFO (quantitative DFT-Kette mit explizitem Kovalenz-Bezug, größter EV-Hub) &gt; LSMO ≈ PCMO (nur generische Modelle) &gt; LNO (Defektspezies Interstitial, Link unpubliziert).</w:t>
-      </w:r>
-    </w:p>
-    <w:p>
-      <w:pPr>
-        <w:spacing w:after="100"/>
-      </w:pPr>
-      <w:r>
-        <w:t xml:space="preserve">Achse 2 unter dem Nachweis-Kriterium (Einzelstöchiometrie genügt): Erfüllt bei STF (Pt-Basis mehrfach nachgewiesen, dazu Sr/Ti-Serie an Pt), PCMO (Pt/Pt, δ-abhängig, Kramer 2017) und LSFO (Endglieder unter Au/SrRuO3); nicht erfüllt bei LNO (nur TiN) und LSMO (kein Nachweis für irgendeine Stöchiometrie). Für die drei erfüllten Systeme wird die fehlende Kompositionsserie vom Risiko zum Projektinhalt: Korrelation mit der Kovalenz plus Optimierung des Schaltens über die Stöchiometrie.</w:t>
-      </w:r>
-    </w:p>
-    <w:p>
-      <w:pPr>
-        <w:spacing w:after="100"/>
-      </w:pPr>
-      <w:r>
-        <w:t xml:space="preserve">Lesart der Kette: Drei Systeme (STF, PCMO, LSFO) haben den Edelmetall-Nachweis und damit eine belastbare Startbasis – ihre Projekte können unmittelbar Korrelation und Stöchiometrie-Optimierung verfolgen. STF führt zusätzlich auf 1b und hat als einziges auch eine Stöchiometrieserie an Pt (Sr/Ti); seine Lücken (direkte Kovalenz↔EV-Korrelation, Fe-Serie) sind exakt der Antragsinhalt. LSFO kombiniert das komplette Deskriptor-Fundament (1a exzellent, 1b quantitativ) mit erfüllter Achse 2 an den Endgliedern – die Zwischenserie ist der größte Optimierungsraum des Feldes. PCMO bleibt auf 1a/1b am dünnsten, hat aber Nachweis und Eigenexpertise. LSMO (kein Edelmetall-Nachweis, 1b dünn) und LNO (1b und Edelmetall-Nachweis offen) tragen dagegen einen Machbarkeitsschritt vor der Deskriptorstudie.</w:t>
-      </w:r>
-    </w:p>
-    <w:p>
-      <w:pPr>
-        <w:spacing w:after="100"/>
-      </w:pPr>
-      <w:r>
-        <w:t xml:space="preserve">Empfehlung (unverändert, jetzt schärfer begründet): STF als Lynen-Pilot (führt auf 1b + 2; Mikheev 2015 als methodische Blaupause „Stöchiometrie → Schottky-Barriere an Pt“), LSFO als Reihe 1 des Gruppenprogramms (Deskriptor-Fundament komplett, Achse 2 als definierte Lücke), LNO als exploratives Arbeitspaket der zweiten Förderphase. Die großen Anträge (ERC/Emmy Noether) behalten das Drei-Familien-Programm (LSFO/LSMO/LSCO) als Kern.</w:t>
+        <w:t xml:space="preserve">Rangfolge Achse 1a (Kovalenz vs. Stöchiometrie, experimentell): LSFO (kanonische XAS-Serie, Abbate 1992) &gt; STF (XAS-Serie vorhanden, Effekte klein) &gt; PCMO (zwei Messpunkte).</w:t>
+      </w:r>
+    </w:p>
+    <w:p>
+      <w:pPr>
+        <w:spacing w:after="100"/>
+      </w:pPr>
+      <w:r>
+        <w:t xml:space="preserve">Rangfolge Achse 1b (EV vs. Kovalenz, systemspezifisch): STF (einzige quasi-experimentelle EV-Skala, geschlossene Form) &gt; LSFO (quantitative DFT-Kette mit explizitem Kovalenz-Bezug, größter EV-Hub) &gt; PCMO (nur generische Modelle).</w:t>
+      </w:r>
+    </w:p>
+    <w:p>
+      <w:pPr>
+        <w:spacing w:after="100"/>
+      </w:pPr>
+      <w:r>
+        <w:t xml:space="preserve">Achse 2 unter dem Nachweis-Kriterium (Einzelstöchiometrie genügt): Alle drei verbliebenen Systeme erfüllen es – STF am stärksten (Pt-Basis mehrfach nachgewiesen, dazu Sr/Ti-Serie an Pt), PCMO (Pt/Pt, δ-abhängig, Kramer 2017), LSFO (Endglieder unter Au/SrRuO3). Damit wird die jeweils fehlende Kompositionsserie vom Risiko zum Projektinhalt: Korrelation mit der Kovalenz plus Optimierung des Schaltens über die Stöchiometrie.</w:t>
+      </w:r>
+    </w:p>
+    <w:p>
+      <w:pPr>
+        <w:spacing w:after="100"/>
+      </w:pPr>
+      <w:r>
+        <w:t xml:space="preserve">Lesart der Kette: Alle drei verbliebenen Systeme haben den Edelmetall-Nachweis und damit eine belastbare Startbasis – jedes Projekt kann unmittelbar Korrelation und Stöchiometrie-Optimierung verfolgen. STF führt zusätzlich auf 1b und hat als einziges auch eine Stöchiometrieserie an Pt (Sr/Ti); seine Lücken (direkte Kovalenz↔EV-Korrelation, Fe-Serie) sind exakt der Antragsinhalt. LSFO kombiniert das komplette Deskriptor-Fundament (1a exzellent, 1b quantitativ) mit erfüllter Achse 2 an den Endgliedern – die Zwischenserie ist der größte Optimierungsraum des Feldes. PCMO ist auf 1a/1b am dünnsten, bringt aber Nachweis, publizierte Kompositions-Benchmark (Asanuma) und die Eigenexpertise des Antragstellers mit.</w:t>
+      </w:r>
+    </w:p>
+    <w:p>
+      <w:pPr>
+        <w:spacing w:after="100"/>
+      </w:pPr>
+      <w:r>
+        <w:t xml:space="preserve">Empfehlung: STF als Lynen-Pilot (führt auf 1b + 2; Mikheev 2015 als methodische Blaupause „Stöchiometrie → Schottky-Barriere an Pt“), LSFO als Reihe 1 des Gruppenprogramms (Deskriptor-Fundament komplett, Achse 2 an den Endgliedern erfüllt), PCMO als Referenzserie 2 (Nachweis + Benchmark + Eigenexpertise). Die großen Anträge (ERC/Emmy Noether) führen entsprechend das Drei-Familien-Programm LSFO (primär) / PCMO (Referenz) / LSCO (Kartenverdichtung, zweite Phase); der Kobaltit-Baustein ist vor der zweiten Phase demselben Achse-2-Kriterium zu unterziehen.</w:t>
+      </w:r>
+    </w:p>
+    <w:p>
+      <w:pPr>
+        <w:pStyle w:val="Heading1"/>
+        <w:spacing w:after="120" w:before="240"/>
+      </w:pPr>
+      <w:r>
+        <w:t xml:space="preserve">Ausgeschiedene Systeme (09.08.2026)</w:t>
+      </w:r>
+    </w:p>
+    <w:p>
+      <w:pPr>
+        <w:spacing w:after="100"/>
+      </w:pPr>
+      <w:r>
+        <w:t xml:space="preserve">La1-xSrxMnO3-δ (LSMO, vormals Material_4): Achse 2 nicht erfüllt – kein Schaltnachweis an einer Edelmetall-Grenzfläche für irgendeine Stöchiometrie (einzige x-Serie über reaktives Al, Choi 2013; Moreno 2010 spitzenbasiert; Liu 2024 mit Ag); zudem 1b dünn. Die exzellente 1a-Achse (Abbate 1992) bleibt dem Programm als Kalibrierbasis der Manganit-XAS erhalten.</w:t>
+      </w:r>
+    </w:p>
+    <w:p>
+      <w:pPr>
+        <w:spacing w:after="100"/>
+      </w:pPr>
+      <w:r>
+        <w:t xml:space="preserve">La2NiO4+δ / La2-xSrxNiO4 (LNO, vormals Material_5): Achse 2 nicht erfüllt – Schalten nur an reaktiver TiN-Grenzfläche (Khuu 2022, Koroleva 2024) bzw. als interner Oxid/Oxid-Kontakt (Maas 2022); zusätzlich 1b offen (Interstitial-Energetik unpubliziert). Bleibt als denkbares exploratives Thema notiert, ist aber nicht mehr Teil des Antragsportfolios.</w:t>
       </w:r>
     </w:p>
     <w:p>

--- a/Materialsysteme_Vergleich.docx
+++ b/Materialsysteme_Vergleich.docx
@@ -635,7 +635,7 @@
         <w:spacing w:after="100"/>
       </w:pPr>
       <w:r>
-        <w:t xml:space="preserve">• Verifikations-Flags: Asanuma-Rückelektrode (SrRuO3) aus Plattformkontext erschlossen; Choi-Al-Top aus Begleitpublikationen bestätigt – vor Einreichung am Volltext gegenprüfen. • EV ist nur für STF experimentnah (Defektmodell), sonst DFT – in den Anträgen sauber als rechnerisch kennzeichnen; für LNO wäre die Interstitial-Energetik (1b) als eigenes Arbeitspaket auszuweisen. • Verteidigungsdatum, Patentdetails, Kooperationszusagen (Chueh, Synchrotron-, DFT-Partner), Wahl der Gastinstitution (RWTH vs. FZJ). • Manuskript-Platzhalter [P1]/[E4] mit realen Ergebnissen füllen. • ERC-/Emmy-Noether-Fassungen sind als Zukunftsszenario aus dem laufenden Lynen-Aufenthalt geschrieben – vor realer Nutzung anpassen.</w:t>
+        <w:t xml:space="preserve">• Portfolio-Erweiterung: Das Familien-Screening vom 09.08.2026 (Materialscreening_2026-08-09.docx) identifiziert YBa2Cu3O7-δ, SrCoOx und Gd:CeO2 als weitere Systeme, die alle drei Beleg-Glieder erfüllen; SrCoOx de-riskt zugleich den LSCO-Phase-2-Baustein (Endglied-Logik analog LSFO/SrFeOx). • Verifikations-Flags: Asanuma-Rückelektrode (SrRuO3) aus Plattformkontext erschlossen; Choi-Al-Top aus Begleitpublikationen bestätigt – vor Einreichung am Volltext gegenprüfen. • EV ist nur für STF experimentnah (Defektmodell), sonst DFT – in den Anträgen sauber als rechnerisch kennzeichnen; für LNO wäre die Interstitial-Energetik (1b) als eigenes Arbeitspaket auszuweisen. • Verteidigungsdatum, Patentdetails, Kooperationszusagen (Chueh, Synchrotron-, DFT-Partner), Wahl der Gastinstitution (RWTH vs. FZJ). • Manuskript-Platzhalter [P1]/[E4] mit realen Ergebnissen füllen. • ERC-/Emmy-Noether-Fassungen sind als Zukunftsszenario aus dem laufenden Lynen-Aufenthalt geschrieben – vor realer Nutzung anpassen.</w:t>
       </w:r>
     </w:p>
     <w:sectPr>

--- a/Materialsysteme_Vergleich.docx
+++ b/Materialsysteme_Vergleich.docx
@@ -21,7 +21,7 @@
           <w:sz w:val="18"/>
           <w:szCs w:val="18"/>
         </w:rPr>
-        <w:t xml:space="preserve">Stand: 09.08.2026, Fokus-Revision 3 (Portfolio-Reduktion). Claude-Code-generiert. Material_4 (LSMO) und Material_5 (LNO) wurden aus dem Portfolio entfernt, da für sie kein Schaltnachweis an einer Edelmetall-Grenzfläche existiert (Achse-2-Kriterium); in den EN-/ERC-Programmen ersetzt Pr1-xCaxMnO3 die bisherige LSMO-Referenzserie. Bewertung entlang der Deskriptorkette in drei Beleg-Glieder zerlegt (1a, 1b, 2 – siehe unten); Elektrodenstapel und Stöchiometrie-Abhängigkeiten der 14 zentralen Device-Studien einzeln verifiziert. Referenzstatus: Alle 101 Literaturverweise des Portfolios am 09.08.2026 vollständig verifiziert und korrigiert, Literatursuche je System wiederholt, empfohlene Neuaufnahmen eingearbeitet (Details: Literaturpruefung_2026-08-09.docx). Die Drei-Glieder-Bewertung ist in die Antragsdokumente übernommen: Ketten-Absätze in allen EN-/ERC-Fassungen, geschärfte Systemargumente in den fünf Lynen-Exposés; Kramer 2017 und Nakamura 2013 neu im PCMO-Set, Mikheev 2015 neu im STF-Exposé. Jeder Materialordner (Material_1 … Material_5) enthält ein vollständiges Antragsset: Feodor-Lynen-Exposé, ERC Starting Grant (COVMAP) und DFG Emmy Noether (COMET-Ox).</w:t>
+        <w:t xml:space="preserve">Stand: 09.08.2026, Fokus-Revision 4 (Portfolio-Reduktion + Erweiterung). Claude-Code-generiert. Material_4 (LSMO) und Material_5 (LNO) wurden aus dem Portfolio entfernt, da für sie kein Schaltnachweis an einer Edelmetall-Grenzfläche existiert (Achse-2-Kriterium); in den EN-/ERC-Programmen ersetzt Pr1-xCaxMnO3 die bisherige LSMO-Referenzserie. Nach dem Familien-Screening (Materialscreening_2026-08-09.docx) wurden drei neue Materialordner mit vollständigen Antragssets ergänzt: Material_6 (LSCO mit SrCoOx-Anker), Material_7 (YBCO) und Material_8 (GDC, Fluorit). Bewertung entlang der Deskriptorkette in drei Beleg-Glieder zerlegt (1a, 1b, 2 – siehe unten); Elektrodenstapel und Stöchiometrie-Abhängigkeiten der 14 zentralen Device-Studien einzeln verifiziert. Referenzstatus: Alle 101 Literaturverweise des Portfolios am 09.08.2026 vollständig verifiziert und korrigiert, Literatursuche je System wiederholt, empfohlene Neuaufnahmen eingearbeitet (Details: Literaturpruefung_2026-08-09.docx). Die Drei-Glieder-Bewertung ist in die Antragsdokumente übernommen: Ketten-Absätze in allen EN-/ERC-Fassungen, geschärfte Systemargumente in den fünf Lynen-Exposés; Kramer 2017 und Nakamura 2013 neu im PCMO-Set, Mikheev 2015 neu im STF-Exposé. Jeder Materialordner (Material_1 … Material_5) enthält ein vollständiges Antragsset: Feodor-Lynen-Exposé, ERC Starting Grant (COVMAP) und DFG Emmy Noether (COMET-Ox).</w:t>
       </w:r>
     </w:p>
     <w:p>
@@ -546,6 +546,342 @@
           </w:p>
         </w:tc>
       </w:tr>
+      <w:tr>
+        <w:tc>
+          <w:tcPr>
+            <w:tcW w:type="dxa" w:w="1050"/>
+            <w:tcMar>
+              <w:top w:type="dxa" w:w="60"/>
+              <w:left w:type="dxa" w:w="90"/>
+              <w:bottom w:type="dxa" w:w="60"/>
+              <w:right w:type="dxa" w:w="90"/>
+            </w:tcMar>
+          </w:tcPr>
+          <w:p>
+            <w:r>
+              <w:rPr>
+                <w:b w:val="false"/>
+                <w:bCs w:val="false"/>
+                <w:sz w:val="16"/>
+                <w:szCs w:val="16"/>
+              </w:rPr>
+              <w:t xml:space="preserve">6 – La1-xSrxCoO3-δ (LSCO, mit SrCoOx-Anker) – NEU</w:t>
+            </w:r>
+          </w:p>
+        </w:tc>
+        <w:tc>
+          <w:tcPr>
+            <w:tcW w:type="dxa" w:w="2050"/>
+            <w:tcMar>
+              <w:top w:type="dxa" w:w="60"/>
+              <w:left w:type="dxa" w:w="90"/>
+              <w:bottom w:type="dxa" w:w="60"/>
+              <w:right w:type="dxa" w:w="90"/>
+            </w:tcMar>
+          </w:tcPr>
+          <w:p>
+            <w:r>
+              <w:rPr>
+                <w:b w:val="false"/>
+                <w:bCs w:val="false"/>
+                <w:sz w:val="16"/>
+                <w:szCs w:val="16"/>
+              </w:rPr>
+              <w:t xml:space="preserve">Exzellent: O-1s-XAS-Serie vs. x (Saitoh, PRB 56, 1290 (1997)); δ-Achse spektroskopisch zugänglich; O-K-Preedge-Methodik etabliert.</w:t>
+            </w:r>
+          </w:p>
+        </w:tc>
+        <w:tc>
+          <w:tcPr>
+            <w:tcW w:type="dxa" w:w="2050"/>
+            <w:tcMar>
+              <w:top w:type="dxa" w:w="60"/>
+              <w:left w:type="dxa" w:w="90"/>
+              <w:bottom w:type="dxa" w:w="60"/>
+              <w:right w:type="dxa" w:w="90"/>
+            </w:tcMar>
+          </w:tcPr>
+          <w:p>
+            <w:r>
+              <w:rPr>
+                <w:b w:val="false"/>
+                <w:bCs w:val="false"/>
+                <w:sz w:val="16"/>
+                <w:szCs w:val="16"/>
+              </w:rPr>
+              <w:t xml:space="preserve">Am explizitesten aller Familien: experimentelle Defektchemie δ(pO2, T, x) (Mizusaki 1989) plus expliziter Kovalenz→EV-Link (Mefford, Nat. Commun. 7, 11053 (2016)).</w:t>
+            </w:r>
+          </w:p>
+        </w:tc>
+        <w:tc>
+          <w:tcPr>
+            <w:tcW w:type="dxa" w:w="2300"/>
+            <w:tcMar>
+              <w:top w:type="dxa" w:w="60"/>
+              <w:left w:type="dxa" w:w="90"/>
+              <w:bottom w:type="dxa" w:w="60"/>
+              <w:right w:type="dxa" w:w="90"/>
+            </w:tcMar>
+          </w:tcPr>
+          <w:p>
+            <w:r>
+              <w:rPr>
+                <w:b w:val="false"/>
+                <w:bCs w:val="false"/>
+                <w:sz w:val="16"/>
+                <w:szCs w:val="16"/>
+              </w:rPr>
+              <w:t xml:space="preserve">Erfüllt am Sr-Endglied: SrCoOx schaltet Au-aktiv (Acharya 2016: Au/SrCoO2.5/LSM; Nallagatla 2019: Au/SrCoO2.5/Nb:STO; analog Mou 2021; Strain-Kontrolle Xiang 2022). Zwischenkompositionen bisher nur mit reaktivem Ag – der Optimierungsraum des Projekts.</w:t>
+            </w:r>
+          </w:p>
+        </w:tc>
+        <w:tc>
+          <w:tcPr>
+            <w:tcW w:type="dxa" w:w="1622"/>
+            <w:tcMar>
+              <w:top w:type="dxa" w:w="60"/>
+              <w:left w:type="dxa" w:w="90"/>
+              <w:bottom w:type="dxa" w:w="60"/>
+              <w:right w:type="dxa" w:w="90"/>
+            </w:tcMar>
+          </w:tcPr>
+          <w:p>
+            <w:r>
+              <w:rPr>
+                <w:b w:val="false"/>
+                <w:bCs w:val="false"/>
+                <w:sz w:val="16"/>
+                <w:szCs w:val="16"/>
+              </w:rPr>
+              <w:t xml:space="preserve">Neuzugang aus dem Screening (09.08.2026): komplettiert das Drei-Familien-Programm als Serie 3 mit erfülltem Achse-2-Anker (Endglied-Logik analog LSFO/SrFeOx). Confounder: perkolativer MIT (x ≈ 0,18), Spin-State-Übergänge.</w:t>
+            </w:r>
+          </w:p>
+        </w:tc>
+      </w:tr>
+      <w:tr>
+        <w:tc>
+          <w:tcPr>
+            <w:tcW w:type="dxa" w:w="1050"/>
+            <w:tcMar>
+              <w:top w:type="dxa" w:w="60"/>
+              <w:left w:type="dxa" w:w="90"/>
+              <w:bottom w:type="dxa" w:w="60"/>
+              <w:right w:type="dxa" w:w="90"/>
+            </w:tcMar>
+          </w:tcPr>
+          <w:p>
+            <w:r>
+              <w:rPr>
+                <w:b w:val="false"/>
+                <w:bCs w:val="false"/>
+                <w:sz w:val="16"/>
+                <w:szCs w:val="16"/>
+              </w:rPr>
+              <w:t xml:space="preserve">7 – YBa2Cu3O7-δ (YBCO) – NEU</w:t>
+            </w:r>
+          </w:p>
+        </w:tc>
+        <w:tc>
+          <w:tcPr>
+            <w:tcW w:type="dxa" w:w="2050"/>
+            <w:tcMar>
+              <w:top w:type="dxa" w:w="60"/>
+              <w:left w:type="dxa" w:w="90"/>
+              <w:bottom w:type="dxa" w:w="60"/>
+              <w:right w:type="dxa" w:w="90"/>
+            </w:tcMar>
+          </w:tcPr>
+          <w:p>
+            <w:r>
+              <w:rPr>
+                <w:b w:val="false"/>
+                <w:bCs w:val="false"/>
+                <w:sz w:val="16"/>
+                <w:szCs w:val="16"/>
+              </w:rPr>
+              <w:t xml:space="preserve">Einzigartig: platzaufgelöste O-1s/Cu-2p-XAS (Ebene/Kette/Apex) vs. δ und Dotierung (Nücker 1995; Merz 1998); Kettensauerstoff kontinuierlich 6,0–7,0 stimmbar – feinste Stöchiometrieachse des Portfolios.</w:t>
+            </w:r>
+          </w:p>
+        </w:tc>
+        <w:tc>
+          <w:tcPr>
+            <w:tcW w:type="dxa" w:w="2050"/>
+            <w:tcMar>
+              <w:top w:type="dxa" w:w="60"/>
+              <w:left w:type="dxa" w:w="90"/>
+              <w:bottom w:type="dxa" w:w="60"/>
+              <w:right w:type="dxa" w:w="90"/>
+            </w:tcMar>
+          </w:tcPr>
+          <w:p>
+            <w:r>
+              <w:rPr>
+                <w:b w:val="false"/>
+                <w:bCs w:val="false"/>
+                <w:sz w:val="16"/>
+                <w:szCs w:val="16"/>
+              </w:rPr>
+              <w:t xml:space="preserve">DFT-Punktdefekte platz- und δ-abhängig (Kette ≈ 1,2 eV vs. Ebene ≈ 2,1 eV; J. Phys. Commun. 2020; JAP 140, 055104 – Zitate vor Einreichung vervollständigen).</w:t>
+            </w:r>
+          </w:p>
+        </w:tc>
+        <w:tc>
+          <w:tcPr>
+            <w:tcW w:type="dxa" w:w="2300"/>
+            <w:tcMar>
+              <w:top w:type="dxa" w:w="60"/>
+              <w:left w:type="dxa" w:w="90"/>
+              <w:bottom w:type="dxa" w:w="60"/>
+              <w:right w:type="dxa" w:w="90"/>
+            </w:tcMar>
+          </w:tcPr>
+          <w:p>
+            <w:r>
+              <w:rPr>
+                <w:b w:val="false"/>
+                <w:bCs w:val="false"/>
+                <w:sz w:val="16"/>
+                <w:szCs w:val="16"/>
+              </w:rPr>
+              <w:t xml:space="preserve">Erfüllt und repliziert: Au/YBCO/Au bipolar, nichtflüchtig, O-Leerstellen-Mechanismus (Acha/Rozenberg, JPCM 21, 045702 (2009); APL 127, 241602; ACS AEM 2025, 80–300 K). Bisher Keramik – epitaktische Zellen sind der Projektbeitrag.</w:t>
+            </w:r>
+          </w:p>
+        </w:tc>
+        <w:tc>
+          <w:tcPr>
+            <w:tcW w:type="dxa" w:w="1622"/>
+            <w:tcMar>
+              <w:top w:type="dxa" w:w="60"/>
+              <w:left w:type="dxa" w:w="90"/>
+              <w:bottom w:type="dxa" w:w="60"/>
+              <w:right w:type="dxa" w:w="90"/>
+            </w:tcMar>
+          </w:tcPr>
+          <w:p>
+            <w:r>
+              <w:rPr>
+                <w:b w:val="false"/>
+                <w:bCs w:val="false"/>
+                <w:sz w:val="16"/>
+                <w:szCs w:val="16"/>
+              </w:rPr>
+              <w:t xml:space="preserve">Neuzugang: erweitert die Karte um die Kuprat-Bindungsklasse und eine zweite Strukturfamilie – schärfster Generalisierungstest innerhalb der Oxide. Confounder: Supraleitung &lt; 93 K (Metrologie ≥ 100 K), Kettenordnungs-Kinetik.</w:t>
+            </w:r>
+          </w:p>
+        </w:tc>
+      </w:tr>
+      <w:tr>
+        <w:tc>
+          <w:tcPr>
+            <w:tcW w:type="dxa" w:w="1050"/>
+            <w:tcMar>
+              <w:top w:type="dxa" w:w="60"/>
+              <w:left w:type="dxa" w:w="90"/>
+              <w:bottom w:type="dxa" w:w="60"/>
+              <w:right w:type="dxa" w:w="90"/>
+            </w:tcMar>
+          </w:tcPr>
+          <w:p>
+            <w:r>
+              <w:rPr>
+                <w:b w:val="false"/>
+                <w:bCs w:val="false"/>
+                <w:sz w:val="16"/>
+                <w:szCs w:val="16"/>
+              </w:rPr>
+              <w:t xml:space="preserve">8 – Ce1-xGdxO2-δ (GDC, Fluorit) – NEU</w:t>
+            </w:r>
+          </w:p>
+        </w:tc>
+        <w:tc>
+          <w:tcPr>
+            <w:tcW w:type="dxa" w:w="2050"/>
+            <w:tcMar>
+              <w:top w:type="dxa" w:w="60"/>
+              <w:left w:type="dxa" w:w="90"/>
+              <w:bottom w:type="dxa" w:w="60"/>
+              <w:right w:type="dxa" w:w="90"/>
+            </w:tcMar>
+          </w:tcPr>
+          <w:p>
+            <w:r>
+              <w:rPr>
+                <w:b w:val="false"/>
+                <w:bCs w:val="false"/>
+                <w:sz w:val="16"/>
+                <w:szCs w:val="16"/>
+              </w:rPr>
+              <w:t xml:space="preserve">Andersartig: Reduzierbarkeits-/Kovalenzachse über Ce-4f/O-2p (Ce-M4,5/L3-XAS, EELS), primär vs. δ belegt; XAS-Serie vs. x fehlt – wäre der eigene 1a-Beitrag.</w:t>
+            </w:r>
+          </w:p>
+        </w:tc>
+        <w:tc>
+          <w:tcPr>
+            <w:tcW w:type="dxa" w:w="2050"/>
+            <w:tcMar>
+              <w:top w:type="dxa" w:w="60"/>
+              <w:left w:type="dxa" w:w="90"/>
+              <w:bottom w:type="dxa" w:w="60"/>
+              <w:right w:type="dxa" w:w="90"/>
+            </w:tcMar>
+          </w:tcPr>
+          <w:p>
+            <w:r>
+              <w:rPr>
+                <w:b w:val="false"/>
+                <w:bCs w:val="false"/>
+                <w:sz w:val="16"/>
+                <w:szCs w:val="16"/>
+              </w:rPr>
+              <w:t xml:space="preserve">DFT: EV- und Assoziationsenergien vs. Dotand (Andersson, PNAS 103, 3518 (2006)); Tuller-Defektchemie der dotierten Cerie (PCO) als experimenteller Anker.</w:t>
+            </w:r>
+          </w:p>
+        </w:tc>
+        <w:tc>
+          <w:tcPr>
+            <w:tcW w:type="dxa" w:w="2300"/>
+            <w:tcMar>
+              <w:top w:type="dxa" w:w="60"/>
+              <w:left w:type="dxa" w:w="90"/>
+              <w:bottom w:type="dxa" w:w="60"/>
+              <w:right w:type="dxa" w:w="90"/>
+            </w:tcMar>
+          </w:tcPr>
+          <w:p>
+            <w:r>
+              <w:rPr>
+                <w:b w:val="false"/>
+                <w:bCs w:val="false"/>
+                <w:sz w:val="16"/>
+                <w:szCs w:val="16"/>
+              </w:rPr>
+              <w:t xml:space="preserve">Am reifsten von allen: Pt/GDC/Pt-Crossbars mit x-Serie 0–0,2 im Device (Schmitt/Rupp, ACS Nano 11, 8881 (2017)); polaronisches RS (AEM 2019); Pt/SDC/Nb:STO (Materials 2024).</w:t>
+            </w:r>
+          </w:p>
+        </w:tc>
+        <w:tc>
+          <w:tcPr>
+            <w:tcW w:type="dxa" w:w="1622"/>
+            <w:tcMar>
+              <w:top w:type="dxa" w:w="60"/>
+              <w:left w:type="dxa" w:w="90"/>
+              <w:bottom w:type="dxa" w:w="60"/>
+              <w:right w:type="dxa" w:w="90"/>
+            </w:tcMar>
+          </w:tcPr>
+          <w:p>
+            <w:r>
+              <w:rPr>
+                <w:b w:val="false"/>
+                <w:bCs w:val="false"/>
+                <w:sz w:val="16"/>
+                <w:szCs w:val="16"/>
+              </w:rPr>
+              <w:t xml:space="preserve">Neuzugang: Generalisierungstest der Deskriptorkarte jenseits der Perowskite, auf publizierter Pt/Pt-Plattform. Confounder: 4f-Lokalisierung/polaronischer Transport, Korngrenzen; Gd wirkt primär über VO-Konzentration.</w:t>
+            </w:r>
+          </w:p>
+        </w:tc>
+      </w:tr>
     </w:tbl>
     <w:p>
       <w:pPr>
@@ -593,7 +929,7 @@
         <w:spacing w:after="100"/>
       </w:pPr>
       <w:r>
-        <w:t xml:space="preserve">Empfehlung: STF als Lynen-Pilot (führt auf 1b + 2; Mikheev 2015 als methodische Blaupause „Stöchiometrie → Schottky-Barriere an Pt“), LSFO als Reihe 1 des Gruppenprogramms (Deskriptor-Fundament komplett, Achse 2 an den Endgliedern erfüllt), PCMO als Referenzserie 2 (Nachweis + Benchmark + Eigenexpertise). Die großen Anträge (ERC/Emmy Noether) führen entsprechend das Drei-Familien-Programm LSFO (primär) / PCMO (Referenz) / LSCO (Kartenverdichtung, zweite Phase); der Kobaltit-Baustein ist vor der zweiten Phase demselben Achse-2-Kriterium zu unterziehen.</w:t>
+        <w:t xml:space="preserve">Empfehlung: STF als Lynen-Pilot (führt auf 1b + 2; Mikheev 2015 als methodische Blaupause „Stöchiometrie → Schottky-Barriere an Pt“), LSFO als Reihe 1 des Gruppenprogramms (Deskriptor-Fundament komplett, Achse 2 an den Endgliedern erfüllt), PCMO als Referenzserie 2 (Nachweis + Benchmark + Eigenexpertise). Die großen Anträge (ERC/Emmy Noether) führen entsprechend das Drei-Familien-Programm LSFO (primär) / PCMO (Referenz) / LSCO (Kartenverdichtung, zweite Phase); der Kobaltit-Baustein hat die Achse-2-Prüfung über sein Endglied SrCoOx bestanden (Screening 09.08.2026; vollständiges Antragsset in Material_6). YBCO (Ordner 7) und GDC (Ordner 8) sind Kartenerweiterungs-Optionen – als Lynen-Pilot wählbar, im Gruppenprogramm als exploratives Arbeitspaket der zweiten Phase: YBCO testet die Kuprat-Bindungsklasse, GDC die Übertragbarkeit auf die Fluorit-Struktur.</w:t>
       </w:r>
     </w:p>
     <w:p>

--- a/Materialsysteme_Vergleich.docx
+++ b/Materialsysteme_Vergleich.docx
@@ -21,7 +21,7 @@
           <w:sz w:val="18"/>
           <w:szCs w:val="18"/>
         </w:rPr>
-        <w:t xml:space="preserve">Stand: 09.08.2026, Fokus-Revision 4 (Portfolio-Reduktion + Erweiterung). Claude-Code-generiert. Material_4 (LSMO) und Material_5 (LNO) wurden aus dem Portfolio entfernt, da für sie kein Schaltnachweis an einer Edelmetall-Grenzfläche existiert (Achse-2-Kriterium); in den EN-/ERC-Programmen ersetzt Pr1-xCaxMnO3 die bisherige LSMO-Referenzserie. Nach dem Familien-Screening (Materialscreening_2026-08-09.docx) wurden drei neue Materialordner mit vollständigen Antragssets ergänzt: Material_6 (LSCO mit SrCoOx-Anker), Material_7 (YBCO) und Material_8 (GDC, Fluorit). Bewertung entlang der Deskriptorkette in drei Beleg-Glieder zerlegt (1a, 1b, 2 – siehe unten); Elektrodenstapel und Stöchiometrie-Abhängigkeiten der 14 zentralen Device-Studien einzeln verifiziert. Referenzstatus: Alle 101 Literaturverweise des Portfolios am 09.08.2026 vollständig verifiziert und korrigiert, Literatursuche je System wiederholt, empfohlene Neuaufnahmen eingearbeitet (Details: Literaturpruefung_2026-08-09.docx). Die Drei-Glieder-Bewertung ist in die Antragsdokumente übernommen: Ketten-Absätze in allen EN-/ERC-Fassungen, geschärfte Systemargumente in den fünf Lynen-Exposés; Kramer 2017 und Nakamura 2013 neu im PCMO-Set, Mikheev 2015 neu im STF-Exposé. Jeder Materialordner (Material_1 … Material_5) enthält ein vollständiges Antragsset: Feodor-Lynen-Exposé, ERC Starting Grant (COVMAP) und DFG Emmy Noether (COMET-Ox).</w:t>
+        <w:t xml:space="preserve">Stand: 09.08.2026, Fokus-Revision 4 (Portfolio-Reduktion + Erweiterung). Claude-Code-generiert. Material_4 (LSMO) und Material_5 (LNO) wurden aus dem Portfolio entfernt, da für sie kein Schaltnachweis an einer Edelmetall-Grenzfläche existiert (Achse-2-Kriterium); in den EN-/ERC-Programmen ersetzt Pr1-xCaxMnO3 die bisherige LSMO-Referenzserie. Nach dem Familien-Screening (Materialscreening_2026-08-09.docx) wurden drei neue Materialordner mit vollständigen Antragssets ergänzt: Material_6 (LSCO mit SrCoOx-Anker), Material_7 (YBCO) und Material_8 (GDC, Fluorit). Bewertung entlang der Deskriptorkette in drei Beleg-Glieder zerlegt (1a, 1b, 2 – siehe unten); Elektrodenstapel und Stöchiometrie-Abhängigkeiten der 14 zentralen Device-Studien einzeln verifiziert. Referenzstatus: Alle 101 Literaturverweise des Portfolios am 09.08.2026 vollständig verifiziert und korrigiert, Literatursuche je System wiederholt, empfohlene Neuaufnahmen eingearbeitet (Details: Literaturpruefung_2026-08-09.docx). Die Drei-Glieder-Bewertung ist in die Antragsdokumente übernommen: Ketten-Absätze in allen EN-/ERC-Fassungen, geschärfte Systemargumente in den fünf Lynen-Exposés; Kramer 2017 und Nakamura 2013 neu im PCMO-Set, Mikheev 2015 neu im STF-Exposé. Jeder Materialordner (Material_1–3, Material_6–8) enthält ein vollständiges Antragsset: Feodor-Lynen-Exposé, ERC Starting Grant (COVMAP) und DFG Emmy Noether (COMET-Ox) sowie programmspezifische Adaptionen für DAAD PRIME, das DFG-Walter-Benjamin-Programm und die MSCA Postdoctoral Fellowship (Global) – für den Auslandsaufenthalt wird nur eines der Postdoc-Programme verfolgt; die Parallel-Entwürfe dienen dem Formatvergleich.</w:t>
       </w:r>
     </w:p>
     <w:p>

--- a/Materialsysteme_Vergleich.docx
+++ b/Materialsysteme_Vergleich.docx
@@ -21,7 +21,7 @@
           <w:sz w:val="18"/>
           <w:szCs w:val="18"/>
         </w:rPr>
-        <w:t xml:space="preserve">Stand: 09.08.2026, Fokus-Revision 4 (Portfolio-Reduktion + Erweiterung). Claude-Code-generiert. Material_4 (LSMO) und Material_5 (LNO) wurden aus dem Portfolio entfernt, da für sie kein Schaltnachweis an einer Edelmetall-Grenzfläche existiert (Achse-2-Kriterium); in den EN-/ERC-Programmen ersetzt Pr1-xCaxMnO3 die bisherige LSMO-Referenzserie. Nach dem Familien-Screening (Materialscreening_2026-08-09.docx) wurden drei neue Materialordner mit vollständigen Antragssets ergänzt: Material_6 (LSCO mit SrCoOx-Anker), Material_7 (YBCO) und Material_8 (GDC, Fluorit). Bewertung entlang der Deskriptorkette in drei Beleg-Glieder zerlegt (1a, 1b, 2 – siehe unten); Elektrodenstapel und Stöchiometrie-Abhängigkeiten der 14 zentralen Device-Studien einzeln verifiziert. Referenzstatus: Alle 101 Literaturverweise des Portfolios am 09.08.2026 vollständig verifiziert und korrigiert, Literatursuche je System wiederholt, empfohlene Neuaufnahmen eingearbeitet (Details: Literaturpruefung_2026-08-09.docx). Die Drei-Glieder-Bewertung ist in die Antragsdokumente übernommen: Ketten-Absätze in allen EN-/ERC-Fassungen, geschärfte Systemargumente in den fünf Lynen-Exposés; Kramer 2017 und Nakamura 2013 neu im PCMO-Set, Mikheev 2015 neu im STF-Exposé. Jeder Materialordner (Material_1–3, Material_6–8) enthält ein vollständiges Antragsset: Feodor-Lynen-Exposé, ERC Starting Grant (COVMAP) und DFG Emmy Noether (COMET-Ox) sowie programmspezifische Adaptionen für DAAD PRIME, das DFG-Walter-Benjamin-Programm und die MSCA Postdoctoral Fellowship (Global) – für den Auslandsaufenthalt wird nur eines der Postdoc-Programme verfolgt; die Parallel-Entwürfe dienen dem Formatvergleich.</w:t>
+        <w:t xml:space="preserve">Stand: 09.08.2026, Fokus-Revision 4 (Portfolio-Reduktion + Erweiterung). Claude-Code-generiert. Material_4 (LSMO) und Material_5 (LNO) wurden aus dem Portfolio entfernt, da für sie kein Schaltnachweis an einer Edelmetall-Grenzfläche existiert (Achse-2-Kriterium); in den EN-/ERC-Programmen ersetzt Pr1-xCaxMnO3 die bisherige LSMO-Referenzserie. Nach dem Familien-Screening (Materialscreening_2026-08-09.docx) wurden drei neue Materialordner mit vollständigen Antragssets ergänzt: Material_6 (LSCO mit SrCoOx-Anker), Material_7 (YBCO) und Material_8 (GDC, Fluorit). Bewertung entlang der Deskriptorkette in drei Beleg-Glieder zerlegt (1a, 1b, 2 – siehe unten); Elektrodenstapel und Stöchiometrie-Abhängigkeiten der 14 zentralen Device-Studien einzeln verifiziert. Referenzstatus: Alle 101 Literaturverweise des Portfolios am 09.08.2026 vollständig verifiziert und korrigiert, Literatursuche je System wiederholt, empfohlene Neuaufnahmen eingearbeitet (Details: Literaturpruefung_2026-08-09.docx). Die Drei-Glieder-Bewertung ist in die Antragsdokumente übernommen: Ketten-Absätze in allen EN-/ERC-Fassungen, geschärfte Systemargumente in den fünf Lynen-Exposés; Kramer 2017 und Nakamura 2013 neu im PCMO-Set, Mikheev 2015 neu im STF-Exposé. Jeder Materialordner (Material_1–3, Material_6–8) enthält ein vollständiges Antragsset: Feodor-Lynen-Exposé, ERC Starting Grant (COVMAP) und DFG Emmy Noether (COMET-Ox) sowie eigenständige Vollanträge für DAAD PRIME, das DFG-Walter-Benjamin-Programm und die MSCA Postdoctoral Fellowship (Global), jeweils ohne Bezug auf die Feodor-Lynen-Förderung formuliert – für den Auslandsaufenthalt wird nur eines der Postdoc-Programme verfolgt; die Parallel-Entwürfe dienen dem Formatvergleich.</w:t>
       </w:r>
     </w:p>
     <w:p>

--- a/Materialsysteme_Vergleich.docx
+++ b/Materialsysteme_Vergleich.docx
@@ -21,7 +21,7 @@
           <w:sz w:val="18"/>
           <w:szCs w:val="18"/>
         </w:rPr>
-        <w:t xml:space="preserve">Stand: 09.08.2026, Fokus-Revision 4 (Portfolio-Reduktion + Erweiterung). Claude-Code-generiert. Material_4 (LSMO) und Material_5 (LNO) wurden aus dem Portfolio entfernt, da für sie kein Schaltnachweis an einer Edelmetall-Grenzfläche existiert (Achse-2-Kriterium); in den EN-/ERC-Programmen ersetzt Pr1-xCaxMnO3 die bisherige LSMO-Referenzserie. Nach dem Familien-Screening (Materialscreening_2026-08-09.docx) wurden drei neue Materialordner mit vollständigen Antragssets ergänzt: Material_6 (LSCO mit SrCoOx-Anker), Material_7 (YBCO) und Material_8 (GDC, Fluorit). Bewertung entlang der Deskriptorkette in drei Beleg-Glieder zerlegt (1a, 1b, 2 – siehe unten); Elektrodenstapel und Stöchiometrie-Abhängigkeiten der 14 zentralen Device-Studien einzeln verifiziert. Referenzstatus: Alle 101 Literaturverweise des Portfolios am 09.08.2026 vollständig verifiziert und korrigiert, Literatursuche je System wiederholt, empfohlene Neuaufnahmen eingearbeitet (Details: Literaturpruefung_2026-08-09.docx). Die Drei-Glieder-Bewertung ist in die Antragsdokumente übernommen: Ketten-Absätze in allen EN-/ERC-Fassungen, geschärfte Systemargumente in den fünf Lynen-Exposés; Kramer 2017 und Nakamura 2013 neu im PCMO-Set, Mikheev 2015 neu im STF-Exposé. Jeder Materialordner (Material_1–3, Material_6–8) enthält ein vollständiges Antragsset: Feodor-Lynen-Exposé, ERC Starting Grant (COVMAP) und DFG Emmy Noether (COMET-Ox) sowie eigenständige Vollanträge für DAAD PRIME, das DFG-Walter-Benjamin-Programm und die MSCA Postdoctoral Fellowship (Global), jeweils ohne Bezug auf die Feodor-Lynen-Förderung formuliert – für den Auslandsaufenthalt wird nur eines der Postdoc-Programme verfolgt; die Parallel-Entwürfe dienen dem Formatvergleich.</w:t>
+        <w:t xml:space="preserve">Stand: 09.08.2026, Fokus-Revision 5 (Fachfeedback eingearbeitet). Claude-Code-generiert. Externes Fachfeedback (08/2026) umgesetzt: Beleglage-Formulierungen zur XAS-Quantifizierung entschärft, Kovalenzbegriff in allen Anträgen über die Cluster-Modell-Grundlagenliteratur der 80er/90er verankert (Fujimori, Bocquet, Saitoh, Sarma; sechs neue Grundlagenreferenzen je Antragsset, einzeln verifiziert), kritische Distanz zur Katalyseliteratur als expliziter Methodik-Baustein, Host-Wahl als Revisionspunkt markiert (s. u.). Material_4 (LSMO) und Material_5 (LNO) wurden aus dem Portfolio entfernt, da für sie kein Schaltnachweis an einer Edelmetall-Grenzfläche existiert (Achse-2-Kriterium); in den EN-/ERC-Programmen ersetzt Pr1-xCaxMnO3 die bisherige LSMO-Referenzserie. Nach dem Familien-Screening (Materialscreening_2026-08-09.docx) wurden drei neue Materialordner mit vollständigen Antragssets ergänzt: Material_6 (LSCO mit SrCoOx-Anker), Material_7 (YBCO) und Material_8 (GDC, Fluorit). Bewertung entlang der Deskriptorkette in drei Beleg-Glieder zerlegt (1a, 1b, 2 – siehe unten); Elektrodenstapel und Stöchiometrie-Abhängigkeiten der 14 zentralen Device-Studien einzeln verifiziert. Referenzstatus: Alle 101 Literaturverweise des Portfolios am 09.08.2026 vollständig verifiziert und korrigiert, Literatursuche je System wiederholt, empfohlene Neuaufnahmen eingearbeitet (Details: Literaturpruefung_2026-08-09.docx). Die Drei-Glieder-Bewertung ist in die Antragsdokumente übernommen: Ketten-Absätze in allen EN-/ERC-Fassungen, geschärfte Systemargumente in den fünf Lynen-Exposés; Kramer 2017 und Nakamura 2013 neu im PCMO-Set, Mikheev 2015 neu im STF-Exposé. Jeder Materialordner (Material_1–3, Material_6–8) enthält ein vollständiges Antragsset: Feodor-Lynen-Exposé, ERC Starting Grant (COVMAP) und DFG Emmy Noether (COMET-Ox) sowie eigenständige Vollanträge für DAAD PRIME, das DFG-Walter-Benjamin-Programm und die MSCA Postdoctoral Fellowship (Global), jeweils ohne Bezug auf die Feodor-Lynen-Förderung formuliert – für den Auslandsaufenthalt wird nur eines der Postdoc-Programme verfolgt; die Parallel-Entwürfe dienen dem Formatvergleich.</w:t>
       </w:r>
     </w:p>
     <w:p>
@@ -46,7 +46,7 @@
         <w:spacing w:after="100"/>
       </w:pPr>
       <w:r>
-        <w:t xml:space="preserve">Achse 1a – Kovalenzänderung mit der Stöchiometrie: Wie gut ist experimentell (XAS-Serien, O-K-Preedge) belegt, dass sich die Metall–Sauerstoff-Kovalenz mit der Dotierung x bzw. dem Sauerstoffgehalt δ systematisch und quantifizierbar ändert?</w:t>
+        <w:t xml:space="preserve">Achse 1a – Kovalenzänderung mit der Stöchiometrie: Wie gut ist experimentell (XAS-Serien, O-K-Preedge) belegt, dass sich die Metall–Sauerstoff-Kovalenz mit der Dotierung x bzw. dem Sauerstoffgehalt δ systematisch und quantifizierbar ändert? Konzeptioneller Rahmen (nach externem Fachfeedback, 08/2026): „Kovalenz“ ist quantitativ im Ladungstransfer-/Cluster-Modell-Sinn zu verstehen (Δ, U, Transferintegrale; Zaanen–Sawatzky–Allen 1985; Konfigurationswechselwirkungs-Analysen von Fujimori/Minami 1984, Bocquet 1992, Saitoh 1995, Nimkar/Sarma 1993). O-K-Preedge-Intensitäten gelten nur als relativer, serieninterner Hybridisierungsmaßstab (Grenzen: de Groot 1994); die in der Katalyseliteratur verbreitete Gleichsetzung von Hybridisierung und Kovalenz wird in allen Anträgen ausdrücklich vermieden.</w:t>
       </w:r>
     </w:p>
     <w:p>
@@ -251,7 +251,7 @@
                 <w:sz w:val="16"/>
                 <w:szCs w:val="16"/>
               </w:rPr>
-              <w:t xml:space="preserve">Gut belegt: Fe–O-Hybridisierung und Fe-Valenz über die Reihe per XAS dokumentiert (Vračar 2007); die elektronische Struktur ändert sich nachweislich kontinuierlich mit x (Eg(x) = 3,2 − 1,9x + 0,5x² eV, Rothschild 2006); O-K-Preedge-Quantifizierung etabliert (Suntivich 2014, Frati 2020). Einschränkung: verdünntes Fe → kleine absolute Kovalenzänderungen, Präzisionsspektroskopie nötig.</w:t>
+              <w:t xml:space="preserve">Gut belegt: Fe–O-Hybridisierung und Fe-Valenz über die Reihe per XAS dokumentiert (Vračar 2007); die elektronische Struktur ändert sich nachweislich kontinuierlich mit x (Eg(x) = 3,2 − 1,9x + 0,5x² eV, Rothschild 2006); O-K-Preedge als relativer, serieninterner Hybridisierungsmaßstab nutzbar (Suntivich 2014; Grenzen: de Groot 1994, Frati 2020) – keine absolute Kovalenzskala; Verankerung über Cluster-Modell-Analysen (Bocquet/Saitoh/Fujimori) vorgesehen. Einschränkung: verdünntes Fe → kleine absolute Kovalenzänderungen, Präzisionsspektroskopie nötig.</w:t>
             </w:r>
           </w:p>
         </w:tc>
@@ -475,7 +475,7 @@
                 <w:sz w:val="16"/>
                 <w:szCs w:val="16"/>
               </w:rPr>
-              <w:t xml:space="preserve">Exzellent – kanonisch: Kontrolliert-Valenz-XAS über die gesamte Reihe zeigt systematisch mit x wachsenden O-2p-Lochcharakter (Abbate 1992); O-K-Preedge-Quantifizierung etabliert (Suntivich 2014). Experimentell die sauberste Stöchiometrie→Kovalenz-Serie neben LSMO.</w:t>
+              <w:t xml:space="preserve">Exzellent – kanonisch: Kontrolliert-Valenz-XAS über die gesamte Reihe zeigt systematisch mit x wachsenden O-2p-Lochcharakter (Abbate 1992); O-K-Preedge als serieninterner Maßstab nutzbar (Suntivich 2014). Experimentell die sauberste Stöchiometrie→Kovalenz-Serie neben LSMO.</w:t>
             </w:r>
           </w:p>
         </w:tc>
@@ -587,7 +587,7 @@
                 <w:sz w:val="16"/>
                 <w:szCs w:val="16"/>
               </w:rPr>
-              <w:t xml:space="preserve">Exzellent: O-1s-XAS-Serie vs. x (Saitoh, PRB 56, 1290 (1997)); δ-Achse spektroskopisch zugänglich; O-K-Preedge-Methodik etabliert.</w:t>
+              <w:t xml:space="preserve">Exzellent: O-1s-XAS-Serie vs. x (Saitoh, PRB 56, 1290 (1997)); δ-Achse spektroskopisch zugänglich; O-K-Preedge als serieninterner Maßstab nutzbar.</w:t>
             </w:r>
           </w:p>
         </w:tc>
@@ -971,7 +971,7 @@
         <w:spacing w:after="100"/>
       </w:pPr>
       <w:r>
-        <w:t xml:space="preserve">• Portfolio-Erweiterung: Das Familien-Screening vom 09.08.2026 (Materialscreening_2026-08-09.docx) identifiziert YBa2Cu3O7-δ, SrCoOx und Gd:CeO2 als weitere Systeme, die alle drei Beleg-Glieder erfüllen; SrCoOx de-riskt zugleich den LSCO-Phase-2-Baustein (Endglied-Logik analog LSFO/SrFeOx). • Verifikations-Flags: Asanuma-Rückelektrode (SrRuO3) aus Plattformkontext erschlossen; Choi-Al-Top aus Begleitpublikationen bestätigt – vor Einreichung am Volltext gegenprüfen. • EV ist nur für STF experimentnah (Defektmodell), sonst DFT – in den Anträgen sauber als rechnerisch kennzeichnen; für LNO wäre die Interstitial-Energetik (1b) als eigenes Arbeitspaket auszuweisen. • Verteidigungsdatum, Patentdetails, Kooperationszusagen (Chueh, Synchrotron-, DFT-Partner), Wahl der Gastinstitution (RWTH vs. FZJ). • Manuskript-Platzhalter [P1]/[E4] mit realen Ergebnissen füllen. • ERC-/Emmy-Noether-Fassungen sind als Zukunftsszenario aus dem laufenden Lynen-Aufenthalt geschrieben – vor realer Nutzung anpassen.</w:t>
+        <w:t xml:space="preserve">• Portfolio-Erweiterung: Das Familien-Screening vom 09.08.2026 (Materialscreening_2026-08-09.docx) identifiziert YBa2Cu3O7-δ, SrCoOx und Gd:CeO2 als weitere Systeme, die alle drei Beleg-Glieder erfüllen; SrCoOx de-riskt zugleich den LSCO-Phase-2-Baustein (Endglied-Logik analog LSFO/SrFeOx). • Host-Wahl neu bewerten (externes Fachfeedback, 08/2026): Die Chueh-Gruppe selbst ist kaum noch Perowskit-aktiv; die einschlägigen Linien laufen in Alumni-Gruppen weiter – C. Baeumer (Univ. Twente), Q. Lu (Westlake Univ.), J. T. Mefford, D. Chen. Alternativ, falls XAS-Quantifizierung der methodische Kern ist: Host mit direktem Synchrotronzugang (z. B. PSI/SLS, MAX IV, Diamond). Danach die Host-Abschnitte aller Postdoc-Anträge neu schreiben (aktuell mit Revisionsvermerk markiert). • Empfohlener nächster Rechercheschritt: Re-Screening der Materialsysteme gegen die Cluster-Modell-Primärliteratur (Parametrik Δ, U, Transferintegrale nach Bocquet/Saitoh/Fujimori/Sarma) – prüfen, für welche Systeme diese Parameter serienweise publiziert sind. • Verifikations-Flags: Asanuma-Rückelektrode (SrRuO3) aus Plattformkontext erschlossen; Choi-Al-Top aus Begleitpublikationen bestätigt – vor Einreichung am Volltext gegenprüfen. • EV ist nur für STF experimentnah (Defektmodell), sonst DFT – in den Anträgen sauber als rechnerisch kennzeichnen; für LNO wäre die Interstitial-Energetik (1b) als eigenes Arbeitspaket auszuweisen. • Verteidigungsdatum, Patentdetails, Kooperationszusagen (Chueh, Synchrotron-, DFT-Partner), Wahl der Gastinstitution (RWTH vs. FZJ). • Manuskript-Platzhalter [P1]/[E4] mit realen Ergebnissen füllen. • ERC-/Emmy-Noether-Fassungen sind als Zukunftsszenario aus dem laufenden Lynen-Aufenthalt geschrieben – vor realer Nutzung anpassen.</w:t>
       </w:r>
     </w:p>
     <w:sectPr>

--- a/Materialsysteme_Vergleich.docx
+++ b/Materialsysteme_Vergleich.docx
@@ -21,7 +21,7 @@
           <w:sz w:val="18"/>
           <w:szCs w:val="18"/>
         </w:rPr>
-        <w:t xml:space="preserve">Stand: 09.08.2026, Fokus-Revision 5 (Fachfeedback eingearbeitet). Claude-Code-generiert. Externes Fachfeedback (08/2026) umgesetzt: Beleglage-Formulierungen zur XAS-Quantifizierung entschärft, Kovalenzbegriff in allen Anträgen über die Cluster-Modell-Grundlagenliteratur der 80er/90er verankert (Fujimori, Bocquet, Saitoh, Sarma; sechs neue Grundlagenreferenzen je Antragsset, einzeln verifiziert), kritische Distanz zur Katalyseliteratur als expliziter Methodik-Baustein, Host-Wahl als Revisionspunkt markiert (s. u.). Material_4 (LSMO) und Material_5 (LNO) wurden aus dem Portfolio entfernt, da für sie kein Schaltnachweis an einer Edelmetall-Grenzfläche existiert (Achse-2-Kriterium); in den EN-/ERC-Programmen ersetzt Pr1-xCaxMnO3 die bisherige LSMO-Referenzserie. Nach dem Familien-Screening (Materialscreening_2026-08-09.docx) wurden drei neue Materialordner mit vollständigen Antragssets ergänzt: Material_6 (LSCO mit SrCoOx-Anker), Material_7 (YBCO) und Material_8 (GDC, Fluorit). Bewertung entlang der Deskriptorkette in drei Beleg-Glieder zerlegt (1a, 1b, 2 – siehe unten); Elektrodenstapel und Stöchiometrie-Abhängigkeiten der 14 zentralen Device-Studien einzeln verifiziert. Referenzstatus: Alle 101 Literaturverweise des Portfolios am 09.08.2026 vollständig verifiziert und korrigiert, Literatursuche je System wiederholt, empfohlene Neuaufnahmen eingearbeitet (Details: Literaturpruefung_2026-08-09.docx). Die Drei-Glieder-Bewertung ist in die Antragsdokumente übernommen: Ketten-Absätze in allen EN-/ERC-Fassungen, geschärfte Systemargumente in den fünf Lynen-Exposés; Kramer 2017 und Nakamura 2013 neu im PCMO-Set, Mikheev 2015 neu im STF-Exposé. Jeder Materialordner (Material_1–3, Material_6–8) enthält ein vollständiges Antragsset: Feodor-Lynen-Exposé, ERC Starting Grant (COVMAP) und DFG Emmy Noether (COMET-Ox) sowie eigenständige Vollanträge für DAAD PRIME, das DFG-Walter-Benjamin-Programm und die MSCA Postdoctoral Fellowship (Global), jeweils ohne Bezug auf die Feodor-Lynen-Förderung formuliert – für den Auslandsaufenthalt wird nur eines der Postdoc-Programme verfolgt; die Parallel-Entwürfe dienen dem Formatvergleich.</w:t>
+        <w:t xml:space="preserve">Stand: 09.08.2026, Fokus-Revision 6 (Cluster-Modell-Re-Screening durchgeführt). Claude-Code-generiert. Externes Fachfeedback (08/2026) umgesetzt: Beleglage-Formulierungen zur XAS-Quantifizierung entschärft, Kovalenzbegriff in allen Anträgen über die Cluster-Modell-Grundlagenliteratur der 80er/90er verankert (Fujimori, Bocquet, Saitoh, Sarma; sechs neue Grundlagenreferenzen je Antragsset, einzeln verifiziert), kritische Distanz zur Katalyseliteratur als expliziter Methodik-Baustein, Host-Wahl als Revisionspunkt markiert (s. u.). Material_4 (LSMO) und Material_5 (LNO) wurden aus dem Portfolio entfernt, da für sie kein Schaltnachweis an einer Edelmetall-Grenzfläche existiert (Achse-2-Kriterium); in den EN-/ERC-Programmen ersetzt Pr1-xCaxMnO3 die bisherige LSMO-Referenzserie. Nach dem Familien-Screening (Materialscreening_2026-08-09.docx) wurden drei neue Materialordner mit vollständigen Antragssets ergänzt: Material_6 (LSCO mit SrCoOx-Anker), Material_7 (YBCO) und Material_8 (GDC, Fluorit). Bewertung entlang der Deskriptorkette in drei Beleg-Glieder zerlegt (1a, 1b, 2 – siehe unten); Elektrodenstapel und Stöchiometrie-Abhängigkeiten der 14 zentralen Device-Studien einzeln verifiziert. Referenzstatus: Alle 101 Literaturverweise des Portfolios am 09.08.2026 vollständig verifiziert und korrigiert, Literatursuche je System wiederholt, empfohlene Neuaufnahmen eingearbeitet (Details: Literaturpruefung_2026-08-09.docx). Die Drei-Glieder-Bewertung ist in die Antragsdokumente übernommen: Ketten-Absätze in allen EN-/ERC-Fassungen, geschärfte Systemargumente in den fünf Lynen-Exposés; Kramer 2017 und Nakamura 2013 neu im PCMO-Set, Mikheev 2015 neu im STF-Exposé. Jeder Materialordner (Material_1–3, Material_6–8) enthält ein vollständiges Antragsset: Feodor-Lynen-Exposé, ERC Starting Grant (COVMAP) und DFG Emmy Noether (COMET-Ox) sowie eigenständige Vollanträge für DAAD PRIME, das DFG-Walter-Benjamin-Programm und die MSCA Postdoctoral Fellowship (Global), jeweils ohne Bezug auf die Feodor-Lynen-Förderung formuliert – für den Auslandsaufenthalt wird nur eines der Postdoc-Programme verfolgt; die Parallel-Entwürfe dienen dem Formatvergleich.</w:t>
       </w:r>
     </w:p>
     <w:p>
@@ -889,7 +889,7 @@
         <w:spacing w:after="120" w:before="240"/>
       </w:pPr>
       <w:r>
-        <w:t xml:space="preserve">Einordnung und Empfehlung</w:t>
+        <w:t xml:space="preserve">Cluster-Modell-Parameterbasis (Achse 1a*, Re-Screening 09.08.2026)</w:t>
       </w:r>
     </w:p>
     <w:p>
@@ -897,39 +897,7 @@
         <w:spacing w:after="100"/>
       </w:pPr>
       <w:r>
-        <w:t xml:space="preserve">Rangfolge Achse 1a (Kovalenz vs. Stöchiometrie, experimentell): LSFO (kanonische XAS-Serie, Abbate 1992) &gt; STF (XAS-Serie vorhanden, Effekte klein) &gt; PCMO (zwei Messpunkte).</w:t>
-      </w:r>
-    </w:p>
-    <w:p>
-      <w:pPr>
-        <w:spacing w:after="100"/>
-      </w:pPr>
-      <w:r>
-        <w:t xml:space="preserve">Rangfolge Achse 1b (EV vs. Kovalenz, systemspezifisch): STF (einzige quasi-experimentelle EV-Skala, geschlossene Form) &gt; LSFO (quantitative DFT-Kette mit explizitem Kovalenz-Bezug, größter EV-Hub) &gt; PCMO (nur generische Modelle).</w:t>
-      </w:r>
-    </w:p>
-    <w:p>
-      <w:pPr>
-        <w:spacing w:after="100"/>
-      </w:pPr>
-      <w:r>
-        <w:t xml:space="preserve">Achse 2 unter dem Nachweis-Kriterium (Einzelstöchiometrie genügt): Alle drei verbliebenen Systeme erfüllen es – STF am stärksten (Pt-Basis mehrfach nachgewiesen, dazu Sr/Ti-Serie an Pt), PCMO (Pt/Pt, δ-abhängig, Kramer 2017), LSFO (Endglieder unter Au/SrRuO3). Damit wird die jeweils fehlende Kompositionsserie vom Risiko zum Projektinhalt: Korrelation mit der Kovalenz plus Optimierung des Schaltens über die Stöchiometrie.</w:t>
-      </w:r>
-    </w:p>
-    <w:p>
-      <w:pPr>
-        <w:spacing w:after="100"/>
-      </w:pPr>
-      <w:r>
-        <w:t xml:space="preserve">Lesart der Kette: Alle drei verbliebenen Systeme haben den Edelmetall-Nachweis und damit eine belastbare Startbasis – jedes Projekt kann unmittelbar Korrelation und Stöchiometrie-Optimierung verfolgen. STF führt zusätzlich auf 1b und hat als einziges auch eine Stöchiometrieserie an Pt (Sr/Ti); seine Lücken (direkte Kovalenz↔EV-Korrelation, Fe-Serie) sind exakt der Antragsinhalt. LSFO kombiniert das komplette Deskriptor-Fundament (1a exzellent, 1b quantitativ) mit erfüllter Achse 2 an den Endgliedern – die Zwischenserie ist der größte Optimierungsraum des Feldes. PCMO ist auf 1a/1b am dünnsten, bringt aber Nachweis, publizierte Kompositions-Benchmark (Asanuma) und die Eigenexpertise des Antragstellers mit.</w:t>
-      </w:r>
-    </w:p>
-    <w:p>
-      <w:pPr>
-        <w:spacing w:after="100"/>
-      </w:pPr>
-      <w:r>
-        <w:t xml:space="preserve">Empfehlung: STF als Lynen-Pilot (führt auf 1b + 2; Mikheev 2015 als methodische Blaupause „Stöchiometrie → Schottky-Barriere an Pt“), LSFO als Reihe 1 des Gruppenprogramms (Deskriptor-Fundament komplett, Achse 2 an den Endgliedern erfüllt), PCMO als Referenzserie 2 (Nachweis + Benchmark + Eigenexpertise). Die großen Anträge (ERC/Emmy Noether) führen entsprechend das Drei-Familien-Programm LSFO (primär) / PCMO (Referenz) / LSCO (Kartenverdichtung, zweite Phase); der Kobaltit-Baustein hat die Achse-2-Prüfung über sein Endglied SrCoOx bestanden (Screening 09.08.2026; vollständiges Antragsset in Material_6). YBCO (Ordner 7) und GDC (Ordner 8) sind Kartenerweiterungs-Optionen – als Lynen-Pilot wählbar, im Gruppenprogramm als exploratives Arbeitspaket der zweiten Phase: YBCO testet die Kuprat-Bindungsklasse, GDC die Übertragbarkeit auf die Fluorit-Struktur.</w:t>
+        <w:t xml:space="preserve">Auf Empfehlung des Fachfeedbacks wurde geprüft, für welche Systeme die CI-/Cluster-Modell-Parameter (Δ, U, Transferintegrale) publiziert sind (Details und Schlüsselquellen: ClusterModell_ReScreening_2026-08-09.docx). Verdikte: LSCO STARK (zwei unabhängige CI-Serienanalysen: Saitoh/Fujimori 1997, Chainani/Sarma 1992) · LSFO TEILWEISE–STARK (beide Endglieder quantitativ, inkl. negativem Δ für SrFeO3, HAXPES-bestätigt 2024; die Serie kreuzt das Vorzeichen von Δ) · YBCO TEILWEISE–STARK (Ebenen-Parameter kreuzvalidiert; δ-aufgelöste Extraktion offen, Nonlocal-Screening beachten) · GDC TEILWEISE (CeO2 kanonisch; Gd-/δ-Parametrik fehlt; 4f-Impurity-Rahmen) · STF und PCMO LÜCKE (keine CI-Extraktion publiziert – eigene Cluster-Analyse als expliziter Projektbaustein, Startparameter vorhanden). Die Befunde sind als „System-specific parameter status“ in die sechs Exposés übernommen (16 neue CI-Grundlagenreferenzen, einzeln verifiziert).</w:t>
       </w:r>
     </w:p>
     <w:p>
@@ -938,7 +906,7 @@
         <w:spacing w:after="120" w:before="240"/>
       </w:pPr>
       <w:r>
-        <w:t xml:space="preserve">Ausgeschiedene Systeme (09.08.2026)</w:t>
+        <w:t xml:space="preserve">Einordnung und Empfehlung</w:t>
       </w:r>
     </w:p>
     <w:p>
@@ -946,7 +914,7 @@
         <w:spacing w:after="100"/>
       </w:pPr>
       <w:r>
-        <w:t xml:space="preserve">La1-xSrxMnO3-δ (LSMO, vormals Material_4): Achse 2 nicht erfüllt – kein Schaltnachweis an einer Edelmetall-Grenzfläche für irgendeine Stöchiometrie (einzige x-Serie über reaktives Al, Choi 2013; Moreno 2010 spitzenbasiert; Liu 2024 mit Ag); zudem 1b dünn. Die exzellente 1a-Achse (Abbate 1992) bleibt dem Programm als Kalibrierbasis der Manganit-XAS erhalten.</w:t>
+        <w:t xml:space="preserve">Rangfolge Achse 1a (Kovalenz vs. Stöchiometrie, experimentell): LSFO (kanonische XAS-Serie, Abbate 1992) &gt; STF (XAS-Serie vorhanden, Effekte klein) &gt; PCMO (zwei Messpunkte).</w:t>
       </w:r>
     </w:p>
     <w:p>
@@ -954,7 +922,31 @@
         <w:spacing w:after="100"/>
       </w:pPr>
       <w:r>
-        <w:t xml:space="preserve">La2NiO4+δ / La2-xSrxNiO4 (LNO, vormals Material_5): Achse 2 nicht erfüllt – Schalten nur an reaktiver TiN-Grenzfläche (Khuu 2022, Koroleva 2024) bzw. als interner Oxid/Oxid-Kontakt (Maas 2022); zusätzlich 1b offen (Interstitial-Energetik unpubliziert). Bleibt als denkbares exploratives Thema notiert, ist aber nicht mehr Teil des Antragsportfolios.</w:t>
+        <w:t xml:space="preserve">Rangfolge Achse 1b (EV vs. Kovalenz, systemspezifisch): STF (einzige quasi-experimentelle EV-Skala, geschlossene Form) &gt; LSFO (quantitative DFT-Kette mit explizitem Kovalenz-Bezug, größter EV-Hub) &gt; PCMO (nur generische Modelle).</w:t>
+      </w:r>
+    </w:p>
+    <w:p>
+      <w:pPr>
+        <w:spacing w:after="100"/>
+      </w:pPr>
+      <w:r>
+        <w:t xml:space="preserve">Achse 2 unter dem Nachweis-Kriterium (Einzelstöchiometrie genügt): Alle drei verbliebenen Systeme erfüllen es – STF am stärksten (Pt-Basis mehrfach nachgewiesen, dazu Sr/Ti-Serie an Pt), PCMO (Pt/Pt, δ-abhängig, Kramer 2017), LSFO (Endglieder unter Au/SrRuO3). Damit wird die jeweils fehlende Kompositionsserie vom Risiko zum Projektinhalt: Korrelation mit der Kovalenz plus Optimierung des Schaltens über die Stöchiometrie.</w:t>
+      </w:r>
+    </w:p>
+    <w:p>
+      <w:pPr>
+        <w:spacing w:after="100"/>
+      </w:pPr>
+      <w:r>
+        <w:t xml:space="preserve">Lesart der Kette: Alle drei verbliebenen Systeme haben den Edelmetall-Nachweis und damit eine belastbare Startbasis – jedes Projekt kann unmittelbar Korrelation und Stöchiometrie-Optimierung verfolgen. STF führt zusätzlich auf 1b und hat als einziges auch eine Stöchiometrieserie an Pt (Sr/Ti); seine Lücken (direkte Kovalenz↔EV-Korrelation, Fe-Serie) sind exakt der Antragsinhalt. LSFO kombiniert das komplette Deskriptor-Fundament (1a exzellent, 1b quantitativ) mit erfüllter Achse 2 an den Endgliedern – die Zwischenserie ist der größte Optimierungsraum des Feldes. PCMO ist auf 1a/1b am dünnsten, bringt aber Nachweis, publizierte Kompositions-Benchmark (Asanuma) und die Eigenexpertise des Antragstellers mit.</w:t>
+      </w:r>
+    </w:p>
+    <w:p>
+      <w:pPr>
+        <w:spacing w:after="100"/>
+      </w:pPr>
+      <w:r>
+        <w:t xml:space="preserve">Empfehlung: STF als Lynen-Pilot (führt auf 1b + 2; Mikheev 2015 als methodische Blaupause „Stöchiometrie → Schottky-Barriere an Pt“), LSFO als Reihe 1 des Gruppenprogramms (Deskriptor-Fundament komplett, Achse 2 an den Endgliedern erfüllt), PCMO als Referenzserie 2 (Nachweis + Benchmark + Eigenexpertise). Die großen Anträge (ERC/Emmy Noether) führen entsprechend das Drei-Familien-Programm LSFO (primär) / PCMO (Referenz) / LSCO (Kartenverdichtung, zweite Phase); der Kobaltit-Baustein hat die Achse-2-Prüfung über sein Endglied SrCoOx bestanden (Screening 09.08.2026; vollständiges Antragsset in Material_6). YBCO (Ordner 7) und GDC (Ordner 8) sind Kartenerweiterungs-Optionen – als Lynen-Pilot wählbar, im Gruppenprogramm als exploratives Arbeitspaket der zweiten Phase: YBCO testet die Kuprat-Bindungsklasse, GDC die Übertragbarkeit auf die Fluorit-Struktur.</w:t>
       </w:r>
     </w:p>
     <w:p>
@@ -963,6 +955,31 @@
         <w:spacing w:after="120" w:before="240"/>
       </w:pPr>
       <w:r>
+        <w:t xml:space="preserve">Ausgeschiedene Systeme (09.08.2026)</w:t>
+      </w:r>
+    </w:p>
+    <w:p>
+      <w:pPr>
+        <w:spacing w:after="100"/>
+      </w:pPr>
+      <w:r>
+        <w:t xml:space="preserve">La1-xSrxMnO3-δ (LSMO, vormals Material_4): Achse 2 nicht erfüllt – kein Schaltnachweis an einer Edelmetall-Grenzfläche für irgendeine Stöchiometrie (einzige x-Serie über reaktives Al, Choi 2013; Moreno 2010 spitzenbasiert; Liu 2024 mit Ag); zudem 1b dünn. Die exzellente 1a-Achse (Abbate 1992) bleibt dem Programm als Kalibrierbasis der Manganit-XAS erhalten.</w:t>
+      </w:r>
+    </w:p>
+    <w:p>
+      <w:pPr>
+        <w:spacing w:after="100"/>
+      </w:pPr>
+      <w:r>
+        <w:t xml:space="preserve">La2NiO4+δ / La2-xSrxNiO4 (LNO, vormals Material_5): Achse 2 nicht erfüllt – Schalten nur an reaktiver TiN-Grenzfläche (Khuu 2022, Koroleva 2024) bzw. als interner Oxid/Oxid-Kontakt (Maas 2022); zusätzlich 1b offen (Interstitial-Energetik unpubliziert). Bleibt als denkbares exploratives Thema notiert, ist aber nicht mehr Teil des Antragsportfolios.</w:t>
+      </w:r>
+    </w:p>
+    <w:p>
+      <w:pPr>
+        <w:pStyle w:val="Heading1"/>
+        <w:spacing w:after="120" w:before="240"/>
+      </w:pPr>
+      <w:r>
         <w:t xml:space="preserve">Offene Punkte vor Einreichung</w:t>
       </w:r>
     </w:p>
@@ -971,7 +988,7 @@
         <w:spacing w:after="100"/>
       </w:pPr>
       <w:r>
-        <w:t xml:space="preserve">• Portfolio-Erweiterung: Das Familien-Screening vom 09.08.2026 (Materialscreening_2026-08-09.docx) identifiziert YBa2Cu3O7-δ, SrCoOx und Gd:CeO2 als weitere Systeme, die alle drei Beleg-Glieder erfüllen; SrCoOx de-riskt zugleich den LSCO-Phase-2-Baustein (Endglied-Logik analog LSFO/SrFeOx). • Host-Wahl neu bewerten (externes Fachfeedback, 08/2026): Die Chueh-Gruppe selbst ist kaum noch Perowskit-aktiv; die einschlägigen Linien laufen in Alumni-Gruppen weiter – C. Baeumer (Univ. Twente), Q. Lu (Westlake Univ.), J. T. Mefford, D. Chen. Alternativ, falls XAS-Quantifizierung der methodische Kern ist: Host mit direktem Synchrotronzugang (z. B. PSI/SLS, MAX IV, Diamond). Danach die Host-Abschnitte aller Postdoc-Anträge neu schreiben (aktuell mit Revisionsvermerk markiert). • Empfohlener nächster Rechercheschritt: Re-Screening der Materialsysteme gegen die Cluster-Modell-Primärliteratur (Parametrik Δ, U, Transferintegrale nach Bocquet/Saitoh/Fujimori/Sarma) – prüfen, für welche Systeme diese Parameter serienweise publiziert sind. • Verifikations-Flags: Asanuma-Rückelektrode (SrRuO3) aus Plattformkontext erschlossen; Choi-Al-Top aus Begleitpublikationen bestätigt – vor Einreichung am Volltext gegenprüfen. • EV ist nur für STF experimentnah (Defektmodell), sonst DFT – in den Anträgen sauber als rechnerisch kennzeichnen; für LNO wäre die Interstitial-Energetik (1b) als eigenes Arbeitspaket auszuweisen. • Verteidigungsdatum, Patentdetails, Kooperationszusagen (Chueh, Synchrotron-, DFT-Partner), Wahl der Gastinstitution (RWTH vs. FZJ). • Manuskript-Platzhalter [P1]/[E4] mit realen Ergebnissen füllen. • ERC-/Emmy-Noether-Fassungen sind als Zukunftsszenario aus dem laufenden Lynen-Aufenthalt geschrieben – vor realer Nutzung anpassen.</w:t>
+        <w:t xml:space="preserve">• Portfolio-Erweiterung: Das Familien-Screening vom 09.08.2026 (Materialscreening_2026-08-09.docx) identifiziert YBa2Cu3O7-δ, SrCoOx und Gd:CeO2 als weitere Systeme, die alle drei Beleg-Glieder erfüllen; SrCoOx de-riskt zugleich den LSCO-Phase-2-Baustein (Endglied-Logik analog LSFO/SrFeOx). • Host-Wahl neu bewerten (externes Fachfeedback, 08/2026): Die Chueh-Gruppe selbst ist kaum noch Perowskit-aktiv; die einschlägigen Linien laufen in Alumni-Gruppen weiter – C. Baeumer (Univ. Twente), Q. Lu (Westlake Univ.), J. T. Mefford, D. Chen. Alternativ, falls XAS-Quantifizierung der methodische Kern ist: Host mit direktem Synchrotronzugang (z. B. PSI/SLS, MAX IV, Diamond). Danach die Host-Abschnitte aller Postdoc-Anträge neu schreiben (aktuell mit Revisionsvermerk markiert). • Cluster-Modell-Re-Screening durchgeführt (09.08.2026, s. Abschnitt 1a* und ClusterModell_ReScreening_2026-08-09.docx); Restpunkt: exakte Parametertabellen (Bocquet 1992, Saitoh 1995/1997, Wadati 2005, Shen 1987) am Volltext prüfen – Verlagszugänge aus dieser Umgebung gesperrt – und Analyse-Werkzeug (CTM4XAS/Quanty) für die eigenen Fits festlegen. • Verifikations-Flags: Asanuma-Rückelektrode (SrRuO3) aus Plattformkontext erschlossen; Choi-Al-Top aus Begleitpublikationen bestätigt – vor Einreichung am Volltext gegenprüfen. • EV ist nur für STF experimentnah (Defektmodell), sonst DFT – in den Anträgen sauber als rechnerisch kennzeichnen; für LNO wäre die Interstitial-Energetik (1b) als eigenes Arbeitspaket auszuweisen. • Verteidigungsdatum, Patentdetails, Kooperationszusagen (Chueh, Synchrotron-, DFT-Partner), Wahl der Gastinstitution (RWTH vs. FZJ). • Manuskript-Platzhalter [P1]/[E4] mit realen Ergebnissen füllen. • ERC-/Emmy-Noether-Fassungen sind als Zukunftsszenario aus dem laufenden Lynen-Aufenthalt geschrieben – vor realer Nutzung anpassen.</w:t>
       </w:r>
     </w:p>
     <w:sectPr>

--- a/Materialsysteme_Vergleich.docx
+++ b/Materialsysteme_Vergleich.docx
@@ -21,7 +21,7 @@
           <w:sz w:val="18"/>
           <w:szCs w:val="18"/>
         </w:rPr>
-        <w:t xml:space="preserve">Stand: 09.08.2026, Fokus-Revision 6 (Cluster-Modell-Re-Screening durchgeführt). Claude-Code-generiert. Externes Fachfeedback (08/2026) umgesetzt: Beleglage-Formulierungen zur XAS-Quantifizierung entschärft, Kovalenzbegriff in allen Anträgen über die Cluster-Modell-Grundlagenliteratur der 80er/90er verankert (Fujimori, Bocquet, Saitoh, Sarma; sechs neue Grundlagenreferenzen je Antragsset, einzeln verifiziert), kritische Distanz zur Katalyseliteratur als expliziter Methodik-Baustein, Host-Wahl als Revisionspunkt markiert (s. u.). Material_4 (LSMO) und Material_5 (LNO) wurden aus dem Portfolio entfernt, da für sie kein Schaltnachweis an einer Edelmetall-Grenzfläche existiert (Achse-2-Kriterium); in den EN-/ERC-Programmen ersetzt Pr1-xCaxMnO3 die bisherige LSMO-Referenzserie. Nach dem Familien-Screening (Materialscreening_2026-08-09.docx) wurden drei neue Materialordner mit vollständigen Antragssets ergänzt: Material_6 (LSCO mit SrCoOx-Anker), Material_7 (YBCO) und Material_8 (GDC, Fluorit). Bewertung entlang der Deskriptorkette in drei Beleg-Glieder zerlegt (1a, 1b, 2 – siehe unten); Elektrodenstapel und Stöchiometrie-Abhängigkeiten der 14 zentralen Device-Studien einzeln verifiziert. Referenzstatus: Alle 101 Literaturverweise des Portfolios am 09.08.2026 vollständig verifiziert und korrigiert, Literatursuche je System wiederholt, empfohlene Neuaufnahmen eingearbeitet (Details: Literaturpruefung_2026-08-09.docx). Die Drei-Glieder-Bewertung ist in die Antragsdokumente übernommen: Ketten-Absätze in allen EN-/ERC-Fassungen, geschärfte Systemargumente in den fünf Lynen-Exposés; Kramer 2017 und Nakamura 2013 neu im PCMO-Set, Mikheev 2015 neu im STF-Exposé. Jeder Materialordner (Material_1–3, Material_6–8) enthält ein vollständiges Antragsset: Feodor-Lynen-Exposé, ERC Starting Grant (COVMAP) und DFG Emmy Noether (COMET-Ox) sowie eigenständige Vollanträge für DAAD PRIME, das DFG-Walter-Benjamin-Programm und die MSCA Postdoctoral Fellowship (Global), jeweils ohne Bezug auf die Feodor-Lynen-Förderung formuliert – für den Auslandsaufenthalt wird nur eines der Postdoc-Programme verfolgt; die Parallel-Entwürfe dienen dem Formatvergleich.</w:t>
+        <w:t xml:space="preserve">Stand: 10.08.2026, Fokus-Revision 7 (Gradient-Wafer-Plattform „one wafer, one map" als Methodik-Baustein ergänzt, s. eigener Abschnitt; zuvor Rev. 6: Cluster-Modell-Re-Screening durchgeführt). Claude-Code-generiert. Externes Fachfeedback (08/2026) umgesetzt: Beleglage-Formulierungen zur XAS-Quantifizierung entschärft, Kovalenzbegriff in allen Anträgen über die Cluster-Modell-Grundlagenliteratur der 80er/90er verankert (Fujimori, Bocquet, Saitoh, Sarma; sechs neue Grundlagenreferenzen je Antragsset, einzeln verifiziert), kritische Distanz zur Katalyseliteratur als expliziter Methodik-Baustein, Host-Wahl als Revisionspunkt markiert (s. u.). Material_4 (LSMO) und Material_5 (LNO) wurden aus dem Portfolio entfernt, da für sie kein Schaltnachweis an einer Edelmetall-Grenzfläche existiert (Achse-2-Kriterium); in den EN-/ERC-Programmen ersetzt Pr1-xCaxMnO3 die bisherige LSMO-Referenzserie. Nach dem Familien-Screening (Materialscreening_2026-08-09.docx) wurden drei neue Materialordner mit vollständigen Antragssets ergänzt: Material_6 (LSCO mit SrCoOx-Anker), Material_7 (YBCO) und Material_8 (GDC, Fluorit). Bewertung entlang der Deskriptorkette in drei Beleg-Glieder zerlegt (1a, 1b, 2 – siehe unten); Elektrodenstapel und Stöchiometrie-Abhängigkeiten der 14 zentralen Device-Studien einzeln verifiziert. Referenzstatus: Alle 101 Literaturverweise des Portfolios am 09.08.2026 vollständig verifiziert und korrigiert, Literatursuche je System wiederholt, empfohlene Neuaufnahmen eingearbeitet (Details: Literaturpruefung_2026-08-09.docx). Die Drei-Glieder-Bewertung ist in die Antragsdokumente übernommen: Ketten-Absätze in allen EN-/ERC-Fassungen, geschärfte Systemargumente in den fünf Lynen-Exposés; Kramer 2017 und Nakamura 2013 neu im PCMO-Set, Mikheev 2015 neu im STF-Exposé. Jeder Materialordner (Material_1–3, Material_6–8) enthält ein vollständiges Antragsset: Feodor-Lynen-Exposé, ERC Starting Grant (COVMAP) und DFG Emmy Noether (COMET-Ox) sowie eigenständige Vollanträge für DAAD PRIME, das DFG-Walter-Benjamin-Programm und die MSCA Postdoctoral Fellowship (Global), jeweils ohne Bezug auf die Feodor-Lynen-Förderung formuliert – für den Auslandsaufenthalt wird nur eines der Postdoc-Programme verfolgt; die Parallel-Entwürfe dienen dem Formatvergleich.</w:t>
       </w:r>
     </w:p>
     <w:p>
@@ -980,6 +980,87 @@
         <w:spacing w:after="120" w:before="240"/>
       </w:pPr>
       <w:r>
+        <w:t xml:space="preserve">Gradient-Wafer-Plattform: „one wafer, one map" (10.08.2026)</w:t>
+      </w:r>
+    </w:p>
+    <w:p>
+      <w:pPr>
+        <w:spacing w:after="100"/>
+      </w:pPr>
+      <w:r>
+        <w:t xml:space="preserve">Konzept: Die Large-Area-PLD (an PGI-7 vorhanden, inkl. Slit-System – Buczek et al., Thin Solid Films 2024) wird im Continuous-Composition-Spread-Modus betrieben: ein einzelner Wafer trägt die vollständige Stöchiometrieserie eines Systems als kontinuierlichen lateralen Gradienten. Ortsaufgelöste weiche XAS (O-K-Vorkante, TM-L2,3) übersetzt den Wafer in eine kontinuierliche Kovalenz-Karte; automatisiertes Prober-Mapping von Device-Arrays entlang der Gradientenspur liefert die korrespondierende Schalt-Karte. Ein Wafer = eine vollständige Deskriptor-und-Schalt-Karte – Grundlage einer standardisierten, auf weitere Materialsysteme übertragbaren Quantifizierungs-Pipeline.</w:t>
+      </w:r>
+    </w:p>
+    <w:p>
+      <w:pPr>
+        <w:spacing w:after="100"/>
+      </w:pPr>
+      <w:r>
+        <w:t xml:space="preserve">Stand der Technik (verifiziert 10.08.2026): • CCS-PLD ist etabliert – Slit-synchronisiertes Scannen entkoppelt Kompositions- und Dickengradient (Christen et al., Rev. Sci. Instrum. 2001/2003, ORNL); kombinatorische LA-PLD-Hardware bis 4 Zoll publiziert (Lorenz et al., Rev. Sci. Instrum. 94, 083905 (2023), Leipzig); epitaktische La1-xSrxMnO3-Spreads als Perowskit-Präzedenzfall (Venimadhav et al. 2005). • Ortsaufgelöstes Soft-XAS-Mapping hat einen direkten Präzedenzfall: On-the-fly-XMCD an 66 Positionen eines kombinatorischen Fe-Co-Ni-Spreads mit 0,5-mm-Strahl (NanoTerasu BL14U, STAM: Methods 2025). ALBA BOREAS: Spot &lt; 200×200 µm², 2–3 min/Spektrum (≈ 50–100 Punkte pro 8-h-Schicht, TEY+FY); Diamond B07-B (VerSoX) ist als automatisierte High-Throughput-NEXAFS-Beamline mit Batch-Probenwechsel gebaut (J. Synchrotron Rad. 31, 2024) – stärkster Kandidat für den Routine-Arm. • Schalt-Screening an einem Gradientenfilm existiert als Präzedenzfall (Dicken-Gradient-SrTiO3 mit Device-Arrays, Adv. Funct. Mater. 2023). • Daten-Pipeline zitierfähig: autonome Bayessche Mess-Steuerung (gpCAM/Bluesky, NSLS-II 2021), interpretierbare ML-XAS-Deskriptoren (Torrisi et al., npj Comput. Mater. 6, 109 (2020)).</w:t>
+      </w:r>
+    </w:p>
+    <w:p>
+      <w:pPr>
+        <w:spacing w:after="100"/>
+      </w:pPr>
+      <w:r>
+        <w:t xml:space="preserve">Auflösungsabschätzung: Bei Δx = 1 über 50 mm mittelt ein 200-µm-Spot über Δx ≈ 0,004, ein 0,5-mm-Spot über Δx ≈ 0,01 – d. h. 100–250 unabhängige Stöchiometriepunkte pro Wafer. Limitierend ist die Kompositions-Kalibrierkarte (XRF/WDX), nicht der Strahl.</w:t>
+      </w:r>
+    </w:p>
+    <w:p>
+      <w:pPr>
+        <w:spacing w:after="100"/>
+      </w:pPr>
+      <w:r>
+        <w:t xml:space="preserve">Zweite Nutzung desselben Wafers – Gas-Titration als EV-Messung (10.08.2026): Der Gradientenwafer wird bei definiertem Sauerstoffpartialdruck und definierter Temperatur äquilibriert; die eingestellte Nichtstöchiometrie δ wird ortsaufgelöst über die Übergangsmetall-Valenz in derselben XAS-Messung ausgelesen. Wichtig und ehrlich zu benennen: XAS liefert Valenz, nicht absolutes δ – die Karte muss über Ankerpunkte kalibriert werden (chemische Kapazität, chemische Expansion aus HT-XRD, Referenzprobe bekannter Stöchiometrie); flankierend sind optische Absorption (vollflächig abbildbar) und Leitfähigkeitsrelaxation an Pad-Arrays einsetzbar. Aus δ(x; pO2, T) für oxidierende und reduzierende Bedingungen folgt die Reduktionsenthalpie ΔHred(x) – eine experimentelle Sauerstoffleerstellen-Bildungsenergie, gemessen an denselben Punkten wie der Kovalenz-Deskriptor, auf derselben Probe und aus demselben Wachstumslauf. Damit wird Achse 1b (EV vs. Kovalenz) von einer überwiegend rechnerisch belegten zu einer direkt gemessenen Korrelation. Zugleich ist die Antwort auf oxidierende/reduzierende Behandlung selbst die schaltrelevante Größe (Leichtigkeit der VO-Bildung), die Titration also kein Umweg, sondern die direkte Messung des gesuchten Zusammenhangs.</w:t>
+      </w:r>
+    </w:p>
+    <w:p>
+      <w:pPr>
+        <w:spacing w:after="100"/>
+      </w:pPr>
+      <w:r>
+        <w:t xml:space="preserve">Methodische Basis und Validierungsziel: Dünnschicht-Defektchemie dieses Typs ist etabliert – chemische Kapazität an Ceria-Filmen (Chueh &amp; Haile, PCCP 11, 8144 (2009)), Brouwer-/van-’t-Hoff-Auswertung an (La,Sr)FeO3-δ-Filmen (Schmid, Rupp, Fleig, PCCP 20, 12016 (2018)), simultane optische δ-Messung an Pr:Ceria (Kim, Bishop, Thompson, Tuller, Chem. Mater. 26, 1374 (2014)). Als Validierungsziel bietet sich die kompositionsabhängige Reduktionsenthalpie des STF-Mischkristalls an (Rothschild et al., Chem. Mater. 18, 3651 (2006): ΔHred(x) = 5,8 − 3,4x + 1,7x² eV) – reproduziert der Gradientenwafer diese Kurve, ist die Methode belegt, und erst danach trägt die ko-lokalisierte Deskriptor-Messung.</w:t>
+      </w:r>
+    </w:p>
+    <w:p>
+      <w:pPr>
+        <w:spacing w:after="100"/>
+      </w:pPr>
+      <w:r>
+        <w:t xml:space="preserve">Messtechnische Randbedingungen: Ambient-Pressure-NEXAFS-Endstationen erlauben Spektroskopie unter Gas – Diamond B07-B verbindet dies explizit mit High-Throughput-Betrieb (J. Synchrotron Rad. 31 (2024)), ALBA CIRCE-NAPP erreicht über Differenzialpumpstufen ca. 25 mbar am Ort der Probe. Total-Electron-Yield bricht oberhalb weniger mbar zusammen; Auger-Ausbeute über den Analysator trägt bis in den 10–25-mbar-Bereich, Fluoreszenzausbeute mit Fensterzelle bis ~1 bar, dort aber mit Selbstabsorptions-Korrektur an den TM-L-Kanten. Elektronen-/Auger-Ausbeute misst zudem nur die äußeren Nanometer – genau die Zone, in der unter hoher Temperatur und pO2 Oberflächenanreicherung auftreten kann; bulk-sensitive Fluoreszenzausbeute wird daher parallel aufgezeichnet. Fallback ist die Ex-situ-Route (Äquilibrieren, Abschrecken, Messen bei RT): belastbar für Titanate/STF mit eingefrorenem δ, kritisch für Kobaltite/SrCoOx, GDC und YBCO. Elektrochemische δ-Kontrolle setzt einen ionenleitenden Substratstapel (YSZ/GDC) voraus und ist damit eine bewusste Architekturentscheidung für eigene Kalibrierwafer, nicht der Standardfall der epitaktischen Gradientenserie. Vorteil der Gradientengeometrie: Der Kationengradient ist bei Titrationstemperaturen stabil (laterale Kationendiffusion über cm vernachlässigbar), während der Sauerstoffaustausch vertikal über die Oberfläche läuft – Titration und Gradient stören einander nicht. Zwingende Kontrolle: Dosisreihen gegen strahlinduzierte Photoreduktion (Ce, Co, Fe, Mn), denn dieser Artefakt zeigt in dieselbe Richtung wie das gesuchte Signal.</w:t>
+      </w:r>
+    </w:p>
+    <w:p>
+      <w:pPr>
+        <w:spacing w:after="100"/>
+      </w:pPr>
+      <w:r>
+        <w:t xml:space="preserve">Neuheitsanspruch: Die Kombination Perowskit-Kompositions-Spread + O-K-Vorkanten-Mapping + defektchemische Gas-Titration + automatisiertes memristives Schalt-Mapping ist nach dem Rechercheergebnis vom 10.08.2026 unpubliziert – sowohl kombinatorische O-K-Karten von Oxid-Spreads als auch Kompositions-Gradient-plus-Prober-Mapping an Perowskit-Memristoren fehlen in der Literatur.</w:t>
+      </w:r>
+    </w:p>
+    <w:p>
+      <w:pPr>
+        <w:spacing w:after="100"/>
+      </w:pPr>
+      <w:r>
+        <w:t xml:space="preserve">Systemzuordnung: Kationen-Gradient (etabliert) für STF (Fe-Gehalt; kontinuierlicher STF-Spread wäre selbst neu), PCMO (Ca), LSFO (Sr), LSCO (Sr) und GDC (Gd); YBCO ist δ-basiert – kein Kationen-Spread möglich, laterales δ-Grading nur als exploratives Arbeitspaket. Ein kontrollierter lateraler Sauerstoff-Gradient ist generell nicht publiziert; adaptierbare Bausteine: lateral gestufte Getter-Schicht (topotaktische Reduktion), Temperatur-Gradienten-Anneal, elektrochemisches Pumpen (IREC-Route).</w:t>
+      </w:r>
+    </w:p>
+    <w:p>
+      <w:pPr>
+        <w:spacing w:after="100"/>
+      </w:pPr>
+      <w:r>
+        <w:t xml:space="preserve">Risiken: (i) Konvolvierte Gradienten – x kovariiert mit Dicke, Verspannung und effektiver Fluenz; ohne Slit-synchronisierten Scan plus vollständige Metrologie-Karten (XRF/WDX, XRR, XRD-RSM) ist „Kovalenz vs. x" konfundiert; Kationen-Übertrag ist fluenz-/pO2-abhängig (Wicklein et al., APL 101, 131601 (2012) – hausinterne Expertise). (ii) δ-Gradient unbewiesen; δ kann unter Strahl/Bias nachäquilibrieren. (iii) Wafer-skalige Epitaxie-/Temperatur-Uniformität – ggf. nutzbare Gradientenspur auf einen zentralen Streifen beschränken. Praktischer Engpass beim XAS: UHV-Manipulatoren sind auf Flag-Halter (~10 mm Verfahrweg) ausgelegt – Großhalter mit Beamline-Staff klären oder Wafer in 10–15-mm-Chips entlang der Spur sägen. (iv) Strahlinduzierte Photoreduktion (Ce, Mn, Fe, Co) wirkt in dieselbe Richtung wie die gesuchte gasinduzierte Reduktion – ohne Dosisreihen ist die EV(x)-Kurve nicht interpretierbar. (v) Oberflächen- statt Volumeninformation: Elektronen-/Auger-Ausbeute erfasst 2–10 nm, wo unter Titrationsbedingungen Anreicherungs- und Rekonstruktionseffekte auftreten – parallele Fluoreszenzausbeute und dünne Schichten als Gegenmaßnahme.</w:t>
+      </w:r>
+    </w:p>
+    <w:p>
+      <w:pPr>
+        <w:pStyle w:val="Heading1"/>
+        <w:spacing w:after="120" w:before="240"/>
+      </w:pPr>
+      <w:r>
         <w:t xml:space="preserve">Offene Punkte vor Einreichung</w:t>
       </w:r>
     </w:p>
@@ -988,7 +1069,7 @@
         <w:spacing w:after="100"/>
       </w:pPr>
       <w:r>
-        <w:t xml:space="preserve">• Portfolio-Erweiterung: Das Familien-Screening vom 09.08.2026 (Materialscreening_2026-08-09.docx) identifiziert YBa2Cu3O7-δ, SrCoOx und Gd:CeO2 als weitere Systeme, die alle drei Beleg-Glieder erfüllen; SrCoOx de-riskt zugleich den LSCO-Phase-2-Baustein (Endglied-Logik analog LSFO/SrFeOx). • Host-Wahl neu bewerten (externes Fachfeedback, 08/2026): Die Chueh-Gruppe selbst ist kaum noch Perowskit-aktiv; die einschlägigen Linien laufen in Alumni-Gruppen weiter – C. Baeumer (Univ. Twente), Q. Lu (Westlake Univ.), J. T. Mefford, D. Chen. Alternativ, falls XAS-Quantifizierung der methodische Kern ist: Host mit direktem Synchrotronzugang (z. B. PSI/SLS, MAX IV, Diamond). Danach die Host-Abschnitte aller Postdoc-Anträge neu schreiben (aktuell mit Revisionsvermerk markiert). • Cluster-Modell-Re-Screening durchgeführt (09.08.2026, s. Abschnitt 1a* und ClusterModell_ReScreening_2026-08-09.docx); Restpunkt: exakte Parametertabellen (Bocquet 1992, Saitoh 1995/1997, Wadati 2005, Shen 1987) am Volltext prüfen – Verlagszugänge aus dieser Umgebung gesperrt – und Analyse-Werkzeug (CTM4XAS/Quanty) für die eigenen Fits festlegen. • Verifikations-Flags: Asanuma-Rückelektrode (SrRuO3) aus Plattformkontext erschlossen; Choi-Al-Top aus Begleitpublikationen bestätigt – vor Einreichung am Volltext gegenprüfen. • EV ist nur für STF experimentnah (Defektmodell), sonst DFT – in den Anträgen sauber als rechnerisch kennzeichnen; für LNO wäre die Interstitial-Energetik (1b) als eigenes Arbeitspaket auszuweisen. • Verteidigungsdatum, Patentdetails, Kooperationszusagen (Chueh, Synchrotron-, DFT-Partner), Wahl der Gastinstitution (RWTH vs. FZJ). • Manuskript-Platzhalter [P1]/[E4] mit realen Ergebnissen füllen. • ERC-/Emmy-Noether-Fassungen sind als Zukunftsszenario aus dem laufenden Lynen-Aufenthalt geschrieben – vor realer Nutzung anpassen.</w:t>
+        <w:t xml:space="preserve">• Portfolio-Erweiterung: Das Familien-Screening vom 09.08.2026 (Materialscreening_2026-08-09.docx) identifiziert YBa2Cu3O7-δ, SrCoOx und Gd:CeO2 als weitere Systeme, die alle drei Beleg-Glieder erfüllen; SrCoOx de-riskt zugleich den LSCO-Phase-2-Baustein (Endglied-Logik analog LSFO/SrFeOx). • Host-Wahl neu bewerten (externes Fachfeedback, 08/2026): Die Chueh-Gruppe selbst ist kaum noch Perowskit-aktiv; die einschlägigen Linien laufen in Alumni-Gruppen weiter – C. Baeumer (Univ. Twente), Q. Lu (Westlake Univ.), J. T. Mefford, D. Chen. Alternativ, falls XAS-Quantifizierung der methodische Kern ist: Host mit direktem Synchrotronzugang (z. B. PSI/SLS, MAX IV, Diamond). Danach die Host-Abschnitte aller Postdoc-Anträge neu schreiben (aktuell mit Revisionsvermerk markiert). • Cluster-Modell-Re-Screening durchgeführt (09.08.2026, s. Abschnitt 1a* und ClusterModell_ReScreening_2026-08-09.docx); Restpunkt: exakte Parametertabellen (Bocquet 1992, Saitoh 1995/1997, Wadati 2005, Shen 1987) am Volltext prüfen – Verlagszugänge aus dieser Umgebung gesperrt – und Analyse-Werkzeug (CTM4XAS/Quanty) für die eigenen Fits festlegen. • Verifikations-Flags: Asanuma-Rückelektrode (SrRuO3) aus Plattformkontext erschlossen; Choi-Al-Top aus Begleitpublikationen bestätigt – vor Einreichung am Volltext gegenprüfen. • EV ist im Literaturstand nur für STF experimentnah (Defektmodell), sonst DFT – in den Anträgen weiterhin sauber als rechnerisch kennzeichnen; die Gas-Titration auf dem Gradientenwafer (s. Abschnitt Gradient-Wafer-Plattform) ist der geplante Weg, EV für alle Systeme selbst zu messen, ersetzt den Literaturbefund aber erst nach eigener Validierung (Gleichgewicht, Quench-Treue, Dosistests); für LNO wäre die Interstitial-Energetik (1b) als eigenes Arbeitspaket auszuweisen. • Verteidigungsdatum, Patentdetails, Kooperationszusagen (Chueh, Synchrotron-, DFT-Partner), Wahl der Gastinstitution (RWTH vs. FZJ). • Seitenlimits prüfen: Die Lynen-Exposés (max. 5 Seiten) und die ERC-B1-Fassung (max. 5 Seiten) sind durch die Plattform-Absätze länger geworden – vor Einreichung kürzen bzw. Teile in den Anhang verschieben. • Gradient-Wafer-Plattform: Verfahrweg/Probenhalter der Ziel-Beamline klären (Flag-Halter vs. Wafer), Kalibrierpunkte für absolutes δ festlegen (chemische Kapazität, chemische Expansion) und Dosisprotokoll gegen Photoreduktion ausarbeiten. • Manuskript-Platzhalter [P1]/[E4] mit realen Ergebnissen füllen. • ERC-/Emmy-Noether-Fassungen sind als Zukunftsszenario aus dem laufenden Lynen-Aufenthalt geschrieben – vor realer Nutzung anpassen.</w:t>
       </w:r>
     </w:p>
     <w:sectPr>

--- a/Materialsysteme_Vergleich.docx
+++ b/Materialsysteme_Vergleich.docx
@@ -1069,7 +1069,7 @@
         <w:spacing w:after="100"/>
       </w:pPr>
       <w:r>
-        <w:t xml:space="preserve">• Portfolio-Erweiterung: Das Familien-Screening vom 09.08.2026 (Materialscreening_2026-08-09.docx) identifiziert YBa2Cu3O7-δ, SrCoOx und Gd:CeO2 als weitere Systeme, die alle drei Beleg-Glieder erfüllen; SrCoOx de-riskt zugleich den LSCO-Phase-2-Baustein (Endglied-Logik analog LSFO/SrFeOx). • Host-Wahl neu bewerten (externes Fachfeedback, 08/2026): Die Chueh-Gruppe selbst ist kaum noch Perowskit-aktiv; die einschlägigen Linien laufen in Alumni-Gruppen weiter – C. Baeumer (Univ. Twente), Q. Lu (Westlake Univ.), J. T. Mefford, D. Chen. Alternativ, falls XAS-Quantifizierung der methodische Kern ist: Host mit direktem Synchrotronzugang (z. B. PSI/SLS, MAX IV, Diamond). Danach die Host-Abschnitte aller Postdoc-Anträge neu schreiben (aktuell mit Revisionsvermerk markiert). • Cluster-Modell-Re-Screening durchgeführt (09.08.2026, s. Abschnitt 1a* und ClusterModell_ReScreening_2026-08-09.docx); Restpunkt: exakte Parametertabellen (Bocquet 1992, Saitoh 1995/1997, Wadati 2005, Shen 1987) am Volltext prüfen – Verlagszugänge aus dieser Umgebung gesperrt – und Analyse-Werkzeug (CTM4XAS/Quanty) für die eigenen Fits festlegen. • Verifikations-Flags: Asanuma-Rückelektrode (SrRuO3) aus Plattformkontext erschlossen; Choi-Al-Top aus Begleitpublikationen bestätigt – vor Einreichung am Volltext gegenprüfen. • EV ist im Literaturstand nur für STF experimentnah (Defektmodell), sonst DFT – in den Anträgen weiterhin sauber als rechnerisch kennzeichnen; die Gas-Titration auf dem Gradientenwafer (s. Abschnitt Gradient-Wafer-Plattform) ist der geplante Weg, EV für alle Systeme selbst zu messen, ersetzt den Literaturbefund aber erst nach eigener Validierung (Gleichgewicht, Quench-Treue, Dosistests); für LNO wäre die Interstitial-Energetik (1b) als eigenes Arbeitspaket auszuweisen. • Verteidigungsdatum, Patentdetails, Kooperationszusagen (Chueh, Synchrotron-, DFT-Partner), Wahl der Gastinstitution (RWTH vs. FZJ). • Seitenlimits prüfen: Die Lynen-Exposés (max. 5 Seiten) und die ERC-B1-Fassung (max. 5 Seiten) sind durch die Plattform-Absätze länger geworden – vor Einreichung kürzen bzw. Teile in den Anhang verschieben. • Gradient-Wafer-Plattform: Verfahrweg/Probenhalter der Ziel-Beamline klären (Flag-Halter vs. Wafer), Kalibrierpunkte für absolutes δ festlegen (chemische Kapazität, chemische Expansion) und Dosisprotokoll gegen Photoreduktion ausarbeiten. • Manuskript-Platzhalter [P1]/[E4] mit realen Ergebnissen füllen. • ERC-/Emmy-Noether-Fassungen sind als Zukunftsszenario aus dem laufenden Lynen-Aufenthalt geschrieben – vor realer Nutzung anpassen.</w:t>
+        <w:t xml:space="preserve">• Portfolio-Erweiterung: Das Familien-Screening vom 09.08.2026 (Materialscreening_2026-08-09.docx) identifiziert YBa2Cu3O7-δ, SrCoOx und Gd:CeO2 als weitere Systeme, die alle drei Beleg-Glieder erfüllen; SrCoOx de-riskt zugleich den LSCO-Phase-2-Baustein (Endglied-Logik analog LSFO/SrFeOx). • Host-Wahl neu bewerten (externes Fachfeedback, 08/2026): Die Chueh-Gruppe selbst ist kaum noch Perowskit-aktiv; die einschlägigen Linien laufen in Alumni-Gruppen weiter – C. Baeumer (Univ. Twente), Q. Lu (Westlake Univ.), J. T. Mefford, D. Chen. Alternativ, falls XAS-Quantifizierung der methodische Kern ist: Host mit direktem Synchrotronzugang (z. B. PSI/SLS, MAX IV, Diamond). Danach die Host-Abschnitte aller Postdoc-Anträge neu schreiben (aktuell mit Revisionsvermerk markiert). • Cluster-Modell-Re-Screening durchgeführt (09.08.2026, s. Abschnitt 1a* und ClusterModell_ReScreening_2026-08-09.docx); Die daraus folgende Deskriptor-Konstruktion (dreistufig: normierte O-K-Vorkante → CI-Clustermodell-Verankerung → Kalibrierung) und sechs Wege zur Verknüpfung mit EV sind in Deskriptor_Konstruktion_2026-08-10.docx ausgearbeitet. Restpunkt: exakte Parametertabellen (Bocquet 1992, Saitoh 1995/1997, Wadati 2005, Shen 1987) am Volltext prüfen – Verlagszugänge aus dieser Umgebung gesperrt – und Analyse-Werkzeug (CTM4XAS/Quanty) für die eigenen Fits festlegen. • Verifikations-Flags: Asanuma-Rückelektrode (SrRuO3) aus Plattformkontext erschlossen; Choi-Al-Top aus Begleitpublikationen bestätigt – vor Einreichung am Volltext gegenprüfen. • EV ist im Literaturstand nur für STF experimentnah (Defektmodell), sonst DFT – in den Anträgen weiterhin sauber als rechnerisch kennzeichnen; die Gas-Titration auf dem Gradientenwafer (s. Abschnitt Gradient-Wafer-Plattform) ist der geplante Weg, EV für alle Systeme selbst zu messen, ersetzt den Literaturbefund aber erst nach eigener Validierung (Gleichgewicht, Quench-Treue, Dosistests); für LNO wäre die Interstitial-Energetik (1b) als eigenes Arbeitspaket auszuweisen. • Verteidigungsdatum, Patentdetails, Kooperationszusagen (Chueh, Synchrotron-, DFT-Partner), Wahl der Gastinstitution (RWTH vs. FZJ). • Seitenlimits prüfen: Die Lynen-Exposés (max. 5 Seiten) und die ERC-B1-Fassung (max. 5 Seiten) sind durch die Plattform-Absätze länger geworden – vor Einreichung kürzen bzw. Teile in den Anhang verschieben. • Gradient-Wafer-Plattform: Verfahrweg/Probenhalter der Ziel-Beamline klären (Flag-Halter vs. Wafer), Kalibrierpunkte für absolutes δ festlegen (chemische Kapazität, chemische Expansion) und Dosisprotokoll gegen Photoreduktion ausarbeiten. • Manuskript-Platzhalter [P1]/[E4] mit realen Ergebnissen füllen. • ERC-/Emmy-Noether-Fassungen sind als Zukunftsszenario aus dem laufenden Lynen-Aufenthalt geschrieben – vor realer Nutzung anpassen.</w:t>
       </w:r>
     </w:p>
     <w:sectPr>

--- a/Materialsysteme_Vergleich.docx
+++ b/Materialsysteme_Vergleich.docx
@@ -21,7 +21,7 @@
           <w:sz w:val="18"/>
           <w:szCs w:val="18"/>
         </w:rPr>
-        <w:t xml:space="preserve">Stand: 10.08.2026, Fokus-Revision 7 (Gradient-Wafer-Plattform „one wafer, one map" als Methodik-Baustein ergänzt, s. eigener Abschnitt; zuvor Rev. 6: Cluster-Modell-Re-Screening durchgeführt). Claude-Code-generiert. Externes Fachfeedback (08/2026) umgesetzt: Beleglage-Formulierungen zur XAS-Quantifizierung entschärft, Kovalenzbegriff in allen Anträgen über die Cluster-Modell-Grundlagenliteratur der 80er/90er verankert (Fujimori, Bocquet, Saitoh, Sarma; sechs neue Grundlagenreferenzen je Antragsset, einzeln verifiziert), kritische Distanz zur Katalyseliteratur als expliziter Methodik-Baustein, Host-Wahl als Revisionspunkt markiert (s. u.). Material_4 (LSMO) und Material_5 (LNO) wurden aus dem Portfolio entfernt, da für sie kein Schaltnachweis an einer Edelmetall-Grenzfläche existiert (Achse-2-Kriterium); in den EN-/ERC-Programmen ersetzt Pr1-xCaxMnO3 die bisherige LSMO-Referenzserie. Nach dem Familien-Screening (Materialscreening_2026-08-09.docx) wurden drei neue Materialordner mit vollständigen Antragssets ergänzt: Material_6 (LSCO mit SrCoOx-Anker), Material_7 (YBCO) und Material_8 (GDC, Fluorit). Bewertung entlang der Deskriptorkette in drei Beleg-Glieder zerlegt (1a, 1b, 2 – siehe unten); Elektrodenstapel und Stöchiometrie-Abhängigkeiten der 14 zentralen Device-Studien einzeln verifiziert. Referenzstatus: Alle 101 Literaturverweise des Portfolios am 09.08.2026 vollständig verifiziert und korrigiert, Literatursuche je System wiederholt, empfohlene Neuaufnahmen eingearbeitet (Details: Literaturpruefung_2026-08-09.docx). Die Drei-Glieder-Bewertung ist in die Antragsdokumente übernommen: Ketten-Absätze in allen EN-/ERC-Fassungen, geschärfte Systemargumente in den fünf Lynen-Exposés; Kramer 2017 und Nakamura 2013 neu im PCMO-Set, Mikheev 2015 neu im STF-Exposé. Jeder Materialordner (Material_1–3, Material_6–8) enthält ein vollständiges Antragsset: Feodor-Lynen-Exposé, ERC Starting Grant (COVMAP) und DFG Emmy Noether (COMET-Ox) sowie eigenständige Vollanträge für DAAD PRIME, das DFG-Walter-Benjamin-Programm und die MSCA Postdoctoral Fellowship (Global), jeweils ohne Bezug auf die Feodor-Lynen-Förderung formuliert – für den Auslandsaufenthalt wird nur eines der Postdoc-Programme verfolgt; die Parallel-Entwürfe dienen dem Formatvergleich.</w:t>
+        <w:t xml:space="preserve">Stand: 10.08.2026, Fokus-Revision 8 (Deskriptor-Konstruktion D1/D2/D3 ausgearbeitet und in alle 36 Anträge übernommen, s. Deskriptor_Konstruktion_2026-08-10.docx; Rev. 7: Gradient-Wafer-Plattform „one wafer, one map" als Methodik-Baustein ergänzt, s. eigener Abschnitt; Rev. 6: Cluster-Modell-Re-Screening durchgeführt). Claude-Code-generiert. Externes Fachfeedback (08/2026) umgesetzt: Beleglage-Formulierungen zur XAS-Quantifizierung entschärft, Kovalenzbegriff in allen Anträgen über die Cluster-Modell-Grundlagenliteratur der 80er/90er verankert (Fujimori, Bocquet, Saitoh, Sarma; sechs neue Grundlagenreferenzen je Antragsset, einzeln verifiziert), kritische Distanz zur Katalyseliteratur als expliziter Methodik-Baustein, Host-Wahl als Revisionspunkt markiert (s. u.). Material_4 (LSMO) und Material_5 (LNO) wurden aus dem Portfolio entfernt, da für sie kein Schaltnachweis an einer Edelmetall-Grenzfläche existiert (Achse-2-Kriterium); in den EN-/ERC-Programmen ersetzt Pr1-xCaxMnO3 die bisherige LSMO-Referenzserie. Nach dem Familien-Screening (Materialscreening_2026-08-09.docx) wurden drei neue Materialordner mit vollständigen Antragssets ergänzt: Material_6 (LSCO mit SrCoOx-Anker), Material_7 (YBCO) und Material_8 (GDC, Fluorit). Bewertung entlang der Deskriptorkette in drei Beleg-Glieder zerlegt (1a, 1b, 2 – siehe unten); Elektrodenstapel und Stöchiometrie-Abhängigkeiten der 14 zentralen Device-Studien einzeln verifiziert. Referenzstatus: Alle 101 Literaturverweise des Portfolios am 09.08.2026 vollständig verifiziert und korrigiert, Literatursuche je System wiederholt, empfohlene Neuaufnahmen eingearbeitet (Details: Literaturpruefung_2026-08-09.docx). Die Drei-Glieder-Bewertung ist in die Antragsdokumente übernommen: Ketten-Absätze in allen EN-/ERC-Fassungen, geschärfte Systemargumente in den fünf Lynen-Exposés; Kramer 2017 und Nakamura 2013 neu im PCMO-Set, Mikheev 2015 neu im STF-Exposé. Jeder Materialordner (Material_1–3, Material_6–8) enthält ein vollständiges Antragsset: Feodor-Lynen-Exposé, ERC Starting Grant (COVMAP) und DFG Emmy Noether (COMET-Ox) sowie eigenständige Vollanträge für DAAD PRIME, das DFG-Walter-Benjamin-Programm und die MSCA Postdoctoral Fellowship (Global), jeweils ohne Bezug auf die Feodor-Lynen-Förderung formuliert – für den Auslandsaufenthalt wird nur eines der Postdoc-Programme verfolgt; die Parallel-Entwürfe dienen dem Formatvergleich.</w:t>
       </w:r>
     </w:p>
     <w:p>
